--- a/firmware/rapidplus/docs/manual/HDSD-Web-FBT-RAPID.docx
+++ b/firmware/rapidplus/docs/manual/HDSD-Web-FBT-RAPID.docx
@@ -235,7 +235,7 @@
           <w:color w:val="083336"/>
           <w:sz w:val="22"/>
         </w:rPr>
-        <w:t>3. Hai kiểu giao diện: điện thoại và màn hình lớn</w:t>
+        <w:t>3. Màn hình Home</w:t>
       </w:r>
     </w:p>
     <w:p>
@@ -248,20 +248,7 @@
           <w:b w:val="0"/>
           <w:sz w:val="20"/>
         </w:rPr>
-        <w:t>3.1. Máy của bạn thuộc kiểu nào</w:t>
-      </w:r>
-    </w:p>
-    <w:p>
-      <w:pPr>
-        <w:spacing w:after="40"/>
-        <w:ind w:left="432"/>
-      </w:pPr>
-      <w:r>
-        <w:rPr>
-          <w:b w:val="0"/>
-          <w:sz w:val="20"/>
-        </w:rPr>
-        <w:t>3.2. Khác nhau ở chỗ nào</w:t>
+        <w:t>3.1. Ý nghĩa các ô bấm theo từng bước</w:t>
       </w:r>
     </w:p>
     <w:p>
@@ -275,20 +262,7 @@
           <w:color w:val="083336"/>
           <w:sz w:val="22"/>
         </w:rPr>
-        <w:t>4. Màn hình Home</w:t>
-      </w:r>
-    </w:p>
-    <w:p>
-      <w:pPr>
-        <w:spacing w:after="40"/>
-        <w:ind w:left="432"/>
-      </w:pPr>
-      <w:r>
-        <w:rPr>
-          <w:b w:val="0"/>
-          <w:sz w:val="20"/>
-        </w:rPr>
-        <w:t>4.1. Ý nghĩa các ô bấm theo từng bước</w:t>
+        <w:t>4. Ly giải mẫu — giai đoạn 1</w:t>
       </w:r>
     </w:p>
     <w:p>
@@ -302,7 +276,7 @@
           <w:color w:val="083336"/>
           <w:sz w:val="22"/>
         </w:rPr>
-        <w:t>5. Quy trình Amplification qua web (quy trình chính)</w:t>
+        <w:t>5. Khuếch đại — giai đoạn 2</w:t>
       </w:r>
     </w:p>
     <w:p>
@@ -367,7 +341,7 @@
           <w:b w:val="0"/>
           <w:sz w:val="20"/>
         </w:rPr>
-        <w:t>Bước 5 — Kết thúc mẻ</w:t>
+        <w:t>Bước 5 — Kết thúc lần chạy</w:t>
       </w:r>
     </w:p>
     <w:p>
@@ -381,7 +355,72 @@
           <w:color w:val="083336"/>
           <w:sz w:val="22"/>
         </w:rPr>
-        <w:t>6. Quy trình đầy đủ có giai đoạn Lysis</w:t>
+        <w:t>6. Đọc kết quả — thẻ Result</w:t>
+      </w:r>
+    </w:p>
+    <w:p>
+      <w:pPr>
+        <w:spacing w:after="40"/>
+        <w:ind w:left="432"/>
+      </w:pPr>
+      <w:r>
+        <w:rPr>
+          <w:b w:val="0"/>
+          <w:sz w:val="20"/>
+        </w:rPr>
+        <w:t>6.1. Bảng kết quả</w:t>
+      </w:r>
+    </w:p>
+    <w:p>
+      <w:pPr>
+        <w:spacing w:after="40"/>
+        <w:ind w:left="432"/>
+      </w:pPr>
+      <w:r>
+        <w:rPr>
+          <w:b w:val="0"/>
+          <w:sz w:val="20"/>
+        </w:rPr>
+        <w:t>6.2. Ý nghĩa chữ cái ở cột RESULT</w:t>
+      </w:r>
+    </w:p>
+    <w:p>
+      <w:pPr>
+        <w:spacing w:after="40"/>
+        <w:ind w:left="432"/>
+      </w:pPr>
+      <w:r>
+        <w:rPr>
+          <w:b w:val="0"/>
+          <w:sz w:val="20"/>
+        </w:rPr>
+        <w:t>6.3. Xem lại đường cong</w:t>
+      </w:r>
+    </w:p>
+    <w:p>
+      <w:pPr>
+        <w:spacing w:after="40"/>
+        <w:ind w:left="432"/>
+      </w:pPr>
+      <w:r>
+        <w:rPr>
+          <w:b w:val="0"/>
+          <w:sz w:val="20"/>
+        </w:rPr>
+        <w:t>6.4. Bảng lỗi cảm biến</w:t>
+      </w:r>
+    </w:p>
+    <w:p>
+      <w:pPr>
+        <w:spacing w:after="40"/>
+        <w:ind w:left="432"/>
+      </w:pPr>
+      <w:r>
+        <w:rPr>
+          <w:b w:val="0"/>
+          <w:sz w:val="20"/>
+        </w:rPr>
+        <w:t>6.5. Xem lại lần chạy sau khi đã tắt máy</w:t>
       </w:r>
     </w:p>
     <w:p>
@@ -395,7 +434,7 @@
           <w:color w:val="083336"/>
           <w:sz w:val="22"/>
         </w:rPr>
-        <w:t>7. Đọc kết quả — thẻ Result</w:t>
+        <w:t>7. Thẻ Setting</w:t>
       </w:r>
     </w:p>
     <w:p>
@@ -408,7 +447,7 @@
           <w:b w:val="0"/>
           <w:sz w:val="20"/>
         </w:rPr>
-        <w:t>7.1. Bảng kết quả</w:t>
+        <w:t>7.1. WiFi</w:t>
       </w:r>
     </w:p>
     <w:p>
@@ -421,7 +460,7 @@
           <w:b w:val="0"/>
           <w:sz w:val="20"/>
         </w:rPr>
-        <w:t>7.2. Ý nghĩa chữ cái ở cột RESULT</w:t>
+        <w:t>7.2. Profile Configuration — thông số chạy</w:t>
       </w:r>
     </w:p>
     <w:p>
@@ -434,20 +473,7 @@
           <w:b w:val="0"/>
           <w:sz w:val="20"/>
         </w:rPr>
-        <w:t>7.3. Xem lại đường cong</w:t>
-      </w:r>
-    </w:p>
-    <w:p>
-      <w:pPr>
-        <w:spacing w:after="40"/>
-        <w:ind w:left="432"/>
-      </w:pPr>
-      <w:r>
-        <w:rPr>
-          <w:b w:val="0"/>
-          <w:sz w:val="20"/>
-        </w:rPr>
-        <w:t>7.4. Xem lại mẻ sau khi đã tắt máy</w:t>
+        <w:t>7.3. Firmware — cập nhật phần mềm máy</w:t>
       </w:r>
     </w:p>
     <w:p>
@@ -461,46 +487,7 @@
           <w:color w:val="083336"/>
           <w:sz w:val="22"/>
         </w:rPr>
-        <w:t>8. Thẻ Setting</w:t>
-      </w:r>
-    </w:p>
-    <w:p>
-      <w:pPr>
-        <w:spacing w:after="40"/>
-        <w:ind w:left="432"/>
-      </w:pPr>
-      <w:r>
-        <w:rPr>
-          <w:b w:val="0"/>
-          <w:sz w:val="20"/>
-        </w:rPr>
-        <w:t>8.1. WiFi</w:t>
-      </w:r>
-    </w:p>
-    <w:p>
-      <w:pPr>
-        <w:spacing w:after="40"/>
-        <w:ind w:left="432"/>
-      </w:pPr>
-      <w:r>
-        <w:rPr>
-          <w:b w:val="0"/>
-          <w:sz w:val="20"/>
-        </w:rPr>
-        <w:t>8.2. Profile Configuration — thông số chạy</w:t>
-      </w:r>
-    </w:p>
-    <w:p>
-      <w:pPr>
-        <w:spacing w:after="40"/>
-        <w:ind w:left="432"/>
-      </w:pPr>
-      <w:r>
-        <w:rPr>
-          <w:b w:val="0"/>
-          <w:sz w:val="20"/>
-        </w:rPr>
-        <w:t>8.3. Firmware — cập nhật phần mềm máy</w:t>
+        <w:t>8. Xử lý sự cố thường gặp</w:t>
       </w:r>
     </w:p>
     <w:p>
@@ -514,26 +501,12 @@
           <w:color w:val="083336"/>
           <w:sz w:val="22"/>
         </w:rPr>
-        <w:t>9. Xử lý sự cố thường gặp</w:t>
+        <w:t>9. Phụ lục — thông số mặc định</w:t>
       </w:r>
     </w:p>
     <w:p>
       <w:pPr>
         <w:spacing w:after="40"/>
-        <w:ind w:left="0"/>
-      </w:pPr>
-      <w:r>
-        <w:rPr>
-          <w:b/>
-          <w:color w:val="083336"/>
-          <w:sz w:val="22"/>
-        </w:rPr>
-        <w:t>10. Phụ lục — thông số mặc định</w:t>
-      </w:r>
-    </w:p>
-    <w:p>
-      <w:pPr>
-        <w:spacing w:after="40"/>
         <w:ind w:left="432"/>
       </w:pPr>
       <w:r>
@@ -541,7 +514,7 @@
           <w:b w:val="0"/>
           <w:sz w:val="20"/>
         </w:rPr>
-        <w:t>Danh mục bệnh chọn được cho từng giếng</w:t>
+        <w:t>Danh mục bệnh chọn được cho từng kênh</w:t>
       </w:r>
     </w:p>
     <w:p/>
@@ -598,7 +571,7 @@
           <w:b w:val="0"/>
           <w:i w:val="0"/>
         </w:rPr>
-        <w:t>xem trạng thái, nhiệt độ và thời gian còn lại của mẻ chạy;</w:t>
+        <w:t>xem trạng thái, nhiệt độ và thời gian còn lại của lần chạy;</w:t>
       </w:r>
     </w:p>
     <w:p>
@@ -622,7 +595,7 @@
           <w:b/>
           <w:i w:val="0"/>
         </w:rPr>
-        <w:t>đặt tên bệnh và tên mẫu cho từng giếng</w:t>
+        <w:t>đặt tên bệnh và tên mẫu cho từng kênh</w:t>
       </w:r>
       <w:r>
         <w:rPr>
@@ -667,7 +640,7 @@
           <w:b w:val="0"/>
           <w:i w:val="0"/>
         </w:rPr>
-        <w:t>đọc lại bảng kết quả và đường cong của mẻ vừa chạy;</w:t>
+        <w:t>đọc lại bảng kết quả và đường cong của lần chạy vừa xong;</w:t>
       </w:r>
     </w:p>
     <w:p>
@@ -724,7 +697,7 @@
                 <w:b w:val="0"/>
                 <w:i w:val="0"/>
               </w:rPr>
-              <w:t xml:space="preserve"> làm mất dữ liệu của mẻ đang chạy.</w:t>
+              <w:t xml:space="preserve"> làm mất dữ liệu của lần chạy đang thực hiện.</w:t>
             </w:r>
           </w:p>
         </w:tc>
@@ -1078,7 +1051,7 @@
           <w:b/>
           <w:i w:val="0"/>
         </w:rPr>
-        <w:t>huỷ mẻ</w:t>
+        <w:t>huỷ lần chạy</w:t>
       </w:r>
       <w:r>
         <w:rPr>
@@ -1155,7 +1128,7 @@
                 <w:b/>
                 <w:i w:val="0"/>
               </w:rPr>
-              <w:t>Nút TRẮNG trong lúc máy đang gia nhiệt hoặc đang đo sẽ HUỶ MẺ.</w:t>
+              <w:t>Nút TRẮNG trong lúc máy đang gia nhiệt hoặc đang đo sẽ HUỶ LẦN CHẠY.</w:t>
             </w:r>
             <w:r>
               <w:rPr>
@@ -1211,7 +1184,7 @@
                 <w:b/>
                 <w:i w:val="0"/>
               </w:rPr>
-              <w:t>"huỷ mẻ"</w:t>
+              <w:t>"huỷ lần chạy"</w:t>
             </w:r>
             <w:r>
               <w:rPr>
@@ -1351,7 +1324,7 @@
                 <w:b w:val="0"/>
                 <w:i w:val="0"/>
               </w:rPr>
-              <w:t>Mở menu Setting trên màn hình máy (bật điểm phát sóng / gửi lại dữ liệu mẻ cũ)</w:t>
+              <w:t>Mở menu Setting trên màn hình máy (bật điểm phát sóng / gửi lại dữ liệu lần chạy trước)</w:t>
             </w:r>
           </w:p>
         </w:tc>
@@ -1383,7 +1356,7 @@
                 <w:b w:val="0"/>
                 <w:i w:val="0"/>
               </w:rPr>
-              <w:t xml:space="preserve">Xem lại kết quả mẻ gần nhất ngay trên màn hình máy — </w:t>
+              <w:t xml:space="preserve">Xem lại kết quả lần chạy gần nhất ngay trên màn hình máy — </w:t>
             </w:r>
             <w:r>
               <w:rPr>
@@ -1397,7 +1370,7 @@
                 <w:b w:val="0"/>
                 <w:i w:val="0"/>
               </w:rPr>
-              <w:t xml:space="preserve"> huỷ mẻ đang chạy</w:t>
+              <w:t xml:space="preserve"> huỷ lần chạy đang thực hiện</w:t>
             </w:r>
           </w:p>
         </w:tc>
@@ -1489,7 +1462,7 @@
                 <w:b w:val="0"/>
                 <w:i w:val="0"/>
               </w:rPr>
-              <w:t>, kể cả khi máy đang chạy mẻ và kể cả khi máy đang báo lỗi. Hãy cẩn thận khi cầm máy lúc đang có mẻ chạy.</w:t>
+              <w:t>, kể cả khi máy đang chạy và kể cả khi máy đang báo lỗi. Hãy cẩn thận khi cầm máy lúc đang có lần chạy.</w:t>
             </w:r>
           </w:p>
         </w:tc>
@@ -2716,7 +2689,7 @@
         <w:pStyle w:val="Heading1"/>
       </w:pPr>
       <w:r>
-        <w:t>3. Hai kiểu giao diện: điện thoại và màn hình lớn</w:t>
+        <w:t>3. Màn hình Home</w:t>
       </w:r>
     </w:p>
     <w:p>
@@ -2725,1198 +2698,7 @@
           <w:b w:val="0"/>
           <w:i w:val="0"/>
         </w:rPr>
-        <w:t xml:space="preserve">Web dashboard </w:t>
-      </w:r>
-      <w:r>
-        <w:rPr>
-          <w:b/>
-          <w:i w:val="0"/>
-        </w:rPr>
-        <w:t>tự đổi cách sắp xếp theo kích thước cửa sổ trình duyệt</w:t>
-      </w:r>
-      <w:r>
-        <w:rPr>
-          <w:b w:val="0"/>
-          <w:i w:val="0"/>
-        </w:rPr>
-        <w:t xml:space="preserve">, không theo loại máy. Có đúng </w:t>
-      </w:r>
-      <w:r>
-        <w:rPr>
-          <w:b/>
-          <w:i w:val="0"/>
-        </w:rPr>
-        <w:t>hai kiểu</w:t>
-      </w:r>
-      <w:r>
-        <w:rPr>
-          <w:b w:val="0"/>
-          <w:i w:val="0"/>
-        </w:rPr>
-        <w:t>:</w:t>
-      </w:r>
-    </w:p>
-    <w:tbl>
-      <w:tblPr>
-        <w:tblStyle w:val="LightGrid-Accent1"/>
-        <w:tblW w:type="auto" w:w="0"/>
-        <w:tblLook w:firstColumn="1" w:firstRow="1" w:lastColumn="0" w:lastRow="0" w:noHBand="0" w:noVBand="1" w:val="04A0"/>
-      </w:tblPr>
-      <w:tblGrid>
-        <w:gridCol w:w="3216"/>
-        <w:gridCol w:w="3216"/>
-        <w:gridCol w:w="3216"/>
-      </w:tblGrid>
-      <w:tr>
-        <w:tc>
-          <w:tcPr>
-            <w:tcW w:type="dxa" w:w="3216"/>
-          </w:tcPr>
-          <w:p>
-            <w:r>
-              <w:rPr>
-                <w:b/>
-              </w:rPr>
-            </w:r>
-            <w:r>
-              <w:rPr>
-                <w:b/>
-                <w:i w:val="0"/>
-              </w:rPr>
-              <w:t>Kiểu</w:t>
-            </w:r>
-          </w:p>
-        </w:tc>
-        <w:tc>
-          <w:tcPr>
-            <w:tcW w:type="dxa" w:w="3216"/>
-          </w:tcPr>
-          <w:p>
-            <w:r>
-              <w:rPr>
-                <w:b/>
-              </w:rPr>
-            </w:r>
-            <w:r>
-              <w:rPr>
-                <w:b/>
-                <w:i w:val="0"/>
-              </w:rPr>
-              <w:t>Khi nào</w:t>
-            </w:r>
-          </w:p>
-        </w:tc>
-        <w:tc>
-          <w:tcPr>
-            <w:tcW w:type="dxa" w:w="3216"/>
-          </w:tcPr>
-          <w:p>
-            <w:r>
-              <w:rPr>
-                <w:b/>
-              </w:rPr>
-            </w:r>
-            <w:r>
-              <w:rPr>
-                <w:b/>
-                <w:i w:val="0"/>
-              </w:rPr>
-              <w:t>Sắp xếp</w:t>
-            </w:r>
-          </w:p>
-        </w:tc>
-      </w:tr>
-      <w:tr>
-        <w:tc>
-          <w:tcPr>
-            <w:tcW w:type="dxa" w:w="3216"/>
-          </w:tcPr>
-          <w:p>
-            <w:r/>
-            <w:r>
-              <w:rPr>
-                <w:b/>
-                <w:i w:val="0"/>
-              </w:rPr>
-              <w:t>Một cột</w:t>
-            </w:r>
-          </w:p>
-        </w:tc>
-        <w:tc>
-          <w:tcPr>
-            <w:tcW w:type="dxa" w:w="3216"/>
-          </w:tcPr>
-          <w:p>
-            <w:r/>
-            <w:r>
-              <w:rPr>
-                <w:b w:val="0"/>
-                <w:i w:val="0"/>
-              </w:rPr>
-              <w:t xml:space="preserve">Cửa sổ hẹp hơn 820 px </w:t>
-            </w:r>
-            <w:r>
-              <w:rPr>
-                <w:b/>
-                <w:i w:val="0"/>
-              </w:rPr>
-              <w:t>hoặc</w:t>
-            </w:r>
-            <w:r>
-              <w:rPr>
-                <w:b w:val="0"/>
-                <w:i w:val="0"/>
-              </w:rPr>
-              <w:t xml:space="preserve"> thấp hơn 600 px</w:t>
-            </w:r>
-          </w:p>
-        </w:tc>
-        <w:tc>
-          <w:tcPr>
-            <w:tcW w:type="dxa" w:w="3216"/>
-          </w:tcPr>
-          <w:p>
-            <w:r/>
-            <w:r>
-              <w:rPr>
-                <w:b w:val="0"/>
-                <w:i w:val="0"/>
-              </w:rPr>
-              <w:t>Mọi khối xếp dọc, cuộn từ trên xuống</w:t>
-            </w:r>
-          </w:p>
-        </w:tc>
-      </w:tr>
-      <w:tr>
-        <w:tc>
-          <w:tcPr>
-            <w:tcW w:type="dxa" w:w="3216"/>
-          </w:tcPr>
-          <w:p>
-            <w:r/>
-            <w:r>
-              <w:rPr>
-                <w:b/>
-                <w:i w:val="0"/>
-              </w:rPr>
-              <w:t>Hai cột</w:t>
-            </w:r>
-          </w:p>
-        </w:tc>
-        <w:tc>
-          <w:tcPr>
-            <w:tcW w:type="dxa" w:w="3216"/>
-          </w:tcPr>
-          <w:p>
-            <w:r/>
-            <w:r>
-              <w:rPr>
-                <w:b w:val="0"/>
-                <w:i w:val="0"/>
-              </w:rPr>
-              <w:t xml:space="preserve">Cửa sổ rộng từ 820 px </w:t>
-            </w:r>
-            <w:r>
-              <w:rPr>
-                <w:b/>
-                <w:i w:val="0"/>
-              </w:rPr>
-              <w:t>và</w:t>
-            </w:r>
-            <w:r>
-              <w:rPr>
-                <w:b w:val="0"/>
-                <w:i w:val="0"/>
-              </w:rPr>
-              <w:t xml:space="preserve"> cao từ 600 px</w:t>
-            </w:r>
-          </w:p>
-        </w:tc>
-        <w:tc>
-          <w:tcPr>
-            <w:tcW w:type="dxa" w:w="3216"/>
-          </w:tcPr>
-          <w:p>
-            <w:r/>
-            <w:r>
-              <w:rPr>
-                <w:b w:val="0"/>
-                <w:i w:val="0"/>
-              </w:rPr>
-              <w:t>Trạng thái và nút bên trái, nhiệt độ / biểu đồ bên phải</w:t>
-            </w:r>
-          </w:p>
-        </w:tc>
-      </w:tr>
-    </w:tbl>
-    <w:p>
-      <w:pPr>
-        <w:spacing w:after="120"/>
-      </w:pPr>
-    </w:p>
-    <w:p>
-      <w:pPr>
-        <w:pStyle w:val="Heading2"/>
-      </w:pPr>
-      <w:r>
-        <w:t>3.1. Máy của bạn thuộc kiểu nào</w:t>
-      </w:r>
-    </w:p>
-    <w:p>
-      <w:r>
-        <w:rPr>
-          <w:b w:val="0"/>
-          <w:i w:val="0"/>
-        </w:rPr>
-        <w:t>Bảng dưới đây đo trực tiếp trên các kích thước màn hình thật:</w:t>
-      </w:r>
-    </w:p>
-    <w:tbl>
-      <w:tblPr>
-        <w:tblStyle w:val="LightGrid-Accent1"/>
-        <w:tblW w:type="auto" w:w="0"/>
-        <w:tblLook w:firstColumn="1" w:firstRow="1" w:lastColumn="0" w:lastRow="0" w:noHBand="0" w:noVBand="1" w:val="04A0"/>
-      </w:tblPr>
-      <w:tblGrid>
-        <w:gridCol w:w="3216"/>
-        <w:gridCol w:w="3216"/>
-        <w:gridCol w:w="3216"/>
-      </w:tblGrid>
-      <w:tr>
-        <w:tc>
-          <w:tcPr>
-            <w:tcW w:type="dxa" w:w="3216"/>
-          </w:tcPr>
-          <w:p>
-            <w:r>
-              <w:rPr>
-                <w:b/>
-              </w:rPr>
-            </w:r>
-            <w:r>
-              <w:rPr>
-                <w:b/>
-                <w:i w:val="0"/>
-              </w:rPr>
-              <w:t>Thiết bị</w:t>
-            </w:r>
-          </w:p>
-        </w:tc>
-        <w:tc>
-          <w:tcPr>
-            <w:tcW w:type="dxa" w:w="3216"/>
-          </w:tcPr>
-          <w:p>
-            <w:r>
-              <w:rPr>
-                <w:b/>
-              </w:rPr>
-            </w:r>
-            <w:r>
-              <w:rPr>
-                <w:b/>
-                <w:i w:val="0"/>
-              </w:rPr>
-              <w:t>Kích thước</w:t>
-            </w:r>
-          </w:p>
-        </w:tc>
-        <w:tc>
-          <w:tcPr>
-            <w:tcW w:type="dxa" w:w="3216"/>
-          </w:tcPr>
-          <w:p>
-            <w:r>
-              <w:rPr>
-                <w:b/>
-              </w:rPr>
-            </w:r>
-            <w:r>
-              <w:rPr>
-                <w:b/>
-                <w:i w:val="0"/>
-              </w:rPr>
-              <w:t>Kiểu giao diện</w:t>
-            </w:r>
-          </w:p>
-        </w:tc>
-      </w:tr>
-      <w:tr>
-        <w:tc>
-          <w:tcPr>
-            <w:tcW w:type="dxa" w:w="3216"/>
-          </w:tcPr>
-          <w:p>
-            <w:r/>
-            <w:r>
-              <w:rPr>
-                <w:b w:val="0"/>
-                <w:i w:val="0"/>
-              </w:rPr>
-              <w:t>iPhone SE / 14 / 14 Pro Max (dọc)</w:t>
-            </w:r>
-          </w:p>
-        </w:tc>
-        <w:tc>
-          <w:tcPr>
-            <w:tcW w:type="dxa" w:w="3216"/>
-          </w:tcPr>
-          <w:p>
-            <w:r/>
-            <w:r>
-              <w:rPr>
-                <w:b w:val="0"/>
-                <w:i w:val="0"/>
-              </w:rPr>
-              <w:t>375–430 × 667–932</w:t>
-            </w:r>
-          </w:p>
-        </w:tc>
-        <w:tc>
-          <w:tcPr>
-            <w:tcW w:type="dxa" w:w="3216"/>
-          </w:tcPr>
-          <w:p>
-            <w:r/>
-            <w:r>
-              <w:rPr>
-                <w:b/>
-                <w:i w:val="0"/>
-              </w:rPr>
-              <w:t>Một cột</w:t>
-            </w:r>
-          </w:p>
-        </w:tc>
-      </w:tr>
-      <w:tr>
-        <w:tc>
-          <w:tcPr>
-            <w:tcW w:type="dxa" w:w="3216"/>
-          </w:tcPr>
-          <w:p>
-            <w:r/>
-            <w:r>
-              <w:rPr>
-                <w:b w:val="0"/>
-                <w:i w:val="0"/>
-              </w:rPr>
-              <w:t>iPhone xoay ngang</w:t>
-            </w:r>
-          </w:p>
-        </w:tc>
-        <w:tc>
-          <w:tcPr>
-            <w:tcW w:type="dxa" w:w="3216"/>
-          </w:tcPr>
-          <w:p>
-            <w:r/>
-            <w:r>
-              <w:rPr>
-                <w:b w:val="0"/>
-                <w:i w:val="0"/>
-              </w:rPr>
-              <w:t>844 × 390</w:t>
-            </w:r>
-          </w:p>
-        </w:tc>
-        <w:tc>
-          <w:tcPr>
-            <w:tcW w:type="dxa" w:w="3216"/>
-          </w:tcPr>
-          <w:p>
-            <w:r/>
-            <w:r>
-              <w:rPr>
-                <w:b/>
-                <w:i w:val="0"/>
-              </w:rPr>
-              <w:t>Một cột</w:t>
-            </w:r>
-          </w:p>
-        </w:tc>
-      </w:tr>
-      <w:tr>
-        <w:tc>
-          <w:tcPr>
-            <w:tcW w:type="dxa" w:w="3216"/>
-          </w:tcPr>
-          <w:p>
-            <w:r/>
-            <w:r>
-              <w:rPr>
-                <w:b/>
-                <w:i w:val="0"/>
-              </w:rPr>
-              <w:t>iPad mini (dọc)</w:t>
-            </w:r>
-          </w:p>
-        </w:tc>
-        <w:tc>
-          <w:tcPr>
-            <w:tcW w:type="dxa" w:w="3216"/>
-          </w:tcPr>
-          <w:p>
-            <w:r/>
-            <w:r>
-              <w:rPr>
-                <w:b w:val="0"/>
-                <w:i w:val="0"/>
-              </w:rPr>
-              <w:t>744 × 1133</w:t>
-            </w:r>
-          </w:p>
-        </w:tc>
-        <w:tc>
-          <w:tcPr>
-            <w:tcW w:type="dxa" w:w="3216"/>
-          </w:tcPr>
-          <w:p>
-            <w:r/>
-            <w:r>
-              <w:rPr>
-                <w:b/>
-                <w:i w:val="0"/>
-              </w:rPr>
-              <w:t>Một cột</w:t>
-            </w:r>
-          </w:p>
-        </w:tc>
-      </w:tr>
-      <w:tr>
-        <w:tc>
-          <w:tcPr>
-            <w:tcW w:type="dxa" w:w="3216"/>
-          </w:tcPr>
-          <w:p>
-            <w:r/>
-            <w:r>
-              <w:rPr>
-                <w:b w:val="0"/>
-                <w:i w:val="0"/>
-              </w:rPr>
-              <w:t>iPad 10.9" / iPad Pro 11" (dọc)</w:t>
-            </w:r>
-          </w:p>
-        </w:tc>
-        <w:tc>
-          <w:tcPr>
-            <w:tcW w:type="dxa" w:w="3216"/>
-          </w:tcPr>
-          <w:p>
-            <w:r/>
-            <w:r>
-              <w:rPr>
-                <w:b w:val="0"/>
-                <w:i w:val="0"/>
-              </w:rPr>
-              <w:t>820–834 × 1180–1194</w:t>
-            </w:r>
-          </w:p>
-        </w:tc>
-        <w:tc>
-          <w:tcPr>
-            <w:tcW w:type="dxa" w:w="3216"/>
-          </w:tcPr>
-          <w:p>
-            <w:r/>
-            <w:r>
-              <w:rPr>
-                <w:b/>
-                <w:i w:val="0"/>
-              </w:rPr>
-              <w:t>Hai cột</w:t>
-            </w:r>
-          </w:p>
-        </w:tc>
-      </w:tr>
-      <w:tr>
-        <w:tc>
-          <w:tcPr>
-            <w:tcW w:type="dxa" w:w="3216"/>
-          </w:tcPr>
-          <w:p>
-            <w:r/>
-            <w:r>
-              <w:rPr>
-                <w:b w:val="0"/>
-                <w:i w:val="0"/>
-              </w:rPr>
-              <w:t>iPad (xoay ngang)</w:t>
-            </w:r>
-          </w:p>
-        </w:tc>
-        <w:tc>
-          <w:tcPr>
-            <w:tcW w:type="dxa" w:w="3216"/>
-          </w:tcPr>
-          <w:p>
-            <w:r/>
-            <w:r>
-              <w:rPr>
-                <w:b w:val="0"/>
-                <w:i w:val="0"/>
-              </w:rPr>
-              <w:t>1180 × 820</w:t>
-            </w:r>
-          </w:p>
-        </w:tc>
-        <w:tc>
-          <w:tcPr>
-            <w:tcW w:type="dxa" w:w="3216"/>
-          </w:tcPr>
-          <w:p>
-            <w:r/>
-            <w:r>
-              <w:rPr>
-                <w:b/>
-                <w:i w:val="0"/>
-              </w:rPr>
-              <w:t>Hai cột</w:t>
-            </w:r>
-          </w:p>
-        </w:tc>
-      </w:tr>
-      <w:tr>
-        <w:tc>
-          <w:tcPr>
-            <w:tcW w:type="dxa" w:w="3216"/>
-          </w:tcPr>
-          <w:p>
-            <w:r/>
-            <w:r>
-              <w:rPr>
-                <w:b w:val="0"/>
-                <w:i w:val="0"/>
-              </w:rPr>
-              <w:t>iPad Pro 12.9" (xoay ngang)</w:t>
-            </w:r>
-          </w:p>
-        </w:tc>
-        <w:tc>
-          <w:tcPr>
-            <w:tcW w:type="dxa" w:w="3216"/>
-          </w:tcPr>
-          <w:p>
-            <w:r/>
-            <w:r>
-              <w:rPr>
-                <w:b w:val="0"/>
-                <w:i w:val="0"/>
-              </w:rPr>
-              <w:t>1366 × 1024</w:t>
-            </w:r>
-          </w:p>
-        </w:tc>
-        <w:tc>
-          <w:tcPr>
-            <w:tcW w:type="dxa" w:w="3216"/>
-          </w:tcPr>
-          <w:p>
-            <w:r/>
-            <w:r>
-              <w:rPr>
-                <w:b/>
-                <w:i w:val="0"/>
-              </w:rPr>
-              <w:t>Hai cột</w:t>
-            </w:r>
-          </w:p>
-        </w:tc>
-      </w:tr>
-      <w:tr>
-        <w:tc>
-          <w:tcPr>
-            <w:tcW w:type="dxa" w:w="3216"/>
-          </w:tcPr>
-          <w:p>
-            <w:r/>
-            <w:r>
-              <w:rPr>
-                <w:b w:val="0"/>
-                <w:i w:val="0"/>
-              </w:rPr>
-              <w:t>Laptop, máy để bàn (cửa sổ toàn màn hình)</w:t>
-            </w:r>
-          </w:p>
-        </w:tc>
-        <w:tc>
-          <w:tcPr>
-            <w:tcW w:type="dxa" w:w="3216"/>
-          </w:tcPr>
-          <w:p>
-            <w:r/>
-            <w:r>
-              <w:rPr>
-                <w:b w:val="0"/>
-                <w:i w:val="0"/>
-              </w:rPr>
-              <w:t>từ 1280 × 800</w:t>
-            </w:r>
-          </w:p>
-        </w:tc>
-        <w:tc>
-          <w:tcPr>
-            <w:tcW w:type="dxa" w:w="3216"/>
-          </w:tcPr>
-          <w:p>
-            <w:r/>
-            <w:r>
-              <w:rPr>
-                <w:b/>
-                <w:i w:val="0"/>
-              </w:rPr>
-              <w:t>Hai cột</w:t>
-            </w:r>
-          </w:p>
-        </w:tc>
-      </w:tr>
-      <w:tr>
-        <w:tc>
-          <w:tcPr>
-            <w:tcW w:type="dxa" w:w="3216"/>
-          </w:tcPr>
-          <w:p>
-            <w:r/>
-            <w:r>
-              <w:rPr>
-                <w:b/>
-                <w:i w:val="0"/>
-              </w:rPr>
-              <w:t>Laptop thu cửa sổ còn nửa màn hình</w:t>
-            </w:r>
-          </w:p>
-        </w:tc>
-        <w:tc>
-          <w:tcPr>
-            <w:tcW w:type="dxa" w:w="3216"/>
-          </w:tcPr>
-          <w:p>
-            <w:r/>
-            <w:r>
-              <w:rPr>
-                <w:b w:val="0"/>
-                <w:i w:val="0"/>
-              </w:rPr>
-              <w:t>640 × 800</w:t>
-            </w:r>
-          </w:p>
-        </w:tc>
-        <w:tc>
-          <w:tcPr>
-            <w:tcW w:type="dxa" w:w="3216"/>
-          </w:tcPr>
-          <w:p>
-            <w:r/>
-            <w:r>
-              <w:rPr>
-                <w:b/>
-                <w:i w:val="0"/>
-              </w:rPr>
-              <w:t>Một cột</w:t>
-            </w:r>
-          </w:p>
-        </w:tc>
-      </w:tr>
-    </w:tbl>
-    <w:p>
-      <w:pPr>
-        <w:spacing w:after="120"/>
-      </w:pPr>
-    </w:p>
-    <w:tbl>
-      <w:tblPr>
-        <w:tblStyle w:val="TableGrid"/>
-        <w:tblW w:type="auto" w:w="0"/>
-        <w:tblLook w:firstColumn="1" w:firstRow="1" w:lastColumn="0" w:lastRow="0" w:noHBand="0" w:noVBand="1" w:val="04A0"/>
-      </w:tblPr>
-      <w:tblGrid>
-        <w:gridCol w:w="9648"/>
-      </w:tblGrid>
-      <w:tr>
-        <w:tc>
-          <w:tcPr>
-            <w:tcW w:type="dxa" w:w="9648"/>
-            <w:shd w:val="clear" w:fill="EAF6F7"/>
-          </w:tcPr>
-          <w:p>
-            <w:r>
-              <w:rPr>
-                <w:b/>
-                <w:color w:val="13757A"/>
-              </w:rPr>
-              <w:t xml:space="preserve">LƯU Ý: </w:t>
-            </w:r>
-            <w:r>
-              <w:rPr>
-                <w:b w:val="0"/>
-                <w:i w:val="0"/>
-              </w:rPr>
-              <w:t xml:space="preserve">Hai dòng in đậm là điều dễ gây bất ngờ: </w:t>
-            </w:r>
-            <w:r>
-              <w:rPr>
-                <w:b/>
-                <w:i w:val="0"/>
-              </w:rPr>
-              <w:t>iPad mini</w:t>
-            </w:r>
-            <w:r>
-              <w:rPr>
-                <w:b w:val="0"/>
-                <w:i w:val="0"/>
-              </w:rPr>
-              <w:t xml:space="preserve"> và </w:t>
-            </w:r>
-            <w:r>
-              <w:rPr>
-                <w:b/>
-                <w:i w:val="0"/>
-              </w:rPr>
-              <w:t>cửa sổ laptop thu nhỏ</w:t>
-            </w:r>
-            <w:r>
-              <w:rPr>
-                <w:b w:val="0"/>
-                <w:i w:val="0"/>
-              </w:rPr>
-              <w:t xml:space="preserve"> dùng đúng giao diện của điện thoại. Đó không phải lỗi — dashboard chỉ nhìn kích thước cửa sổ. Muốn về giao diện hai cột trên laptop, hãy </w:t>
-            </w:r>
-            <w:r>
-              <w:rPr>
-                <w:b/>
-                <w:i w:val="0"/>
-              </w:rPr>
-              <w:t>phóng to cửa sổ</w:t>
-            </w:r>
-            <w:r>
-              <w:rPr>
-                <w:b w:val="0"/>
-                <w:i w:val="0"/>
-              </w:rPr>
-              <w:t>; trên iPad mini thì không có cách nào, và cũng không cần: mọi chức năng đều có đủ ở giao diện một cột.</w:t>
-            </w:r>
-          </w:p>
-        </w:tc>
-      </w:tr>
-    </w:tbl>
-    <w:p>
-      <w:pPr>
-        <w:spacing w:after="120"/>
-      </w:pPr>
-    </w:p>
-    <w:p>
-      <w:r>
-        <w:rPr>
-          <w:b/>
-          <w:i w:val="0"/>
-        </w:rPr>
-        <w:t>Cách nhận biết nhanh:</w:t>
-      </w:r>
-      <w:r>
-        <w:rPr>
-          <w:b w:val="0"/>
-          <w:i w:val="0"/>
-        </w:rPr>
-        <w:t xml:space="preserve"> nhìn khối nhiệt độ. Nếu nó nằm </w:t>
-      </w:r>
-      <w:r>
-        <w:rPr>
-          <w:b/>
-          <w:i w:val="0"/>
-        </w:rPr>
-        <w:t>bên phải</w:t>
-      </w:r>
-      <w:r>
-        <w:rPr>
-          <w:b w:val="0"/>
-          <w:i w:val="0"/>
-        </w:rPr>
-        <w:t xml:space="preserve">, ngang hàng với khung trạng thái → bạn đang ở giao diện </w:t>
-      </w:r>
-      <w:r>
-        <w:rPr>
-          <w:b/>
-          <w:i w:val="0"/>
-        </w:rPr>
-        <w:t>hai cột</w:t>
-      </w:r>
-      <w:r>
-        <w:rPr>
-          <w:b w:val="0"/>
-          <w:i w:val="0"/>
-        </w:rPr>
-        <w:t xml:space="preserve">. Nếu nó nằm </w:t>
-      </w:r>
-      <w:r>
-        <w:rPr>
-          <w:b/>
-          <w:i w:val="0"/>
-        </w:rPr>
-        <w:t>bên dưới</w:t>
-      </w:r>
-      <w:r>
-        <w:rPr>
-          <w:b w:val="0"/>
-          <w:i w:val="0"/>
-        </w:rPr>
-        <w:t xml:space="preserve"> → </w:t>
-      </w:r>
-      <w:r>
-        <w:rPr>
-          <w:b/>
-          <w:i w:val="0"/>
-        </w:rPr>
-        <w:t>một cột</w:t>
-      </w:r>
-      <w:r>
-        <w:rPr>
-          <w:b w:val="0"/>
-          <w:i w:val="0"/>
-        </w:rPr>
-        <w:t>.</w:t>
-      </w:r>
-    </w:p>
-    <w:p>
-      <w:pPr>
-        <w:pStyle w:val="Heading2"/>
-      </w:pPr>
-      <w:r>
-        <w:t>3.2. Khác nhau ở chỗ nào</w:t>
-      </w:r>
-    </w:p>
-    <w:p>
-      <w:r>
-        <w:rPr>
-          <w:b w:val="0"/>
-          <w:i w:val="0"/>
-        </w:rPr>
-        <w:t xml:space="preserve">Quy trình vận hành </w:t>
-      </w:r>
-      <w:r>
-        <w:rPr>
-          <w:b/>
-          <w:i w:val="0"/>
-        </w:rPr>
-        <w:t>giống hệt nhau</w:t>
-      </w:r>
-      <w:r>
-        <w:rPr>
-          <w:b w:val="0"/>
-          <w:i w:val="0"/>
-        </w:rPr>
-        <w:t xml:space="preserve"> ở cả hai kiểu: cùng các nút, cùng thứ tự thao tác, cùng kết quả. Chỉ khác chỗ đặt các khối trên màn hình:</w:t>
-      </w:r>
-    </w:p>
-    <w:p>
-      <w:pPr>
-        <w:ind w:left="504" w:hanging="360"/>
-      </w:pPr>
-      <w:r>
-        <w:rPr>
-          <w:b/>
-        </w:rPr>
-        <w:t xml:space="preserve">1. </w:t>
-      </w:r>
-      <w:r>
-        <w:rPr>
-          <w:b/>
-          <w:i w:val="0"/>
-        </w:rPr>
-        <w:t>Thanh điều hướng Home – Result – Setting luôn nằm ở đáy màn hình</w:t>
-      </w:r>
-      <w:r>
-        <w:rPr>
-          <w:b w:val="0"/>
-          <w:i w:val="0"/>
-        </w:rPr>
-        <w:t xml:space="preserve"> ở cả hai kiểu.</w:t>
-      </w:r>
-    </w:p>
-    <w:p>
-      <w:pPr>
-        <w:ind w:left="504" w:hanging="360"/>
-      </w:pPr>
-      <w:r>
-        <w:rPr>
-          <w:b/>
-        </w:rPr>
-        <w:t xml:space="preserve">2. </w:t>
-      </w:r>
-      <w:r>
-        <w:rPr>
-          <w:b/>
-          <w:i w:val="0"/>
-        </w:rPr>
-        <w:t>Giao diện hai cột</w:t>
-      </w:r>
-      <w:r>
-        <w:rPr>
-          <w:b w:val="0"/>
-          <w:i w:val="0"/>
-        </w:rPr>
-        <w:t>: cột trái là trạng thái, thông báo và các nút bấm; cột phải là nhiệt độ, và khi chạy thì là biểu đồ.</w:t>
-      </w:r>
-    </w:p>
-    <w:p>
-      <w:pPr>
-        <w:ind w:left="504" w:hanging="360"/>
-      </w:pPr>
-      <w:r>
-        <w:rPr>
-          <w:b/>
-        </w:rPr>
-        <w:t xml:space="preserve">3. </w:t>
-      </w:r>
-      <w:r>
-        <w:rPr>
-          <w:b/>
-          <w:i w:val="0"/>
-        </w:rPr>
-        <w:t>Khi biểu đồ hiện lên, điện thoại sẽ ẨN bảng 10 giếng đi.</w:t>
-      </w:r>
-      <w:r>
-        <w:rPr>
-          <w:b w:val="0"/>
-          <w:i w:val="0"/>
-        </w:rPr>
-        <w:t xml:space="preserve"> Trên điện thoại, bảng đó chiếm gần trọn màn hình, phải cuộn qua nó mới thấy đường cong — mà lúc này bảng chỉ còn là chú giải màu, và biểu đồ đã tự in chú giải bên dưới. Trên màn hình lớn thì bảng vẫn ở lại cột trái để tra cứu.</w:t>
-      </w:r>
-    </w:p>
-    <w:p>
-      <w:pPr>
-        <w:ind w:left="504" w:hanging="360"/>
-      </w:pPr>
-      <w:r>
-        <w:rPr>
-          <w:b/>
-        </w:rPr>
-        <w:t xml:space="preserve">4. </w:t>
-      </w:r>
-      <w:r>
-        <w:rPr>
-          <w:b/>
-          <w:i w:val="0"/>
-        </w:rPr>
-        <w:t>Thẻ Result</w:t>
-      </w:r>
-      <w:r>
-        <w:rPr>
-          <w:b w:val="0"/>
-          <w:i w:val="0"/>
-        </w:rPr>
-        <w:t xml:space="preserve">: màn hình lớn xếp biểu đồ và bảng </w:t>
-      </w:r>
-      <w:r>
-        <w:rPr>
-          <w:b/>
-          <w:i w:val="0"/>
-        </w:rPr>
-        <w:t>cạnh nhau, cao bằng nhau</w:t>
-      </w:r>
-      <w:r>
-        <w:rPr>
-          <w:b w:val="0"/>
-          <w:i w:val="0"/>
-        </w:rPr>
-        <w:t xml:space="preserve">; điện thoại xếp biểu đồ </w:t>
-      </w:r>
-      <w:r>
-        <w:rPr>
-          <w:b/>
-          <w:i w:val="0"/>
-        </w:rPr>
-        <w:t>ở trên</w:t>
-      </w:r>
-      <w:r>
-        <w:rPr>
-          <w:b w:val="0"/>
-          <w:i w:val="0"/>
-        </w:rPr>
-        <w:t>, bảng ở dưới.</w:t>
-      </w:r>
-    </w:p>
-    <w:p>
-      <w:pPr>
-        <w:ind w:left="504" w:hanging="360"/>
-      </w:pPr>
-      <w:r>
-        <w:rPr>
-          <w:b/>
-        </w:rPr>
-        <w:t xml:space="preserve">5. </w:t>
-      </w:r>
-      <w:r>
-        <w:rPr>
-          <w:b/>
-          <w:i w:val="0"/>
-        </w:rPr>
-        <w:t>Bảng kết quả trên điện thoại ép mỗi giếng vào một dòng</w:t>
-      </w:r>
-      <w:r>
-        <w:rPr>
-          <w:b w:val="0"/>
-          <w:i w:val="0"/>
-        </w:rPr>
-        <w:t xml:space="preserve"> để xem đủ 10 giếng không phải cuộn; trên màn hình lớn các ô rộng rãi hơn.</w:t>
-      </w:r>
-    </w:p>
-    <w:p>
-      <w:pPr>
-        <w:ind w:left="504" w:hanging="360"/>
-      </w:pPr>
-      <w:r>
-        <w:rPr>
-          <w:b/>
-        </w:rPr>
-        <w:t xml:space="preserve">6. </w:t>
-      </w:r>
-      <w:r>
-        <w:rPr>
-          <w:b/>
-          <w:i w:val="0"/>
-        </w:rPr>
-        <w:t>Khối nhiệt độ AMPLIFICATION</w:t>
-      </w:r>
-      <w:r>
-        <w:rPr>
-          <w:b w:val="0"/>
-          <w:i w:val="0"/>
-        </w:rPr>
-        <w:t xml:space="preserve"> xếp </w:t>
-      </w:r>
-      <w:r>
-        <w:rPr>
-          <w:b/>
-          <w:i w:val="0"/>
-        </w:rPr>
-        <w:t>4 ô trên một hàng</w:t>
-      </w:r>
-      <w:r>
-        <w:rPr>
-          <w:b w:val="0"/>
-          <w:i w:val="0"/>
-        </w:rPr>
-        <w:t xml:space="preserve"> khi cửa sổ rộng từ 1280 px (laptop, màn hình rời); iPad và các cửa sổ hẹp hơn xếp </w:t>
-      </w:r>
-      <w:r>
-        <w:rPr>
-          <w:b/>
-          <w:i w:val="0"/>
-        </w:rPr>
-        <w:t>2 × 2</w:t>
-      </w:r>
-      <w:r>
-        <w:rPr>
-          <w:b w:val="0"/>
-          <w:i w:val="0"/>
-        </w:rPr>
-        <w:t xml:space="preserve"> để mỗi số còn đủ chỗ hiển thị. Cùng bốn giá trị, chỉ khác cách xếp.</w:t>
-      </w:r>
-    </w:p>
-    <w:tbl>
-      <w:tblPr>
-        <w:tblStyle w:val="TableGrid"/>
-        <w:tblW w:type="auto" w:w="0"/>
-        <w:tblLook w:firstColumn="1" w:firstRow="1" w:lastColumn="0" w:lastRow="0" w:noHBand="0" w:noVBand="1" w:val="04A0"/>
-      </w:tblPr>
-      <w:tblGrid>
-        <w:gridCol w:w="9648"/>
-      </w:tblGrid>
-      <w:tr>
-        <w:tc>
-          <w:tcPr>
-            <w:tcW w:type="dxa" w:w="9648"/>
-            <w:shd w:val="clear" w:fill="EAF6F7"/>
-          </w:tcPr>
-          <w:p>
-            <w:r>
-              <w:rPr>
-                <w:b/>
-                <w:color w:val="13757A"/>
-              </w:rPr>
-              <w:t xml:space="preserve">LƯU Ý: </w:t>
-            </w:r>
-            <w:r>
-              <w:rPr>
-                <w:b w:val="0"/>
-                <w:i w:val="0"/>
-              </w:rPr>
-              <w:t xml:space="preserve">Việc </w:t>
-            </w:r>
-            <w:r>
-              <w:rPr>
-                <w:b/>
-                <w:i w:val="0"/>
-              </w:rPr>
-              <w:t>đặt tên bệnh và tên mẫu</w:t>
-            </w:r>
-            <w:r>
-              <w:rPr>
-                <w:b w:val="0"/>
-                <w:i w:val="0"/>
-              </w:rPr>
-              <w:t xml:space="preserve"> dễ thao tác nhất trên màn hình lớn vì bảng 10 dòng hiện trọn vẹn. Trên điện thoại vẫn làm được đầy đủ, chỉ cần cuộn.</w:t>
-            </w:r>
-          </w:p>
-        </w:tc>
-      </w:tr>
-    </w:tbl>
-    <w:p>
-      <w:pPr>
-        <w:spacing w:after="120"/>
-      </w:pPr>
-    </w:p>
-    <w:p>
-      <w:pPr>
-        <w:jc w:val="center"/>
-      </w:pPr>
-      <w:r>
-        <w:drawing>
-          <wp:inline xmlns:a="http://schemas.openxmlformats.org/drawingml/2006/main" xmlns:pic="http://schemas.openxmlformats.org/drawingml/2006/picture">
-            <wp:extent cx="3126727" cy="6766558"/>
-            <wp:docPr id="2" name="Picture 2"/>
-            <wp:cNvGraphicFramePr>
-              <a:graphicFrameLocks noChangeAspect="1"/>
-            </wp:cNvGraphicFramePr>
-            <a:graphic>
-              <a:graphicData uri="http://schemas.openxmlformats.org/drawingml/2006/picture">
-                <pic:pic>
-                  <pic:nvPicPr>
-                    <pic:cNvPr id="0" name="01-home-idle-mobile.png"/>
-                    <pic:cNvPicPr/>
-                  </pic:nvPicPr>
-                  <pic:blipFill>
-                    <a:blip r:embed="rId9"/>
-                    <a:stretch>
-                      <a:fillRect/>
-                    </a:stretch>
-                  </pic:blipFill>
-                  <pic:spPr>
-                    <a:xfrm>
-                      <a:off x="0" y="0"/>
-                      <a:ext cx="3126727" cy="6766558"/>
-                    </a:xfrm>
-                    <a:prstGeom prst="rect"/>
-                  </pic:spPr>
-                </pic:pic>
-              </a:graphicData>
-            </a:graphic>
-          </wp:inline>
-        </w:drawing>
-      </w:r>
-    </w:p>
-    <w:p>
-      <w:pPr>
-        <w:spacing w:after="280"/>
-        <w:jc w:val="center"/>
-      </w:pPr>
-      <w:r>
-        <w:rPr>
-          <w:i/>
-          <w:color w:val="555F66"/>
-          <w:sz w:val="18"/>
-        </w:rPr>
-        <w:t>Giao diện một cột — điện thoại</w:t>
+        <w:t>Đây là màn hình mặc định khi mở web.</w:t>
       </w:r>
     </w:p>
     <w:p>
@@ -3927,7 +2709,7 @@
         <w:drawing>
           <wp:inline xmlns:a="http://schemas.openxmlformats.org/drawingml/2006/main" xmlns:pic="http://schemas.openxmlformats.org/drawingml/2006/picture">
             <wp:extent cx="5760720" cy="3870484"/>
-            <wp:docPr id="3" name="Picture 3"/>
+            <wp:docPr id="2" name="Picture 2"/>
             <wp:cNvGraphicFramePr>
               <a:graphicFrameLocks noChangeAspect="1"/>
             </wp:cNvGraphicFramePr>
@@ -3969,222 +2751,151 @@
           <w:color w:val="555F66"/>
           <w:sz w:val="18"/>
         </w:rPr>
-        <w:t>Giao diện hai cột — laptop và máy để bàn</w:t>
+        <w:t>Màn hình Home xem trên máy tính</w:t>
       </w:r>
     </w:p>
     <w:p>
-      <w:pPr>
-        <w:jc w:val="center"/>
-      </w:pPr>
-      <w:r>
-        <w:drawing>
-          <wp:inline xmlns:a="http://schemas.openxmlformats.org/drawingml/2006/main" xmlns:pic="http://schemas.openxmlformats.org/drawingml/2006/picture">
-            <wp:extent cx="4702185" cy="6766559"/>
-            <wp:docPr id="4" name="Picture 4"/>
-            <wp:cNvGraphicFramePr>
-              <a:graphicFrameLocks noChangeAspect="1"/>
-            </wp:cNvGraphicFramePr>
-            <a:graphic>
-              <a:graphicData uri="http://schemas.openxmlformats.org/drawingml/2006/picture">
-                <pic:pic>
-                  <pic:nvPicPr>
-                    <pic:cNvPr id="0" name="03-home-idle-ipad.png"/>
-                    <pic:cNvPicPr/>
-                  </pic:nvPicPr>
-                  <pic:blipFill>
-                    <a:blip r:embed="rId11"/>
-                    <a:stretch>
-                      <a:fillRect/>
-                    </a:stretch>
-                  </pic:blipFill>
-                  <pic:spPr>
-                    <a:xfrm>
-                      <a:off x="0" y="0"/>
-                      <a:ext cx="4702185" cy="6766559"/>
-                    </a:xfrm>
-                    <a:prstGeom prst="rect"/>
-                  </pic:spPr>
-                </pic:pic>
-              </a:graphicData>
-            </a:graphic>
-          </wp:inline>
-        </w:drawing>
+      <w:r>
+        <w:rPr>
+          <w:b w:val="0"/>
+          <w:i w:val="0"/>
+        </w:rPr>
+        <w:t>Các thành phần từ trên xuống (trên điện thoại) hoặc từ trái sang (trên máy tính):</w:t>
       </w:r>
     </w:p>
     <w:p>
       <w:pPr>
-        <w:spacing w:after="280"/>
-        <w:jc w:val="center"/>
-      </w:pPr>
-      <w:r>
-        <w:rPr>
-          <w:i/>
-          <w:color w:val="555F66"/>
-          <w:sz w:val="18"/>
-        </w:rPr>
-        <w:t>Giao diện hai cột trên iPad dựng dọc — cùng cách sắp xếp, hai cột hẹp hơn</w:t>
+        <w:pStyle w:val="ListBullet"/>
+      </w:pPr>
+      <w:r>
+        <w:rPr>
+          <w:b/>
+          <w:i w:val="0"/>
+        </w:rPr>
+        <w:t>Thanh tiêu đề</w:t>
+      </w:r>
+      <w:r>
+        <w:rPr>
+          <w:b w:val="0"/>
+          <w:i w:val="0"/>
+        </w:rPr>
+        <w:t xml:space="preserve">: logo Forte Biotech, </w:t>
+      </w:r>
+      <w:r>
+        <w:rPr>
+          <w:b/>
+          <w:i w:val="0"/>
+        </w:rPr>
+        <w:t>mã máy</w:t>
+      </w:r>
+      <w:r>
+        <w:rPr>
+          <w:b w:val="0"/>
+          <w:i w:val="0"/>
+        </w:rPr>
+        <w:t xml:space="preserve"> (ví dụ </w:t>
+      </w:r>
+      <w:r>
+        <w:rPr>
+          <w:rFonts w:ascii="Consolas" w:hAnsi="Consolas"/>
+          <w:b w:val="0"/>
+          <w:i w:val="0"/>
+          <w:color w:val="083336"/>
+          <w:sz w:val="20"/>
+        </w:rPr>
+        <w:t>RPL02013</w:t>
+      </w:r>
+      <w:r>
+        <w:rPr>
+          <w:b w:val="0"/>
+          <w:i w:val="0"/>
+        </w:rPr>
+        <w:t xml:space="preserve">) và chỉ báo </w:t>
+      </w:r>
+      <w:r>
+        <w:rPr>
+          <w:b/>
+          <w:i w:val="0"/>
+        </w:rPr>
+        <w:t>"Online" / "Offline"</w:t>
+      </w:r>
+      <w:r>
+        <w:rPr>
+          <w:b w:val="0"/>
+          <w:i w:val="0"/>
+        </w:rPr>
+        <w:t>. "Offline" nghĩa là trình duyệt đang mất liên lạc với máy — hãy kiểm tra WiFi.</w:t>
       </w:r>
     </w:p>
     <w:p>
-      <w:r>
-        <w:br w:type="page"/>
+      <w:pPr>
+        <w:pStyle w:val="ListBullet"/>
+      </w:pPr>
+      <w:r>
+        <w:rPr>
+          <w:b/>
+          <w:i w:val="0"/>
+        </w:rPr>
+        <w:t>Khung trạng thái</w:t>
+      </w:r>
+      <w:r>
+        <w:rPr>
+          <w:b w:val="0"/>
+          <w:i w:val="0"/>
+        </w:rPr>
+        <w:t>: dòng chữ lớn là việc máy đang làm ("Idle", "Amplification", "Insert amplification tube"...), dòng nhỏ bên dưới là chi tiết (nhiệt độ hiện tại / mục tiêu, thời gian còn lại, số vòng đã đo).</w:t>
       </w:r>
     </w:p>
     <w:p>
-      <w:r>
-        <w:br w:type="page"/>
+      <w:pPr>
+        <w:pStyle w:val="ListBullet"/>
+      </w:pPr>
+      <w:r>
+        <w:rPr>
+          <w:b/>
+          <w:i w:val="0"/>
+        </w:rPr>
+        <w:t>CONTROLS</w:t>
+      </w:r>
+      <w:r>
+        <w:rPr>
+          <w:b w:val="0"/>
+          <w:i w:val="0"/>
+        </w:rPr>
+        <w:t>: ba ô bấm tương ứng ba nút trên máy (mục 1.2).</w:t>
       </w:r>
     </w:p>
     <w:p>
       <w:pPr>
-        <w:pStyle w:val="Heading1"/>
-      </w:pPr>
-      <w:r>
-        <w:t>4. Màn hình Home</w:t>
-      </w:r>
-    </w:p>
-    <w:p>
+        <w:pStyle w:val="ListBullet"/>
+      </w:pPr>
+      <w:r>
+        <w:rPr>
+          <w:b/>
+          <w:i w:val="0"/>
+        </w:rPr>
+        <w:t>Nhiệt độ</w:t>
+      </w:r>
       <w:r>
         <w:rPr>
           <w:b w:val="0"/>
           <w:i w:val="0"/>
         </w:rPr>
-        <w:t>Đây là màn hình mặc định khi mở web. Các thành phần từ trên xuống (giao diện một cột) hoặc từ trái sang (giao diện hai cột):</w:t>
-      </w:r>
-    </w:p>
-    <w:p>
-      <w:pPr>
-        <w:pStyle w:val="ListBullet"/>
-      </w:pPr>
+        <w:t xml:space="preserve">: khối </w:t>
+      </w:r>
       <w:r>
         <w:rPr>
           <w:b/>
           <w:i w:val="0"/>
         </w:rPr>
-        <w:t>Thanh tiêu đề</w:t>
+        <w:t>LYSIS</w:t>
       </w:r>
       <w:r>
         <w:rPr>
           <w:b w:val="0"/>
           <w:i w:val="0"/>
         </w:rPr>
-        <w:t xml:space="preserve">: logo Forte Biotech, </w:t>
-      </w:r>
-      <w:r>
-        <w:rPr>
-          <w:b/>
-          <w:i w:val="0"/>
-        </w:rPr>
-        <w:t>mã máy</w:t>
-      </w:r>
-      <w:r>
-        <w:rPr>
-          <w:b w:val="0"/>
-          <w:i w:val="0"/>
-        </w:rPr>
-        <w:t xml:space="preserve"> (ví dụ </w:t>
-      </w:r>
-      <w:r>
-        <w:rPr>
-          <w:rFonts w:ascii="Consolas" w:hAnsi="Consolas"/>
-          <w:b w:val="0"/>
-          <w:i w:val="0"/>
-          <w:color w:val="083336"/>
-          <w:sz w:val="20"/>
-        </w:rPr>
-        <w:t>RPL02013</w:t>
-      </w:r>
-      <w:r>
-        <w:rPr>
-          <w:b w:val="0"/>
-          <w:i w:val="0"/>
-        </w:rPr>
-        <w:t xml:space="preserve">) và chỉ báo </w:t>
-      </w:r>
-      <w:r>
-        <w:rPr>
-          <w:b/>
-          <w:i w:val="0"/>
-        </w:rPr>
-        <w:t>"Online" / "Offline"</w:t>
-      </w:r>
-      <w:r>
-        <w:rPr>
-          <w:b w:val="0"/>
-          <w:i w:val="0"/>
-        </w:rPr>
-        <w:t>. "Offline" nghĩa là trình duyệt đang mất liên lạc với máy — hãy kiểm tra WiFi.</w:t>
-      </w:r>
-    </w:p>
-    <w:p>
-      <w:pPr>
-        <w:pStyle w:val="ListBullet"/>
-      </w:pPr>
-      <w:r>
-        <w:rPr>
-          <w:b/>
-          <w:i w:val="0"/>
-        </w:rPr>
-        <w:t>Khung trạng thái</w:t>
-      </w:r>
-      <w:r>
-        <w:rPr>
-          <w:b w:val="0"/>
-          <w:i w:val="0"/>
-        </w:rPr>
-        <w:t>: dòng chữ lớn là việc máy đang làm ("Idle", "Amplification", "Insert amplification tube"...), dòng nhỏ bên dưới là chi tiết (nhiệt độ hiện tại / mục tiêu, thời gian còn lại, số vòng đã đo).</w:t>
-      </w:r>
-    </w:p>
-    <w:p>
-      <w:pPr>
-        <w:pStyle w:val="ListBullet"/>
-      </w:pPr>
-      <w:r>
-        <w:rPr>
-          <w:b/>
-          <w:i w:val="0"/>
-        </w:rPr>
-        <w:t>CONTROLS</w:t>
-      </w:r>
-      <w:r>
-        <w:rPr>
-          <w:b w:val="0"/>
-          <w:i w:val="0"/>
-        </w:rPr>
-        <w:t>: ba ô bấm tương ứng ba nút trên máy (mục 1.2).</w:t>
-      </w:r>
-    </w:p>
-    <w:p>
-      <w:pPr>
-        <w:pStyle w:val="ListBullet"/>
-      </w:pPr>
-      <w:r>
-        <w:rPr>
-          <w:b/>
-          <w:i w:val="0"/>
-        </w:rPr>
-        <w:t>Nhiệt độ</w:t>
-      </w:r>
-      <w:r>
-        <w:rPr>
-          <w:b w:val="0"/>
-          <w:i w:val="0"/>
-        </w:rPr>
-        <w:t xml:space="preserve">: khối </w:t>
-      </w:r>
-      <w:r>
-        <w:rPr>
-          <w:b/>
-          <w:i w:val="0"/>
-        </w:rPr>
-        <w:t>LYSIS</w:t>
-      </w:r>
-      <w:r>
-        <w:rPr>
-          <w:b w:val="0"/>
-          <w:i w:val="0"/>
-        </w:rPr>
-        <w:t xml:space="preserve"> (buồng ủ mẫu) và khối </w:t>
+        <w:t xml:space="preserve"> (khối ly giải) và khối </w:t>
       </w:r>
       <w:r>
         <w:rPr>
@@ -4290,7 +3001,7 @@
                 <w:b w:val="0"/>
                 <w:i w:val="0"/>
               </w:rPr>
-              <w:t xml:space="preserve">Trong lúc máy đang chạy một mẻ, thanh điều hướng </w:t>
+              <w:t xml:space="preserve">Trong lúc máy đang chạy, thanh điều hướng </w:t>
             </w:r>
             <w:r>
               <w:rPr>
@@ -4304,7 +3015,7 @@
                 <w:b w:val="0"/>
                 <w:i w:val="0"/>
               </w:rPr>
-              <w:t xml:space="preserve"> ở cả hai kiểu giao diện để tránh bấm nhầm. Nó hiện lại khi mẻ kết thúc. Đây là hành vi bình thường, không phải lỗi.</w:t>
+              <w:t xml:space="preserve"> để tránh bấm nhầm. Nó hiện lại khi lần chạy kết thúc. Đây là hành vi bình thường, không phải lỗi.</w:t>
             </w:r>
           </w:p>
         </w:tc>
@@ -4320,7 +3031,7 @@
         <w:pStyle w:val="Heading2"/>
       </w:pPr>
       <w:r>
-        <w:t>4.1. Ý nghĩa các ô bấm theo từng bước</w:t>
+        <w:t>3.1. Ý nghĩa các ô bấm theo từng bước</w:t>
       </w:r>
     </w:p>
     <w:tbl>
@@ -4930,7 +3641,7 @@
         <w:pStyle w:val="Heading1"/>
       </w:pPr>
       <w:r>
-        <w:t>5. Quy trình Amplification qua web (quy trình chính)</w:t>
+        <w:t>4. Ly giải mẫu — giai đoạn 1</w:t>
       </w:r>
     </w:p>
     <w:p>
@@ -4939,179 +3650,113 @@
           <w:b w:val="0"/>
           <w:i w:val="0"/>
         </w:rPr>
-        <w:t xml:space="preserve">Đây là quy trình dùng khi mẫu đã được ủ/tách sẵn, chỉ cần chạy khuếch đại. Với thông số mặc định, toàn bộ mẻ mất khoảng </w:t>
+        <w:t xml:space="preserve">Ly giải là bước phá vỡ tế bào để giải phóng vật liệu di truyền. Dùng khi mẫu </w:t>
       </w:r>
       <w:r>
         <w:rPr>
           <w:b/>
           <w:i w:val="0"/>
         </w:rPr>
-        <w:t>60–75 phút</w:t>
+        <w:t>chưa được ly giải sẵn</w:t>
       </w:r>
       <w:r>
         <w:rPr>
           <w:b w:val="0"/>
           <w:i w:val="0"/>
         </w:rPr>
-        <w:t xml:space="preserve">: gia nhiệt vài phút, giữ nhiệt và ổn định quang học </w:t>
+        <w:t xml:space="preserve">. Quy trình </w:t>
       </w:r>
       <w:r>
         <w:rPr>
           <w:b/>
           <w:i w:val="0"/>
         </w:rPr>
-        <w:t>15 phút</w:t>
+        <w:t>bắt đầu bằng nút XANH LÁ</w:t>
       </w:r>
       <w:r>
         <w:rPr>
           <w:b w:val="0"/>
           <w:i w:val="0"/>
         </w:rPr>
-        <w:t xml:space="preserve">, rồi đo </w:t>
+        <w:t xml:space="preserve"> và các bước đầu thực hiện </w:t>
       </w:r>
       <w:r>
         <w:rPr>
           <w:b/>
           <w:i w:val="0"/>
         </w:rPr>
-        <w:t>120–130 vòng × 20 giây ≈ 40–43 phút</w:t>
+        <w:t>trên máy</w:t>
       </w:r>
       <w:r>
         <w:rPr>
           <w:b w:val="0"/>
           <w:i w:val="0"/>
         </w:rPr>
-        <w:t xml:space="preserve">. Số vòng đúng của máy bạn xem ở thẻ </w:t>
-      </w:r>
-      <w:r>
-        <w:rPr>
-          <w:b/>
-          <w:i w:val="0"/>
-        </w:rPr>
-        <w:t>Profile Configuration</w:t>
-      </w:r>
-      <w:r>
-        <w:rPr>
-          <w:b w:val="0"/>
-          <w:i w:val="0"/>
-        </w:rPr>
-        <w:t xml:space="preserve"> (mục 8.2).</w:t>
+        <w:t>. Xong bốn bước, máy đi thẳng sang giai đoạn khuếch đại ở mục 5.</w:t>
       </w:r>
     </w:p>
     <w:p>
+      <w:pPr>
+        <w:ind w:left="504" w:hanging="360"/>
+      </w:pPr>
+      <w:r>
+        <w:rPr>
+          <w:b/>
+        </w:rPr>
+        <w:t xml:space="preserve">1. </w:t>
+      </w:r>
+      <w:r>
+        <w:rPr>
+          <w:b/>
+          <w:i w:val="0"/>
+        </w:rPr>
+        <w:t>Bấm nút XANH LÁ</w:t>
+      </w:r>
       <w:r>
         <w:rPr>
           <w:b w:val="0"/>
           <w:i w:val="0"/>
         </w:rPr>
-        <w:t xml:space="preserve">Các bước dưới đây </w:t>
+        <w:t xml:space="preserve"> ở màn hình chính (hoặc ô "Lysis" trên web). Máy gia nhiệt khối ly giải tới </w:t>
       </w:r>
       <w:r>
         <w:rPr>
           <w:b/>
           <w:i w:val="0"/>
         </w:rPr>
-        <w:t>giống nhau trên mọi thiết bị</w:t>
+        <w:t>82 °C</w:t>
       </w:r>
       <w:r>
         <w:rPr>
           <w:b w:val="0"/>
           <w:i w:val="0"/>
         </w:rPr>
-        <w:t>. Ảnh minh hoạ có cả hai kiểu giao diện.</w:t>
+        <w:t xml:space="preserve">; web hiện </w:t>
+      </w:r>
+      <w:r>
+        <w:rPr>
+          <w:b/>
+          <w:i w:val="0"/>
+        </w:rPr>
+        <w:t>"Heating lysis block"</w:t>
+      </w:r>
+      <w:r>
+        <w:rPr>
+          <w:b w:val="0"/>
+          <w:i w:val="0"/>
+        </w:rPr>
+        <w:t xml:space="preserve"> kèm nhiệt độ hiện tại / mục tiêu.</w:t>
       </w:r>
     </w:p>
     <w:p>
       <w:pPr>
-        <w:pStyle w:val="Heading2"/>
-      </w:pPr>
-      <w:r>
-        <w:t>Bước 1 — Bấm "Amplification" và đặt tên mẫu</w:t>
-      </w:r>
-    </w:p>
-    <w:p>
-      <w:r>
-        <w:rPr>
-          <w:b w:val="0"/>
-          <w:i w:val="0"/>
-        </w:rPr>
-        <w:t xml:space="preserve">Trên web, ở màn hình Home khi máy đang </w:t>
-      </w:r>
-      <w:r>
-        <w:rPr>
-          <w:b/>
-          <w:i w:val="0"/>
-        </w:rPr>
-        <w:t>"Idle"</w:t>
-      </w:r>
-      <w:r>
-        <w:rPr>
-          <w:b w:val="0"/>
-          <w:i w:val="0"/>
-        </w:rPr>
-        <w:t xml:space="preserve">, bấm ô đỏ </w:t>
-      </w:r>
-      <w:r>
-        <w:rPr>
-          <w:b/>
-          <w:i w:val="0"/>
-        </w:rPr>
-        <w:t>"Amplification"</w:t>
-      </w:r>
-      <w:r>
-        <w:rPr>
-          <w:b w:val="0"/>
-          <w:i w:val="0"/>
-        </w:rPr>
-        <w:t>.</w:t>
-      </w:r>
-    </w:p>
-    <w:p>
-      <w:r>
-        <w:rPr>
-          <w:b w:val="0"/>
-          <w:i w:val="0"/>
-        </w:rPr>
-        <w:t xml:space="preserve">Máy chuyển sang trạng thái </w:t>
-      </w:r>
-      <w:r>
-        <w:rPr>
-          <w:b/>
-          <w:i w:val="0"/>
-        </w:rPr>
-        <w:t>"Name the samples"</w:t>
-      </w:r>
-      <w:r>
-        <w:rPr>
-          <w:b w:val="0"/>
-          <w:i w:val="0"/>
-        </w:rPr>
-        <w:t xml:space="preserve">. </w:t>
-      </w:r>
-      <w:r>
-        <w:rPr>
-          <w:b/>
-          <w:i w:val="0"/>
-        </w:rPr>
-        <w:t>Máy chưa gia nhiệt ở bước này</w:t>
-      </w:r>
-      <w:r>
-        <w:rPr>
-          <w:b w:val="0"/>
-          <w:i w:val="0"/>
-        </w:rPr>
-        <w:t xml:space="preserve"> — mọi nhiệt độ vẫn ở mức phòng.</w:t>
-      </w:r>
-    </w:p>
-    <w:p>
-      <w:pPr>
         <w:jc w:val="center"/>
       </w:pPr>
       <w:r>
         <w:drawing>
           <wp:inline xmlns:a="http://schemas.openxmlformats.org/drawingml/2006/main" xmlns:pic="http://schemas.openxmlformats.org/drawingml/2006/picture">
-            <wp:extent cx="3126727" cy="6766558"/>
-            <wp:docPr id="5" name="Picture 5"/>
+            <wp:extent cx="4192443" cy="6766560"/>
+            <wp:docPr id="3" name="Picture 3"/>
             <wp:cNvGraphicFramePr>
               <a:graphicFrameLocks noChangeAspect="1"/>
             </wp:cNvGraphicFramePr>
@@ -5119,7 +3764,106 @@
               <a:graphicData uri="http://schemas.openxmlformats.org/drawingml/2006/picture">
                 <pic:pic>
                   <pic:nvPicPr>
-                    <pic:cNvPr id="0" name="04-naming-empty-mobile.png"/>
+                    <pic:cNvPr id="0" name="30-lysis-heating-mobile.png"/>
+                    <pic:cNvPicPr/>
+                  </pic:nvPicPr>
+                  <pic:blipFill>
+                    <a:blip r:embed="rId11"/>
+                    <a:stretch>
+                      <a:fillRect/>
+                    </a:stretch>
+                  </pic:blipFill>
+                  <pic:spPr>
+                    <a:xfrm>
+                      <a:off x="0" y="0"/>
+                      <a:ext cx="4192443" cy="6766560"/>
+                    </a:xfrm>
+                    <a:prstGeom prst="rect"/>
+                  </pic:spPr>
+                </pic:pic>
+              </a:graphicData>
+            </a:graphic>
+          </wp:inline>
+        </w:drawing>
+      </w:r>
+    </w:p>
+    <w:p>
+      <w:pPr>
+        <w:spacing w:after="280"/>
+        <w:jc w:val="center"/>
+      </w:pPr>
+      <w:r>
+        <w:rPr>
+          <w:i/>
+          <w:color w:val="555F66"/>
+          <w:sz w:val="18"/>
+        </w:rPr>
+        <w:t>Máy đang sấy khối ly giải — chỉ khối LYSIS nóng lên, khối khuếch đại và nắp vẫn nguội</w:t>
+      </w:r>
+    </w:p>
+    <w:p>
+      <w:pPr>
+        <w:ind w:left="504" w:hanging="360"/>
+      </w:pPr>
+      <w:r>
+        <w:rPr>
+          <w:b/>
+        </w:rPr>
+        <w:t xml:space="preserve">2. </w:t>
+      </w:r>
+      <w:r>
+        <w:rPr>
+          <w:b w:val="0"/>
+          <w:i w:val="0"/>
+        </w:rPr>
+        <w:t xml:space="preserve">Khi đạt nhiệt, web hiện </w:t>
+      </w:r>
+      <w:r>
+        <w:rPr>
+          <w:b/>
+          <w:i w:val="0"/>
+        </w:rPr>
+        <w:t>"Insert lysis tube"</w:t>
+      </w:r>
+      <w:r>
+        <w:rPr>
+          <w:b w:val="0"/>
+          <w:i w:val="0"/>
+        </w:rPr>
+        <w:t xml:space="preserve"> kèm nhiệt độ khối. </w:t>
+      </w:r>
+      <w:r>
+        <w:rPr>
+          <w:b/>
+          <w:i w:val="0"/>
+        </w:rPr>
+        <w:t>Thao tác trên máy:</w:t>
+      </w:r>
+      <w:r>
+        <w:rPr>
+          <w:b w:val="0"/>
+          <w:i w:val="0"/>
+        </w:rPr>
+        <w:t xml:space="preserve"> đặt ống lysis vào khối ly giải.</w:t>
+      </w:r>
+    </w:p>
+    <w:p>
+      <w:pPr>
+        <w:jc w:val="center"/>
+      </w:pPr>
+      <w:r>
+        <w:drawing>
+          <wp:inline xmlns:a="http://schemas.openxmlformats.org/drawingml/2006/main" xmlns:pic="http://schemas.openxmlformats.org/drawingml/2006/picture">
+            <wp:extent cx="5760720" cy="3417629"/>
+            <wp:docPr id="4" name="Picture 4"/>
+            <wp:cNvGraphicFramePr>
+              <a:graphicFrameLocks noChangeAspect="1"/>
+            </wp:cNvGraphicFramePr>
+            <a:graphic>
+              <a:graphicData uri="http://schemas.openxmlformats.org/drawingml/2006/picture">
+                <pic:pic>
+                  <pic:nvPicPr>
+                    <pic:cNvPr id="0" name="31-lysis-inserttube-mobile.png"/>
                     <pic:cNvPicPr/>
                   </pic:nvPicPr>
                   <pic:blipFill>
@@ -5131,7 +3875,7 @@
                   <pic:spPr>
                     <a:xfrm>
                       <a:off x="0" y="0"/>
-                      <a:ext cx="3126727" cy="6766558"/>
+                      <a:ext cx="5760720" cy="3417629"/>
                     </a:xfrm>
                     <a:prstGeom prst="rect"/>
                   </pic:spPr>
@@ -5153,135 +3897,385 @@
           <w:color w:val="555F66"/>
           <w:sz w:val="18"/>
         </w:rPr>
-        <w:t>Bảng đặt tên khi vừa mở, chưa chọn gì — điện thoại</w:t>
+        <w:t>Máy chờ nạp ống lysis — nút đỏ đổi thành "Start lysis"</w:t>
       </w:r>
     </w:p>
     <w:p>
+      <w:pPr>
+        <w:ind w:left="504" w:hanging="360"/>
+      </w:pPr>
+      <w:r>
+        <w:rPr>
+          <w:b/>
+        </w:rPr>
+        <w:t xml:space="preserve">3. </w:t>
+      </w:r>
       <w:r>
         <w:rPr>
           <w:b w:val="0"/>
           <w:i w:val="0"/>
         </w:rPr>
-        <w:t>Bảng gồm 10 dòng, tương ứng 10 giếng của máy. Mỗi dòng có:</w:t>
+        <w:t xml:space="preserve">Bấm ô đỏ </w:t>
+      </w:r>
+      <w:r>
+        <w:rPr>
+          <w:b/>
+          <w:i w:val="0"/>
+        </w:rPr>
+        <w:t>"Start lysis"</w:t>
+      </w:r>
+      <w:r>
+        <w:rPr>
+          <w:b w:val="0"/>
+          <w:i w:val="0"/>
+        </w:rPr>
+        <w:t xml:space="preserve">. Web hiện </w:t>
+      </w:r>
+      <w:r>
+        <w:rPr>
+          <w:b/>
+          <w:i w:val="0"/>
+        </w:rPr>
+        <w:t>"Lysis running"</w:t>
+      </w:r>
+      <w:r>
+        <w:rPr>
+          <w:b w:val="0"/>
+          <w:i w:val="0"/>
+        </w:rPr>
+        <w:t xml:space="preserve"> và đếm ngược — mặc định </w:t>
+      </w:r>
+      <w:r>
+        <w:rPr>
+          <w:b/>
+          <w:i w:val="0"/>
+        </w:rPr>
+        <w:t>10 phút</w:t>
+      </w:r>
+      <w:r>
+        <w:rPr>
+          <w:b w:val="0"/>
+          <w:i w:val="0"/>
+        </w:rPr>
+        <w:t>. Không mở khoang ly giải trong lúc này.</w:t>
       </w:r>
     </w:p>
     <w:p>
       <w:pPr>
-        <w:pStyle w:val="ListBullet"/>
-      </w:pPr>
-      <w:r>
-        <w:rPr>
-          <w:b/>
-          <w:i w:val="0"/>
-        </w:rPr>
-        <w:t>chấm màu</w:t>
-      </w:r>
-      <w:r>
-        <w:rPr>
-          <w:b w:val="0"/>
-          <w:i w:val="0"/>
-        </w:rPr>
-        <w:t xml:space="preserve"> — đúng màu đường biểu đồ của giếng đó;</w:t>
+        <w:jc w:val="center"/>
+      </w:pPr>
+      <w:r>
+        <w:drawing>
+          <wp:inline xmlns:a="http://schemas.openxmlformats.org/drawingml/2006/main" xmlns:pic="http://schemas.openxmlformats.org/drawingml/2006/picture">
+            <wp:extent cx="5760720" cy="3417629"/>
+            <wp:docPr id="5" name="Picture 5"/>
+            <wp:cNvGraphicFramePr>
+              <a:graphicFrameLocks noChangeAspect="1"/>
+            </wp:cNvGraphicFramePr>
+            <a:graphic>
+              <a:graphicData uri="http://schemas.openxmlformats.org/drawingml/2006/picture">
+                <pic:pic>
+                  <pic:nvPicPr>
+                    <pic:cNvPr id="0" name="32-lysis-running-mobile.png"/>
+                    <pic:cNvPicPr/>
+                  </pic:nvPicPr>
+                  <pic:blipFill>
+                    <a:blip r:embed="rId13"/>
+                    <a:stretch>
+                      <a:fillRect/>
+                    </a:stretch>
+                  </pic:blipFill>
+                  <pic:spPr>
+                    <a:xfrm>
+                      <a:off x="0" y="0"/>
+                      <a:ext cx="5760720" cy="3417629"/>
+                    </a:xfrm>
+                    <a:prstGeom prst="rect"/>
+                  </pic:spPr>
+                </pic:pic>
+              </a:graphicData>
+            </a:graphic>
+          </wp:inline>
+        </w:drawing>
       </w:r>
     </w:p>
     <w:p>
       <w:pPr>
-        <w:pStyle w:val="ListBullet"/>
-      </w:pPr>
-      <w:r>
-        <w:rPr>
-          <w:b/>
-          <w:i w:val="0"/>
-        </w:rPr>
-        <w:t>số giếng</w:t>
-      </w:r>
-      <w:r>
-        <w:rPr>
-          <w:b w:val="0"/>
-          <w:i w:val="0"/>
-        </w:rPr>
-        <w:t xml:space="preserve"> </w:t>
-      </w:r>
-      <w:r>
-        <w:rPr>
-          <w:rFonts w:ascii="Consolas" w:hAnsi="Consolas"/>
-          <w:b w:val="0"/>
-          <w:i w:val="0"/>
-          <w:color w:val="083336"/>
-          <w:sz w:val="20"/>
-        </w:rPr>
-        <w:t>#1</w:t>
-      </w:r>
-      <w:r>
-        <w:rPr>
-          <w:b w:val="0"/>
-          <w:i w:val="0"/>
-        </w:rPr>
-        <w:t>–</w:t>
-      </w:r>
-      <w:r>
-        <w:rPr>
-          <w:rFonts w:ascii="Consolas" w:hAnsi="Consolas"/>
-          <w:b w:val="0"/>
-          <w:i w:val="0"/>
-          <w:color w:val="083336"/>
-          <w:sz w:val="20"/>
-        </w:rPr>
-        <w:t>#10</w:t>
-      </w:r>
-      <w:r>
-        <w:rPr>
-          <w:b w:val="0"/>
-          <w:i w:val="0"/>
-        </w:rPr>
-        <w:t xml:space="preserve"> — đúng vị trí ống trên máy;</w:t>
+        <w:spacing w:after="280"/>
+        <w:jc w:val="center"/>
+      </w:pPr>
+      <w:r>
+        <w:rPr>
+          <w:i/>
+          <w:color w:val="555F66"/>
+          <w:sz w:val="18"/>
+        </w:rPr>
+        <w:t>Đang ly giải mẫu — đếm ngược số phút còn lại kèm nhiệt độ khối</w:t>
       </w:r>
     </w:p>
     <w:p>
       <w:pPr>
-        <w:pStyle w:val="ListBullet"/>
+        <w:ind w:left="504" w:hanging="360"/>
       </w:pPr>
       <w:r>
         <w:rPr>
           <w:b/>
-          <w:i w:val="0"/>
-        </w:rPr>
-        <w:t>ô chọn bệnh</w:t>
+        </w:rPr>
+        <w:t xml:space="preserve">4. </w:t>
       </w:r>
       <w:r>
         <w:rPr>
           <w:b w:val="0"/>
           <w:i w:val="0"/>
         </w:rPr>
-        <w:t xml:space="preserve"> — danh sách cố định: PCV, PCM, EHP, EMS, WSSV, TPD, PCT, ISKNV, PCS, ASF p72, ASF I177L, ASF MGF;</w:t>
-      </w:r>
+        <w:t xml:space="preserve">Hết giờ, web hiện </w:t>
+      </w:r>
+      <w:r>
+        <w:rPr>
+          <w:b/>
+          <w:i w:val="0"/>
+        </w:rPr>
+        <w:t>"Remove lysis tube"</w:t>
+      </w:r>
+      <w:r>
+        <w:rPr>
+          <w:b w:val="0"/>
+          <w:i w:val="0"/>
+        </w:rPr>
+        <w:t xml:space="preserve"> với hướng dẫn: </w:t>
+      </w:r>
+      <w:r>
+        <w:rPr>
+          <w:b w:val="0"/>
+          <w:i/>
+        </w:rPr>
+        <w:t>"Take the tube out and close the lid, then press Amplification (green)."</w:t>
+      </w:r>
+      <w:r>
+        <w:rPr>
+          <w:b w:val="0"/>
+          <w:i w:val="0"/>
+        </w:rPr>
+        <w:t xml:space="preserve"> </w:t>
+      </w:r>
+      <w:r>
+        <w:rPr>
+          <w:b/>
+          <w:i w:val="0"/>
+        </w:rPr>
+        <w:t>Thao tác trên máy:</w:t>
+      </w:r>
+      <w:r>
+        <w:rPr>
+          <w:b w:val="0"/>
+          <w:i w:val="0"/>
+        </w:rPr>
+        <w:t xml:space="preserve"> lấy ống lysis ra và đóng nắp.</w:t>
+      </w:r>
+    </w:p>
+    <w:tbl>
+      <w:tblPr>
+        <w:tblStyle w:val="TableGrid"/>
+        <w:tblW w:type="auto" w:w="0"/>
+        <w:tblLook w:firstColumn="1" w:firstRow="1" w:lastColumn="0" w:lastRow="0" w:noHBand="0" w:noVBand="1" w:val="04A0"/>
+      </w:tblPr>
+      <w:tblGrid>
+        <w:gridCol w:w="9648"/>
+      </w:tblGrid>
+      <w:tr>
+        <w:tc>
+          <w:tcPr>
+            <w:tcW w:type="dxa" w:w="9648"/>
+            <w:shd w:val="clear" w:fill="FDECEA"/>
+          </w:tcPr>
+          <w:p>
+            <w:r>
+              <w:rPr>
+                <w:b/>
+                <w:color w:val="B3261E"/>
+              </w:rPr>
+              <w:t xml:space="preserve">CẢNH BÁO: </w:t>
+            </w:r>
+            <w:r>
+              <w:rPr>
+                <w:b w:val="0"/>
+                <w:i w:val="0"/>
+              </w:rPr>
+              <w:t xml:space="preserve">Ống vừa lấy ra đang </w:t>
+            </w:r>
+            <w:r>
+              <w:rPr>
+                <w:b/>
+                <w:i w:val="0"/>
+              </w:rPr>
+              <w:t>nóng</w:t>
+            </w:r>
+            <w:r>
+              <w:rPr>
+                <w:b w:val="0"/>
+                <w:i w:val="0"/>
+              </w:rPr>
+              <w:t>. Máy đứng chờ ở bước này cho tới khi có người thao tác — nó sẽ không tự đi tiếp.</w:t>
+            </w:r>
+          </w:p>
+        </w:tc>
+      </w:tr>
+    </w:tbl>
+    <w:p>
+      <w:pPr>
+        <w:spacing w:after="120"/>
+      </w:pPr>
     </w:p>
     <w:p>
       <w:pPr>
-        <w:pStyle w:val="ListBullet"/>
-      </w:pPr>
-      <w:r>
-        <w:rPr>
-          <w:b/>
-          <w:i w:val="0"/>
-        </w:rPr>
-        <w:t>ô nhập tên mẫu</w:t>
-      </w:r>
-      <w:r>
-        <w:rPr>
-          <w:b w:val="0"/>
-          <w:i w:val="0"/>
-        </w:rPr>
-        <w:t xml:space="preserve"> — gõ tự do, tối đa 32 ký tự (ví dụ mã ao nuôi, mã bệnh phẩm).</w:t>
+        <w:jc w:val="center"/>
+      </w:pPr>
+      <w:r>
+        <w:drawing>
+          <wp:inline xmlns:a="http://schemas.openxmlformats.org/drawingml/2006/main" xmlns:pic="http://schemas.openxmlformats.org/drawingml/2006/picture">
+            <wp:extent cx="5760720" cy="3447478"/>
+            <wp:docPr id="6" name="Picture 6"/>
+            <wp:cNvGraphicFramePr>
+              <a:graphicFrameLocks noChangeAspect="1"/>
+            </wp:cNvGraphicFramePr>
+            <a:graphic>
+              <a:graphicData uri="http://schemas.openxmlformats.org/drawingml/2006/picture">
+                <pic:pic>
+                  <pic:nvPicPr>
+                    <pic:cNvPr id="0" name="33-lysis-removetube-mobile.png"/>
+                    <pic:cNvPicPr/>
+                  </pic:nvPicPr>
+                  <pic:blipFill>
+                    <a:blip r:embed="rId14"/>
+                    <a:stretch>
+                      <a:fillRect/>
+                    </a:stretch>
+                  </pic:blipFill>
+                  <pic:spPr>
+                    <a:xfrm>
+                      <a:off x="0" y="0"/>
+                      <a:ext cx="5760720" cy="3447478"/>
+                    </a:xfrm>
+                    <a:prstGeom prst="rect"/>
+                  </pic:spPr>
+                </pic:pic>
+              </a:graphicData>
+            </a:graphic>
+          </wp:inline>
+        </w:drawing>
       </w:r>
     </w:p>
     <w:p>
+      <w:pPr>
+        <w:spacing w:after="280"/>
+        <w:jc w:val="center"/>
+      </w:pPr>
+      <w:r>
+        <w:rPr>
+          <w:i/>
+          <w:color w:val="555F66"/>
+          <w:sz w:val="18"/>
+        </w:rPr>
+        <w:t>Máy chờ lấy ống lysis ra — nút xanh lá đổi thành "Amplification"</w:t>
+      </w:r>
+    </w:p>
+    <w:p>
+      <w:pPr>
+        <w:ind w:left="504" w:hanging="360"/>
+      </w:pPr>
+      <w:r>
+        <w:rPr>
+          <w:b/>
+        </w:rPr>
+        <w:t xml:space="preserve">5. </w:t>
+      </w:r>
       <w:r>
         <w:rPr>
           <w:b w:val="0"/>
           <w:i w:val="0"/>
         </w:rPr>
-        <w:t>Điền lần lượt cho các giếng sẽ dùng.</w:t>
+        <w:t xml:space="preserve">Bấm ô xanh lá </w:t>
+      </w:r>
+      <w:r>
+        <w:rPr>
+          <w:b/>
+          <w:i w:val="0"/>
+        </w:rPr>
+        <w:t>"Amplification"</w:t>
+      </w:r>
+      <w:r>
+        <w:rPr>
+          <w:b w:val="0"/>
+          <w:i w:val="0"/>
+        </w:rPr>
+        <w:t xml:space="preserve">. Từ đây quy trình đi tiếp </w:t>
+      </w:r>
+      <w:r>
+        <w:rPr>
+          <w:b/>
+          <w:i w:val="0"/>
+        </w:rPr>
+        <w:t>giống hệt Bước 2 đến Bước 5 ở mục 5</w:t>
+      </w:r>
+      <w:r>
+        <w:rPr>
+          <w:b w:val="0"/>
+          <w:i w:val="0"/>
+        </w:rPr>
+        <w:t>: gia nhiệt 65.8 °C → nạp ống → Start → theo dõi → kết quả.</w:t>
+      </w:r>
+    </w:p>
+    <w:p>
+      <w:pPr>
+        <w:jc w:val="center"/>
+      </w:pPr>
+      <w:r>
+        <w:drawing>
+          <wp:inline xmlns:a="http://schemas.openxmlformats.org/drawingml/2006/main" xmlns:pic="http://schemas.openxmlformats.org/drawingml/2006/picture">
+            <wp:extent cx="5760720" cy="3870484"/>
+            <wp:docPr id="7" name="Picture 7"/>
+            <wp:cNvGraphicFramePr>
+              <a:graphicFrameLocks noChangeAspect="1"/>
+            </wp:cNvGraphicFramePr>
+            <a:graphic>
+              <a:graphicData uri="http://schemas.openxmlformats.org/drawingml/2006/picture">
+                <pic:pic>
+                  <pic:nvPicPr>
+                    <pic:cNvPr id="0" name="34-lysis-removetube-desktop.png"/>
+                    <pic:cNvPicPr/>
+                  </pic:nvPicPr>
+                  <pic:blipFill>
+                    <a:blip r:embed="rId15"/>
+                    <a:stretch>
+                      <a:fillRect/>
+                    </a:stretch>
+                  </pic:blipFill>
+                  <pic:spPr>
+                    <a:xfrm>
+                      <a:off x="0" y="0"/>
+                      <a:ext cx="5760720" cy="3870484"/>
+                    </a:xfrm>
+                    <a:prstGeom prst="rect"/>
+                  </pic:spPr>
+                </pic:pic>
+              </a:graphicData>
+            </a:graphic>
+          </wp:inline>
+        </w:drawing>
+      </w:r>
+    </w:p>
+    <w:p>
+      <w:pPr>
+        <w:spacing w:after="280"/>
+        <w:jc w:val="center"/>
+      </w:pPr>
+      <w:r>
+        <w:rPr>
+          <w:i/>
+          <w:color w:val="555F66"/>
+          <w:sz w:val="18"/>
+        </w:rPr>
+        <w:t>Cùng bước đó trên máy tính</w:t>
       </w:r>
     </w:p>
     <w:tbl>
@@ -5312,41 +4306,21 @@
                 <w:b w:val="0"/>
                 <w:i w:val="0"/>
               </w:rPr>
-              <w:t xml:space="preserve">Giếng để trống vẫn chạy bình thường và sẽ mang tên mặc định </w:t>
-            </w:r>
-            <w:r>
-              <w:rPr>
-                <w:rFonts w:ascii="Consolas" w:hAnsi="Consolas"/>
+              <w:t xml:space="preserve">Ở luồng này máy </w:t>
+            </w:r>
+            <w:r>
+              <w:rPr>
+                <w:b/>
+                <w:i w:val="0"/>
+              </w:rPr>
+              <w:t>bỏ qua 15 phút giữ nhiệt</w:t>
+            </w:r>
+            <w:r>
+              <w:rPr>
                 <w:b w:val="0"/>
                 <w:i w:val="0"/>
-                <w:color w:val="083336"/>
-                <w:sz w:val="20"/>
-              </w:rPr>
-              <w:t>#1</w:t>
-            </w:r>
-            <w:r>
-              <w:rPr>
-                <w:b w:val="0"/>
-                <w:i w:val="0"/>
-              </w:rPr>
-              <w:t>–</w:t>
-            </w:r>
-            <w:r>
-              <w:rPr>
-                <w:rFonts w:ascii="Consolas" w:hAnsi="Consolas"/>
-                <w:b w:val="0"/>
-                <w:i w:val="0"/>
-                <w:color w:val="083336"/>
-                <w:sz w:val="20"/>
-              </w:rPr>
-              <w:t>#10</w:t>
-            </w:r>
-            <w:r>
-              <w:rPr>
-                <w:b w:val="0"/>
-                <w:i w:val="0"/>
-              </w:rPr>
-              <w:t>. Tên bệnh là thứ hiện trên chú giải biểu đồ; tên mẫu chỉ hiển thị trên web, không gửi lên đám mây và không hiện trên màn hình máy.</w:t>
+              </w:rPr>
+              <w:t xml:space="preserve"> của giai đoạn ổn định quang học, vì khối máy đã nóng sẵn suốt quá trình ly giải. Vì vậy luồng đầy đủ không lâu hơn luồng chỉ khuếch đại đúng bằng thời gian ly giải.</w:t>
             </w:r>
           </w:p>
         </w:tc>
@@ -5357,6 +4331,268 @@
         <w:spacing w:after="120"/>
       </w:pPr>
     </w:p>
+    <w:tbl>
+      <w:tblPr>
+        <w:tblStyle w:val="TableGrid"/>
+        <w:tblW w:type="auto" w:w="0"/>
+        <w:tblLook w:firstColumn="1" w:firstRow="1" w:lastColumn="0" w:lastRow="0" w:noHBand="0" w:noVBand="1" w:val="04A0"/>
+      </w:tblPr>
+      <w:tblGrid>
+        <w:gridCol w:w="9648"/>
+      </w:tblGrid>
+      <w:tr>
+        <w:tc>
+          <w:tcPr>
+            <w:tcW w:type="dxa" w:w="9648"/>
+            <w:shd w:val="clear" w:fill="EAF6F7"/>
+          </w:tcPr>
+          <w:p>
+            <w:r>
+              <w:rPr>
+                <w:b/>
+                <w:color w:val="13757A"/>
+              </w:rPr>
+              <w:t xml:space="preserve">LƯU Ý: </w:t>
+            </w:r>
+            <w:r>
+              <w:rPr>
+                <w:b w:val="0"/>
+                <w:i w:val="0"/>
+              </w:rPr>
+              <w:t xml:space="preserve">Ở luồng Lysis, bảng đặt tên mẫu xuất hiện </w:t>
+            </w:r>
+            <w:r>
+              <w:rPr>
+                <w:b/>
+                <w:i w:val="0"/>
+              </w:rPr>
+              <w:t>muộn hơn</w:t>
+            </w:r>
+            <w:r>
+              <w:rPr>
+                <w:b w:val="0"/>
+                <w:i w:val="0"/>
+              </w:rPr>
+              <w:t xml:space="preserve"> — tại bước "Insert amplification tube". Cách điền hoàn toàn giống mục 5, Bước 1. Sau khi điền xong bấm </w:t>
+            </w:r>
+            <w:r>
+              <w:rPr>
+                <w:b/>
+                <w:i w:val="0"/>
+              </w:rPr>
+              <w:t>Confirm</w:t>
+            </w:r>
+            <w:r>
+              <w:rPr>
+                <w:b w:val="0"/>
+                <w:i w:val="0"/>
+              </w:rPr>
+              <w:t xml:space="preserve"> để mở khoá nút </w:t>
+            </w:r>
+            <w:r>
+              <w:rPr>
+                <w:b/>
+                <w:i w:val="0"/>
+              </w:rPr>
+              <w:t>"Start"</w:t>
+            </w:r>
+            <w:r>
+              <w:rPr>
+                <w:b w:val="0"/>
+                <w:i w:val="0"/>
+              </w:rPr>
+              <w:t>.</w:t>
+            </w:r>
+          </w:p>
+        </w:tc>
+      </w:tr>
+    </w:tbl>
+    <w:p>
+      <w:pPr>
+        <w:spacing w:after="120"/>
+      </w:pPr>
+    </w:p>
+    <w:p>
+      <w:r>
+        <w:br w:type="page"/>
+      </w:r>
+    </w:p>
+    <w:p>
+      <w:r>
+        <w:br w:type="page"/>
+      </w:r>
+    </w:p>
+    <w:p>
+      <w:pPr>
+        <w:pStyle w:val="Heading1"/>
+      </w:pPr>
+      <w:r>
+        <w:t>5. Khuếch đại — giai đoạn 2</w:t>
+      </w:r>
+    </w:p>
+    <w:p>
+      <w:r>
+        <w:rPr>
+          <w:b/>
+          <w:i w:val="0"/>
+        </w:rPr>
+        <w:t>Mẫu đã ly giải sẵn thì bắt đầu thẳng từ mục này</w:t>
+      </w:r>
+      <w:r>
+        <w:rPr>
+          <w:b w:val="0"/>
+          <w:i w:val="0"/>
+        </w:rPr>
+        <w:t>, bằng nút ĐỎ ở màn hình chính. Đi từ mục 4 sang thì máy đã ở Bước 2.</w:t>
+      </w:r>
+    </w:p>
+    <w:p>
+      <w:r>
+        <w:rPr>
+          <w:b w:val="0"/>
+          <w:i w:val="0"/>
+        </w:rPr>
+        <w:t xml:space="preserve">Với thông số mặc định, toàn bộ lần chạy mất khoảng </w:t>
+      </w:r>
+      <w:r>
+        <w:rPr>
+          <w:b/>
+          <w:i w:val="0"/>
+        </w:rPr>
+        <w:t>60–75 phút</w:t>
+      </w:r>
+      <w:r>
+        <w:rPr>
+          <w:b w:val="0"/>
+          <w:i w:val="0"/>
+        </w:rPr>
+        <w:t xml:space="preserve">: gia nhiệt vài phút, giữ nhiệt và ổn định quang học </w:t>
+      </w:r>
+      <w:r>
+        <w:rPr>
+          <w:b/>
+          <w:i w:val="0"/>
+        </w:rPr>
+        <w:t>15 phút</w:t>
+      </w:r>
+      <w:r>
+        <w:rPr>
+          <w:b w:val="0"/>
+          <w:i w:val="0"/>
+        </w:rPr>
+        <w:t xml:space="preserve">, rồi đo </w:t>
+      </w:r>
+      <w:r>
+        <w:rPr>
+          <w:b/>
+          <w:i w:val="0"/>
+        </w:rPr>
+        <w:t>120–130 vòng × 20 giây ≈ 40–43 phút</w:t>
+      </w:r>
+      <w:r>
+        <w:rPr>
+          <w:b w:val="0"/>
+          <w:i w:val="0"/>
+        </w:rPr>
+        <w:t xml:space="preserve">. Số vòng đúng của máy bạn xem ở thẻ </w:t>
+      </w:r>
+      <w:r>
+        <w:rPr>
+          <w:b/>
+          <w:i w:val="0"/>
+        </w:rPr>
+        <w:t>Profile Configuration</w:t>
+      </w:r>
+      <w:r>
+        <w:rPr>
+          <w:b w:val="0"/>
+          <w:i w:val="0"/>
+        </w:rPr>
+        <w:t xml:space="preserve"> (mục 7.2).</w:t>
+      </w:r>
+    </w:p>
+    <w:p>
+      <w:pPr>
+        <w:pStyle w:val="Heading2"/>
+      </w:pPr>
+      <w:r>
+        <w:t>Bước 1 — Bấm "Amplification" và đặt tên mẫu</w:t>
+      </w:r>
+    </w:p>
+    <w:p>
+      <w:r>
+        <w:rPr>
+          <w:b w:val="0"/>
+          <w:i w:val="0"/>
+        </w:rPr>
+        <w:t xml:space="preserve">Trên web, ở màn hình Home khi máy đang </w:t>
+      </w:r>
+      <w:r>
+        <w:rPr>
+          <w:b/>
+          <w:i w:val="0"/>
+        </w:rPr>
+        <w:t>"Idle"</w:t>
+      </w:r>
+      <w:r>
+        <w:rPr>
+          <w:b w:val="0"/>
+          <w:i w:val="0"/>
+        </w:rPr>
+        <w:t xml:space="preserve">, bấm ô đỏ </w:t>
+      </w:r>
+      <w:r>
+        <w:rPr>
+          <w:b/>
+          <w:i w:val="0"/>
+        </w:rPr>
+        <w:t>"Amplification"</w:t>
+      </w:r>
+      <w:r>
+        <w:rPr>
+          <w:b w:val="0"/>
+          <w:i w:val="0"/>
+        </w:rPr>
+        <w:t>.</w:t>
+      </w:r>
+    </w:p>
+    <w:p>
+      <w:r>
+        <w:rPr>
+          <w:b w:val="0"/>
+          <w:i w:val="0"/>
+        </w:rPr>
+        <w:t xml:space="preserve">Máy chuyển sang trạng thái </w:t>
+      </w:r>
+      <w:r>
+        <w:rPr>
+          <w:b/>
+          <w:i w:val="0"/>
+        </w:rPr>
+        <w:t>"Name the samples"</w:t>
+      </w:r>
+      <w:r>
+        <w:rPr>
+          <w:b w:val="0"/>
+          <w:i w:val="0"/>
+        </w:rPr>
+        <w:t xml:space="preserve">. </w:t>
+      </w:r>
+      <w:r>
+        <w:rPr>
+          <w:b/>
+          <w:i w:val="0"/>
+        </w:rPr>
+        <w:t>Máy chưa gia nhiệt ở bước này</w:t>
+      </w:r>
+      <w:r>
+        <w:rPr>
+          <w:b w:val="0"/>
+          <w:i w:val="0"/>
+        </w:rPr>
+        <w:t xml:space="preserve"> — mọi nhiệt độ vẫn ở mức phòng.</w:t>
+      </w:r>
+    </w:p>
     <w:p>
       <w:pPr>
         <w:jc w:val="center"/>
@@ -5365,135 +4601,6 @@
         <w:drawing>
           <wp:inline xmlns:a="http://schemas.openxmlformats.org/drawingml/2006/main" xmlns:pic="http://schemas.openxmlformats.org/drawingml/2006/picture">
             <wp:extent cx="3126727" cy="6766558"/>
-            <wp:docPr id="6" name="Picture 6"/>
-            <wp:cNvGraphicFramePr>
-              <a:graphicFrameLocks noChangeAspect="1"/>
-            </wp:cNvGraphicFramePr>
-            <a:graphic>
-              <a:graphicData uri="http://schemas.openxmlformats.org/drawingml/2006/picture">
-                <pic:pic>
-                  <pic:nvPicPr>
-                    <pic:cNvPr id="0" name="05-naming-filled-mobile.png"/>
-                    <pic:cNvPicPr/>
-                  </pic:nvPicPr>
-                  <pic:blipFill>
-                    <a:blip r:embed="rId13"/>
-                    <a:stretch>
-                      <a:fillRect/>
-                    </a:stretch>
-                  </pic:blipFill>
-                  <pic:spPr>
-                    <a:xfrm>
-                      <a:off x="0" y="0"/>
-                      <a:ext cx="3126727" cy="6766558"/>
-                    </a:xfrm>
-                    <a:prstGeom prst="rect"/>
-                  </pic:spPr>
-                </pic:pic>
-              </a:graphicData>
-            </a:graphic>
-          </wp:inline>
-        </w:drawing>
-      </w:r>
-    </w:p>
-    <w:p>
-      <w:pPr>
-        <w:spacing w:after="280"/>
-        <w:jc w:val="center"/>
-      </w:pPr>
-      <w:r>
-        <w:rPr>
-          <w:i/>
-          <w:color w:val="555F66"/>
-          <w:sz w:val="18"/>
-        </w:rPr>
-        <w:t>Bảng đặt tên trên điện thoại — cuộn xuống để thấy đủ 10 giếng</w:t>
-      </w:r>
-    </w:p>
-    <w:p>
-      <w:r>
-        <w:rPr>
-          <w:b w:val="0"/>
-          <w:i w:val="0"/>
-        </w:rPr>
-        <w:t xml:space="preserve">Trên </w:t>
-      </w:r>
-      <w:r>
-        <w:rPr>
-          <w:b/>
-          <w:i w:val="0"/>
-        </w:rPr>
-        <w:t>màn hình lớn</w:t>
-      </w:r>
-      <w:r>
-        <w:rPr>
-          <w:b w:val="0"/>
-          <w:i w:val="0"/>
-        </w:rPr>
-        <w:t>, bảng đặt tên trải ngang hết bề rộng nên thấy trọn 10 giếng cùng lúc. Đây là lý do nên đặt tên trên laptop hoặc iPad nếu có sẵn.</w:t>
-      </w:r>
-    </w:p>
-    <w:p>
-      <w:pPr>
-        <w:jc w:val="center"/>
-      </w:pPr>
-      <w:r>
-        <w:drawing>
-          <wp:inline xmlns:a="http://schemas.openxmlformats.org/drawingml/2006/main" xmlns:pic="http://schemas.openxmlformats.org/drawingml/2006/picture">
-            <wp:extent cx="5760720" cy="4986623"/>
-            <wp:docPr id="7" name="Picture 7"/>
-            <wp:cNvGraphicFramePr>
-              <a:graphicFrameLocks noChangeAspect="1"/>
-            </wp:cNvGraphicFramePr>
-            <a:graphic>
-              <a:graphicData uri="http://schemas.openxmlformats.org/drawingml/2006/picture">
-                <pic:pic>
-                  <pic:nvPicPr>
-                    <pic:cNvPr id="0" name="06-naming-filled-desktop.png"/>
-                    <pic:cNvPicPr/>
-                  </pic:nvPicPr>
-                  <pic:blipFill>
-                    <a:blip r:embed="rId14"/>
-                    <a:stretch>
-                      <a:fillRect/>
-                    </a:stretch>
-                  </pic:blipFill>
-                  <pic:spPr>
-                    <a:xfrm>
-                      <a:off x="0" y="0"/>
-                      <a:ext cx="5760720" cy="4986623"/>
-                    </a:xfrm>
-                    <a:prstGeom prst="rect"/>
-                  </pic:spPr>
-                </pic:pic>
-              </a:graphicData>
-            </a:graphic>
-          </wp:inline>
-        </w:drawing>
-      </w:r>
-    </w:p>
-    <w:p>
-      <w:pPr>
-        <w:spacing w:after="280"/>
-        <w:jc w:val="center"/>
-      </w:pPr>
-      <w:r>
-        <w:rPr>
-          <w:i/>
-          <w:color w:val="555F66"/>
-          <w:sz w:val="18"/>
-        </w:rPr>
-        <w:t>Bảng đặt tên — laptop, máy để bàn</w:t>
-      </w:r>
-    </w:p>
-    <w:p>
-      <w:pPr>
-        <w:jc w:val="center"/>
-      </w:pPr>
-      <w:r>
-        <w:drawing>
-          <wp:inline xmlns:a="http://schemas.openxmlformats.org/drawingml/2006/main" xmlns:pic="http://schemas.openxmlformats.org/drawingml/2006/picture">
-            <wp:extent cx="4635404" cy="6766559"/>
             <wp:docPr id="8" name="Picture 8"/>
             <wp:cNvGraphicFramePr>
               <a:graphicFrameLocks noChangeAspect="1"/>
@@ -5502,147 +4609,7 @@
               <a:graphicData uri="http://schemas.openxmlformats.org/drawingml/2006/picture">
                 <pic:pic>
                   <pic:nvPicPr>
-                    <pic:cNvPr id="0" name="07-naming-filled-ipad.png"/>
-                    <pic:cNvPicPr/>
-                  </pic:nvPicPr>
-                  <pic:blipFill>
-                    <a:blip r:embed="rId15"/>
-                    <a:stretch>
-                      <a:fillRect/>
-                    </a:stretch>
-                  </pic:blipFill>
-                  <pic:spPr>
-                    <a:xfrm>
-                      <a:off x="0" y="0"/>
-                      <a:ext cx="4635404" cy="6766559"/>
-                    </a:xfrm>
-                    <a:prstGeom prst="rect"/>
-                  </pic:spPr>
-                </pic:pic>
-              </a:graphicData>
-            </a:graphic>
-          </wp:inline>
-        </w:drawing>
-      </w:r>
-    </w:p>
-    <w:p>
-      <w:pPr>
-        <w:spacing w:after="280"/>
-        <w:jc w:val="center"/>
-      </w:pPr>
-      <w:r>
-        <w:rPr>
-          <w:i/>
-          <w:color w:val="555F66"/>
-          <w:sz w:val="18"/>
-        </w:rPr>
-        <w:t>Bảng đặt tên — iPad dựng dọc</w:t>
-      </w:r>
-    </w:p>
-    <w:p>
-      <w:r>
-        <w:br w:type="page"/>
-      </w:r>
-    </w:p>
-    <w:p>
-      <w:pPr>
-        <w:pStyle w:val="Heading2"/>
-      </w:pPr>
-      <w:r>
-        <w:t>Bước 2 — Xác nhận để máy bắt đầu gia nhiệt</w:t>
-      </w:r>
-    </w:p>
-    <w:p>
-      <w:r>
-        <w:rPr>
-          <w:b w:val="0"/>
-          <w:i w:val="0"/>
-        </w:rPr>
-        <w:t xml:space="preserve">Bấm nút xanh lớn </w:t>
-      </w:r>
-      <w:r>
-        <w:rPr>
-          <w:b/>
-          <w:i w:val="0"/>
-        </w:rPr>
-        <w:t>"Confirm &amp; start heating"</w:t>
-      </w:r>
-      <w:r>
-        <w:rPr>
-          <w:b w:val="0"/>
-          <w:i w:val="0"/>
-        </w:rPr>
-        <w:t xml:space="preserve"> ở cuối bảng (hoặc ô đỏ </w:t>
-      </w:r>
-      <w:r>
-        <w:rPr>
-          <w:b/>
-          <w:i w:val="0"/>
-        </w:rPr>
-        <w:t>"Confirm &amp; heat"</w:t>
-      </w:r>
-      <w:r>
-        <w:rPr>
-          <w:b w:val="0"/>
-          <w:i w:val="0"/>
-        </w:rPr>
-        <w:t xml:space="preserve"> trong khung CONTROLS).</w:t>
-      </w:r>
-    </w:p>
-    <w:p>
-      <w:r>
-        <w:rPr>
-          <w:b w:val="0"/>
-          <w:i w:val="0"/>
-        </w:rPr>
-        <w:t xml:space="preserve">Máy bắt đầu gia nhiệt hai khối khuếch đại tới </w:t>
-      </w:r>
-      <w:r>
-        <w:rPr>
-          <w:b/>
-          <w:i w:val="0"/>
-        </w:rPr>
-        <w:t>65.8 °C</w:t>
-      </w:r>
-      <w:r>
-        <w:rPr>
-          <w:b w:val="0"/>
-          <w:i w:val="0"/>
-        </w:rPr>
-        <w:t xml:space="preserve"> và hai nắp gia nhiệt. Dòng trạng thái hiện </w:t>
-      </w:r>
-      <w:r>
-        <w:rPr>
-          <w:b/>
-          <w:i w:val="0"/>
-        </w:rPr>
-        <w:t>"Heating to 65.8 C"</w:t>
-      </w:r>
-      <w:r>
-        <w:rPr>
-          <w:b w:val="0"/>
-          <w:i w:val="0"/>
-        </w:rPr>
-        <w:t xml:space="preserve"> kèm nhiệt độ thực tế của từng khối và từng nắp.</w:t>
-      </w:r>
-    </w:p>
-    <w:p>
-      <w:pPr>
-        <w:jc w:val="center"/>
-      </w:pPr>
-      <w:r>
-        <w:drawing>
-          <wp:inline xmlns:a="http://schemas.openxmlformats.org/drawingml/2006/main" xmlns:pic="http://schemas.openxmlformats.org/drawingml/2006/picture">
-            <wp:extent cx="3126727" cy="6766558"/>
-            <wp:docPr id="9" name="Picture 9"/>
-            <wp:cNvGraphicFramePr>
-              <a:graphicFrameLocks noChangeAspect="1"/>
-            </wp:cNvGraphicFramePr>
-            <a:graphic>
-              <a:graphicData uri="http://schemas.openxmlformats.org/drawingml/2006/picture">
-                <pic:pic>
-                  <pic:nvPicPr>
-                    <pic:cNvPr id="0" name="08-heating-mobile.png"/>
+                    <pic:cNvPr id="0" name="04-naming-empty-mobile.png"/>
                     <pic:cNvPicPr/>
                   </pic:nvPicPr>
                   <pic:blipFill>
@@ -5676,6 +4643,476 @@
           <w:color w:val="555F66"/>
           <w:sz w:val="18"/>
         </w:rPr>
+        <w:t>Bảng đặt tên khi vừa mở, chưa chọn gì — điện thoại</w:t>
+      </w:r>
+    </w:p>
+    <w:p>
+      <w:r>
+        <w:rPr>
+          <w:b w:val="0"/>
+          <w:i w:val="0"/>
+        </w:rPr>
+        <w:t>Bảng gồm 10 dòng, tương ứng 10 kênh của máy. Mỗi dòng có:</w:t>
+      </w:r>
+    </w:p>
+    <w:p>
+      <w:pPr>
+        <w:pStyle w:val="ListBullet"/>
+      </w:pPr>
+      <w:r>
+        <w:rPr>
+          <w:b/>
+          <w:i w:val="0"/>
+        </w:rPr>
+        <w:t>chấm màu</w:t>
+      </w:r>
+      <w:r>
+        <w:rPr>
+          <w:b w:val="0"/>
+          <w:i w:val="0"/>
+        </w:rPr>
+        <w:t xml:space="preserve"> — đúng màu đường biểu đồ của kênh đó;</w:t>
+      </w:r>
+    </w:p>
+    <w:p>
+      <w:pPr>
+        <w:pStyle w:val="ListBullet"/>
+      </w:pPr>
+      <w:r>
+        <w:rPr>
+          <w:b/>
+          <w:i w:val="0"/>
+        </w:rPr>
+        <w:t>số kênh</w:t>
+      </w:r>
+      <w:r>
+        <w:rPr>
+          <w:b w:val="0"/>
+          <w:i w:val="0"/>
+        </w:rPr>
+        <w:t xml:space="preserve"> </w:t>
+      </w:r>
+      <w:r>
+        <w:rPr>
+          <w:rFonts w:ascii="Consolas" w:hAnsi="Consolas"/>
+          <w:b w:val="0"/>
+          <w:i w:val="0"/>
+          <w:color w:val="083336"/>
+          <w:sz w:val="20"/>
+        </w:rPr>
+        <w:t>#1</w:t>
+      </w:r>
+      <w:r>
+        <w:rPr>
+          <w:b w:val="0"/>
+          <w:i w:val="0"/>
+        </w:rPr>
+        <w:t>–</w:t>
+      </w:r>
+      <w:r>
+        <w:rPr>
+          <w:rFonts w:ascii="Consolas" w:hAnsi="Consolas"/>
+          <w:b w:val="0"/>
+          <w:i w:val="0"/>
+          <w:color w:val="083336"/>
+          <w:sz w:val="20"/>
+        </w:rPr>
+        <w:t>#10</w:t>
+      </w:r>
+      <w:r>
+        <w:rPr>
+          <w:b w:val="0"/>
+          <w:i w:val="0"/>
+        </w:rPr>
+        <w:t xml:space="preserve"> — đúng vị trí ống trên máy;</w:t>
+      </w:r>
+    </w:p>
+    <w:p>
+      <w:pPr>
+        <w:pStyle w:val="ListBullet"/>
+      </w:pPr>
+      <w:r>
+        <w:rPr>
+          <w:b/>
+          <w:i w:val="0"/>
+        </w:rPr>
+        <w:t>ô chọn bệnh</w:t>
+      </w:r>
+      <w:r>
+        <w:rPr>
+          <w:b w:val="0"/>
+          <w:i w:val="0"/>
+        </w:rPr>
+        <w:t xml:space="preserve"> — danh sách cố định: PCV, PCM, EHP, EMS, WSSV, TPD, PCT, ISKNV, PCS, ASF p72, ASF I177L, ASF MGF;</w:t>
+      </w:r>
+    </w:p>
+    <w:p>
+      <w:pPr>
+        <w:pStyle w:val="ListBullet"/>
+      </w:pPr>
+      <w:r>
+        <w:rPr>
+          <w:b/>
+          <w:i w:val="0"/>
+        </w:rPr>
+        <w:t>ô nhập tên mẫu</w:t>
+      </w:r>
+      <w:r>
+        <w:rPr>
+          <w:b w:val="0"/>
+          <w:i w:val="0"/>
+        </w:rPr>
+        <w:t xml:space="preserve"> — gõ tự do, tối đa 32 ký tự (ví dụ mã ao nuôi, mã bệnh phẩm).</w:t>
+      </w:r>
+    </w:p>
+    <w:p>
+      <w:r>
+        <w:rPr>
+          <w:b w:val="0"/>
+          <w:i w:val="0"/>
+        </w:rPr>
+        <w:t>Điền lần lượt cho các kênh sẽ dùng.</w:t>
+      </w:r>
+    </w:p>
+    <w:tbl>
+      <w:tblPr>
+        <w:tblStyle w:val="TableGrid"/>
+        <w:tblW w:type="auto" w:w="0"/>
+        <w:tblLook w:firstColumn="1" w:firstRow="1" w:lastColumn="0" w:lastRow="0" w:noHBand="0" w:noVBand="1" w:val="04A0"/>
+      </w:tblPr>
+      <w:tblGrid>
+        <w:gridCol w:w="9648"/>
+      </w:tblGrid>
+      <w:tr>
+        <w:tc>
+          <w:tcPr>
+            <w:tcW w:type="dxa" w:w="9648"/>
+            <w:shd w:val="clear" w:fill="EAF6F7"/>
+          </w:tcPr>
+          <w:p>
+            <w:r>
+              <w:rPr>
+                <w:b/>
+                <w:color w:val="13757A"/>
+              </w:rPr>
+              <w:t xml:space="preserve">LƯU Ý: </w:t>
+            </w:r>
+            <w:r>
+              <w:rPr>
+                <w:b w:val="0"/>
+                <w:i w:val="0"/>
+              </w:rPr>
+              <w:t xml:space="preserve">Kênh để trống vẫn chạy bình thường và sẽ mang tên mặc định </w:t>
+            </w:r>
+            <w:r>
+              <w:rPr>
+                <w:rFonts w:ascii="Consolas" w:hAnsi="Consolas"/>
+                <w:b w:val="0"/>
+                <w:i w:val="0"/>
+                <w:color w:val="083336"/>
+                <w:sz w:val="20"/>
+              </w:rPr>
+              <w:t>#1</w:t>
+            </w:r>
+            <w:r>
+              <w:rPr>
+                <w:b w:val="0"/>
+                <w:i w:val="0"/>
+              </w:rPr>
+              <w:t>–</w:t>
+            </w:r>
+            <w:r>
+              <w:rPr>
+                <w:rFonts w:ascii="Consolas" w:hAnsi="Consolas"/>
+                <w:b w:val="0"/>
+                <w:i w:val="0"/>
+                <w:color w:val="083336"/>
+                <w:sz w:val="20"/>
+              </w:rPr>
+              <w:t>#10</w:t>
+            </w:r>
+            <w:r>
+              <w:rPr>
+                <w:b w:val="0"/>
+                <w:i w:val="0"/>
+              </w:rPr>
+              <w:t>. Tên bệnh là thứ hiện trên chú giải biểu đồ; tên mẫu chỉ hiển thị trên web, không gửi lên đám mây và không hiện trên màn hình máy.</w:t>
+            </w:r>
+          </w:p>
+        </w:tc>
+      </w:tr>
+    </w:tbl>
+    <w:p>
+      <w:pPr>
+        <w:spacing w:after="120"/>
+      </w:pPr>
+    </w:p>
+    <w:p>
+      <w:pPr>
+        <w:jc w:val="center"/>
+      </w:pPr>
+      <w:r>
+        <w:drawing>
+          <wp:inline xmlns:a="http://schemas.openxmlformats.org/drawingml/2006/main" xmlns:pic="http://schemas.openxmlformats.org/drawingml/2006/picture">
+            <wp:extent cx="3668387" cy="6766558"/>
+            <wp:docPr id="9" name="Picture 9"/>
+            <wp:cNvGraphicFramePr>
+              <a:graphicFrameLocks noChangeAspect="1"/>
+            </wp:cNvGraphicFramePr>
+            <a:graphic>
+              <a:graphicData uri="http://schemas.openxmlformats.org/drawingml/2006/picture">
+                <pic:pic>
+                  <pic:nvPicPr>
+                    <pic:cNvPr id="0" name="05-naming-filled-mobile.png"/>
+                    <pic:cNvPicPr/>
+                  </pic:nvPicPr>
+                  <pic:blipFill>
+                    <a:blip r:embed="rId17"/>
+                    <a:stretch>
+                      <a:fillRect/>
+                    </a:stretch>
+                  </pic:blipFill>
+                  <pic:spPr>
+                    <a:xfrm>
+                      <a:off x="0" y="0"/>
+                      <a:ext cx="3668387" cy="6766558"/>
+                    </a:xfrm>
+                    <a:prstGeom prst="rect"/>
+                  </pic:spPr>
+                </pic:pic>
+              </a:graphicData>
+            </a:graphic>
+          </wp:inline>
+        </w:drawing>
+      </w:r>
+    </w:p>
+    <w:p>
+      <w:pPr>
+        <w:spacing w:after="280"/>
+        <w:jc w:val="center"/>
+      </w:pPr>
+      <w:r>
+        <w:rPr>
+          <w:i/>
+          <w:color w:val="555F66"/>
+          <w:sz w:val="18"/>
+        </w:rPr>
+        <w:t>Bảng đặt tên: chấm màu, số kênh, ô chọn bệnh và ô tên mẫu</w:t>
+      </w:r>
+    </w:p>
+    <w:p>
+      <w:r>
+        <w:rPr>
+          <w:b w:val="0"/>
+          <w:i w:val="0"/>
+        </w:rPr>
+        <w:t xml:space="preserve">Trên </w:t>
+      </w:r>
+      <w:r>
+        <w:rPr>
+          <w:b/>
+          <w:i w:val="0"/>
+        </w:rPr>
+        <w:t>máy tính</w:t>
+      </w:r>
+      <w:r>
+        <w:rPr>
+          <w:b w:val="0"/>
+          <w:i w:val="0"/>
+        </w:rPr>
+        <w:t>, bảng đặt tên trải ngang hết bề rộng nên thấy trọn 10 kênh cùng lúc. Đây là lý do nên đặt tên trên máy tính nếu có sẵn.</w:t>
+      </w:r>
+    </w:p>
+    <w:p>
+      <w:pPr>
+        <w:jc w:val="center"/>
+      </w:pPr>
+      <w:r>
+        <w:drawing>
+          <wp:inline xmlns:a="http://schemas.openxmlformats.org/drawingml/2006/main" xmlns:pic="http://schemas.openxmlformats.org/drawingml/2006/picture">
+            <wp:extent cx="5760720" cy="4986623"/>
+            <wp:docPr id="10" name="Picture 10"/>
+            <wp:cNvGraphicFramePr>
+              <a:graphicFrameLocks noChangeAspect="1"/>
+            </wp:cNvGraphicFramePr>
+            <a:graphic>
+              <a:graphicData uri="http://schemas.openxmlformats.org/drawingml/2006/picture">
+                <pic:pic>
+                  <pic:nvPicPr>
+                    <pic:cNvPr id="0" name="06-naming-filled-desktop.png"/>
+                    <pic:cNvPicPr/>
+                  </pic:nvPicPr>
+                  <pic:blipFill>
+                    <a:blip r:embed="rId18"/>
+                    <a:stretch>
+                      <a:fillRect/>
+                    </a:stretch>
+                  </pic:blipFill>
+                  <pic:spPr>
+                    <a:xfrm>
+                      <a:off x="0" y="0"/>
+                      <a:ext cx="5760720" cy="4986623"/>
+                    </a:xfrm>
+                    <a:prstGeom prst="rect"/>
+                  </pic:spPr>
+                </pic:pic>
+              </a:graphicData>
+            </a:graphic>
+          </wp:inline>
+        </w:drawing>
+      </w:r>
+    </w:p>
+    <w:p>
+      <w:pPr>
+        <w:spacing w:after="280"/>
+        <w:jc w:val="center"/>
+      </w:pPr>
+      <w:r>
+        <w:rPr>
+          <w:i/>
+          <w:color w:val="555F66"/>
+          <w:sz w:val="18"/>
+        </w:rPr>
+        <w:t>Bảng đặt tên — máy tính</w:t>
+      </w:r>
+    </w:p>
+    <w:p>
+      <w:r>
+        <w:br w:type="page"/>
+      </w:r>
+    </w:p>
+    <w:p>
+      <w:pPr>
+        <w:pStyle w:val="Heading2"/>
+      </w:pPr>
+      <w:r>
+        <w:t>Bước 2 — Xác nhận để máy bắt đầu gia nhiệt</w:t>
+      </w:r>
+    </w:p>
+    <w:p>
+      <w:r>
+        <w:rPr>
+          <w:b w:val="0"/>
+          <w:i w:val="0"/>
+        </w:rPr>
+        <w:t xml:space="preserve">Bấm nút xanh lớn </w:t>
+      </w:r>
+      <w:r>
+        <w:rPr>
+          <w:b/>
+          <w:i w:val="0"/>
+        </w:rPr>
+        <w:t>"Confirm &amp; start heating"</w:t>
+      </w:r>
+      <w:r>
+        <w:rPr>
+          <w:b w:val="0"/>
+          <w:i w:val="0"/>
+        </w:rPr>
+        <w:t xml:space="preserve"> ở cuối bảng (hoặc ô đỏ </w:t>
+      </w:r>
+      <w:r>
+        <w:rPr>
+          <w:b/>
+          <w:i w:val="0"/>
+        </w:rPr>
+        <w:t>"Confirm &amp; heat"</w:t>
+      </w:r>
+      <w:r>
+        <w:rPr>
+          <w:b w:val="0"/>
+          <w:i w:val="0"/>
+        </w:rPr>
+        <w:t xml:space="preserve"> trong khung CONTROLS).</w:t>
+      </w:r>
+    </w:p>
+    <w:p>
+      <w:r>
+        <w:rPr>
+          <w:b w:val="0"/>
+          <w:i w:val="0"/>
+        </w:rPr>
+        <w:t xml:space="preserve">Máy bắt đầu gia nhiệt hai khối khuếch đại tới </w:t>
+      </w:r>
+      <w:r>
+        <w:rPr>
+          <w:b/>
+          <w:i w:val="0"/>
+        </w:rPr>
+        <w:t>65.8 °C</w:t>
+      </w:r>
+      <w:r>
+        <w:rPr>
+          <w:b w:val="0"/>
+          <w:i w:val="0"/>
+        </w:rPr>
+        <w:t xml:space="preserve"> và hai nắp gia nhiệt. Dòng trạng thái hiện </w:t>
+      </w:r>
+      <w:r>
+        <w:rPr>
+          <w:b/>
+          <w:i w:val="0"/>
+        </w:rPr>
+        <w:t>"Heating to 65.8 C"</w:t>
+      </w:r>
+      <w:r>
+        <w:rPr>
+          <w:b w:val="0"/>
+          <w:i w:val="0"/>
+        </w:rPr>
+        <w:t xml:space="preserve"> kèm nhiệt độ thực tế của từng khối và từng nắp.</w:t>
+      </w:r>
+    </w:p>
+    <w:p>
+      <w:pPr>
+        <w:jc w:val="center"/>
+      </w:pPr>
+      <w:r>
+        <w:drawing>
+          <wp:inline xmlns:a="http://schemas.openxmlformats.org/drawingml/2006/main" xmlns:pic="http://schemas.openxmlformats.org/drawingml/2006/picture">
+            <wp:extent cx="4192443" cy="6766560"/>
+            <wp:docPr id="11" name="Picture 11"/>
+            <wp:cNvGraphicFramePr>
+              <a:graphicFrameLocks noChangeAspect="1"/>
+            </wp:cNvGraphicFramePr>
+            <a:graphic>
+              <a:graphicData uri="http://schemas.openxmlformats.org/drawingml/2006/picture">
+                <pic:pic>
+                  <pic:nvPicPr>
+                    <pic:cNvPr id="0" name="08-heating-mobile.png"/>
+                    <pic:cNvPicPr/>
+                  </pic:nvPicPr>
+                  <pic:blipFill>
+                    <a:blip r:embed="rId19"/>
+                    <a:stretch>
+                      <a:fillRect/>
+                    </a:stretch>
+                  </pic:blipFill>
+                  <pic:spPr>
+                    <a:xfrm>
+                      <a:off x="0" y="0"/>
+                      <a:ext cx="4192443" cy="6766560"/>
+                    </a:xfrm>
+                    <a:prstGeom prst="rect"/>
+                  </pic:spPr>
+                </pic:pic>
+              </a:graphicData>
+            </a:graphic>
+          </wp:inline>
+        </w:drawing>
+      </w:r>
+    </w:p>
+    <w:p>
+      <w:pPr>
+        <w:spacing w:after="280"/>
+        <w:jc w:val="center"/>
+      </w:pPr>
+      <w:r>
+        <w:rPr>
+          <w:i/>
+          <w:color w:val="555F66"/>
+          <w:sz w:val="18"/>
+        </w:rPr>
         <w:t>Máy đang gia nhiệt — điện thoại</w:t>
       </w:r>
     </w:p>
@@ -5730,7 +5167,7 @@
                 <w:b w:val="0"/>
                 <w:i w:val="0"/>
               </w:rPr>
-              <w:t>Giai đoạn giữ nhiệt bảo đảm khối gia nhiệt và bộ quang ổn định trước khi đo. Chỉ bấm "Skip preheat" (ô xanh lá) khi máy vừa chạy xong một mẻ khác và vẫn còn nóng.</w:t>
+              <w:t>Giai đoạn giữ nhiệt bảo đảm khối gia nhiệt và bộ quang ổn định trước khi đo. Chỉ bấm "Skip preheat" (ô xanh lá) khi máy vừa chạy xong một lần chạy khác và vẫn còn nóng.</w:t>
             </w:r>
           </w:p>
         </w:tc>
@@ -5793,8 +5230,8 @@
       <w:r>
         <w:drawing>
           <wp:inline xmlns:a="http://schemas.openxmlformats.org/drawingml/2006/main" xmlns:pic="http://schemas.openxmlformats.org/drawingml/2006/picture">
-            <wp:extent cx="3126727" cy="6766558"/>
-            <wp:docPr id="10" name="Picture 10"/>
+            <wp:extent cx="5760720" cy="3417629"/>
+            <wp:docPr id="12" name="Picture 12"/>
             <wp:cNvGraphicFramePr>
               <a:graphicFrameLocks noChangeAspect="1"/>
             </wp:cNvGraphicFramePr>
@@ -5806,7 +5243,7 @@
                     <pic:cNvPicPr/>
                   </pic:nvPicPr>
                   <pic:blipFill>
-                    <a:blip r:embed="rId17"/>
+                    <a:blip r:embed="rId20"/>
                     <a:stretch>
                       <a:fillRect/>
                     </a:stretch>
@@ -5814,7 +5251,7 @@
                   <pic:spPr>
                     <a:xfrm>
                       <a:off x="0" y="0"/>
-                      <a:ext cx="3126727" cy="6766558"/>
+                      <a:ext cx="5760720" cy="3417629"/>
                     </a:xfrm>
                     <a:prstGeom prst="rect"/>
                   </pic:spPr>
@@ -5888,14 +5325,14 @@
           <w:b/>
           <w:i w:val="0"/>
         </w:rPr>
-        <w:t>đúng giếng đã đặt tên ở Bước 1</w:t>
+        <w:t>đúng kênh đã đặt tên ở Bước 1</w:t>
       </w:r>
       <w:r>
         <w:rPr>
           <w:b w:val="0"/>
           <w:i w:val="0"/>
         </w:rPr>
-        <w:t xml:space="preserve">. Giếng </w:t>
+        <w:t xml:space="preserve">. Kênh </w:t>
       </w:r>
       <w:r>
         <w:rPr>
@@ -5912,7 +5349,7 @@
           <w:b w:val="0"/>
           <w:i w:val="0"/>
         </w:rPr>
-        <w:t xml:space="preserve"> là giếng số 1 trên thân máy.</w:t>
+        <w:t xml:space="preserve"> là kênh số 1 trên thân máy.</w:t>
       </w:r>
     </w:p>
     <w:p>
@@ -5994,7 +5431,7 @@
         <w:drawing>
           <wp:inline xmlns:a="http://schemas.openxmlformats.org/drawingml/2006/main" xmlns:pic="http://schemas.openxmlformats.org/drawingml/2006/picture">
             <wp:extent cx="5760720" cy="4838105"/>
-            <wp:docPr id="11" name="Picture 11"/>
+            <wp:docPr id="13" name="Picture 13"/>
             <wp:cNvGraphicFramePr>
               <a:graphicFrameLocks noChangeAspect="1"/>
             </wp:cNvGraphicFramePr>
@@ -6003,368 +5440,6 @@
                 <pic:pic>
                   <pic:nvPicPr>
                     <pic:cNvPr id="0" name="10-waitamp-desktop.png"/>
-                    <pic:cNvPicPr/>
-                  </pic:nvPicPr>
-                  <pic:blipFill>
-                    <a:blip r:embed="rId18"/>
-                    <a:stretch>
-                      <a:fillRect/>
-                    </a:stretch>
-                  </pic:blipFill>
-                  <pic:spPr>
-                    <a:xfrm>
-                      <a:off x="0" y="0"/>
-                      <a:ext cx="5760720" cy="4838105"/>
-                    </a:xfrm>
-                    <a:prstGeom prst="rect"/>
-                  </pic:spPr>
-                </pic:pic>
-              </a:graphicData>
-            </a:graphic>
-          </wp:inline>
-        </w:drawing>
-      </w:r>
-    </w:p>
-    <w:p>
-      <w:pPr>
-        <w:spacing w:after="280"/>
-        <w:jc w:val="center"/>
-      </w:pPr>
-      <w:r>
-        <w:rPr>
-          <w:i/>
-          <w:color w:val="555F66"/>
-          <w:sz w:val="18"/>
-        </w:rPr>
-        <w:t>Máy chờ nạp ống — laptop, iPad</w:t>
-      </w:r>
-    </w:p>
-    <w:p>
-      <w:r>
-        <w:br w:type="page"/>
-      </w:r>
-    </w:p>
-    <w:p>
-      <w:pPr>
-        <w:pStyle w:val="Heading2"/>
-      </w:pPr>
-      <w:r>
-        <w:t>Bước 4 — Bắt đầu đo và theo dõi</w:t>
-      </w:r>
-    </w:p>
-    <w:p>
-      <w:r>
-        <w:rPr>
-          <w:b w:val="0"/>
-          <w:i w:val="0"/>
-        </w:rPr>
-        <w:t xml:space="preserve">Bấm ô đỏ </w:t>
-      </w:r>
-      <w:r>
-        <w:rPr>
-          <w:b/>
-          <w:i w:val="0"/>
-        </w:rPr>
-        <w:t>"Start"</w:t>
-      </w:r>
-      <w:r>
-        <w:rPr>
-          <w:b w:val="0"/>
-          <w:i w:val="0"/>
-        </w:rPr>
-        <w:t xml:space="preserve"> (hoặc nút ĐỎ trên máy). Máy bắt đầu đếm vòng đo.</w:t>
-      </w:r>
-    </w:p>
-    <w:p>
-      <w:r>
-        <w:rPr>
-          <w:b w:val="0"/>
-          <w:i w:val="0"/>
-        </w:rPr>
-        <w:t xml:space="preserve">Giao diện chuyển sang chế độ theo dõi: bảng nhiệt độ thu gọn thành một dòng và </w:t>
-      </w:r>
-      <w:r>
-        <w:rPr>
-          <w:b/>
-          <w:i w:val="0"/>
-        </w:rPr>
-        <w:t>biểu đồ khuếch đại thời gian thực</w:t>
-      </w:r>
-      <w:r>
-        <w:rPr>
-          <w:b w:val="0"/>
-          <w:i w:val="0"/>
-        </w:rPr>
-        <w:t xml:space="preserve"> hiện ra.</w:t>
-      </w:r>
-    </w:p>
-    <w:p>
-      <w:pPr>
-        <w:jc w:val="center"/>
-      </w:pPr>
-      <w:r>
-        <w:drawing>
-          <wp:inline xmlns:a="http://schemas.openxmlformats.org/drawingml/2006/main" xmlns:pic="http://schemas.openxmlformats.org/drawingml/2006/picture">
-            <wp:extent cx="3126727" cy="6766558"/>
-            <wp:docPr id="12" name="Picture 12"/>
-            <wp:cNvGraphicFramePr>
-              <a:graphicFrameLocks noChangeAspect="1"/>
-            </wp:cNvGraphicFramePr>
-            <a:graphic>
-              <a:graphicData uri="http://schemas.openxmlformats.org/drawingml/2006/picture">
-                <pic:pic>
-                  <pic:nvPicPr>
-                    <pic:cNvPr id="0" name="11-amp-early-mobile.png"/>
-                    <pic:cNvPicPr/>
-                  </pic:nvPicPr>
-                  <pic:blipFill>
-                    <a:blip r:embed="rId19"/>
-                    <a:stretch>
-                      <a:fillRect/>
-                    </a:stretch>
-                  </pic:blipFill>
-                  <pic:spPr>
-                    <a:xfrm>
-                      <a:off x="0" y="0"/>
-                      <a:ext cx="3126727" cy="6766558"/>
-                    </a:xfrm>
-                    <a:prstGeom prst="rect"/>
-                  </pic:spPr>
-                </pic:pic>
-              </a:graphicData>
-            </a:graphic>
-          </wp:inline>
-        </w:drawing>
-      </w:r>
-    </w:p>
-    <w:p>
-      <w:pPr>
-        <w:spacing w:after="280"/>
-        <w:jc w:val="center"/>
-      </w:pPr>
-      <w:r>
-        <w:rPr>
-          <w:i/>
-          <w:color w:val="555F66"/>
-          <w:sz w:val="18"/>
-        </w:rPr>
-        <w:t>Vừa bắt đầu đo — biểu đồ còn phẳng</w:t>
-      </w:r>
-    </w:p>
-    <w:p>
-      <w:r>
-        <w:rPr>
-          <w:b w:val="0"/>
-          <w:i w:val="0"/>
-        </w:rPr>
-        <w:t xml:space="preserve">Dòng trạng thái hiện </w:t>
-      </w:r>
-      <w:r>
-        <w:rPr>
-          <w:b/>
-          <w:i w:val="0"/>
-        </w:rPr>
-        <w:t>"Amplification"</w:t>
-      </w:r>
-      <w:r>
-        <w:rPr>
-          <w:b w:val="0"/>
-          <w:i w:val="0"/>
-        </w:rPr>
-        <w:t xml:space="preserve"> kèm </w:t>
-      </w:r>
-      <w:r>
-        <w:rPr>
-          <w:b/>
-          <w:i w:val="0"/>
-        </w:rPr>
-        <w:t>số phút còn lại</w:t>
-      </w:r>
-      <w:r>
-        <w:rPr>
-          <w:b w:val="0"/>
-          <w:i w:val="0"/>
-        </w:rPr>
-        <w:t xml:space="preserve"> và </w:t>
-      </w:r>
-      <w:r>
-        <w:rPr>
-          <w:b/>
-          <w:i w:val="0"/>
-        </w:rPr>
-        <w:t>số vòng đã đo</w:t>
-      </w:r>
-      <w:r>
-        <w:rPr>
-          <w:b w:val="0"/>
-          <w:i w:val="0"/>
-        </w:rPr>
-        <w:t xml:space="preserve"> (ví dụ </w:t>
-      </w:r>
-      <w:r>
-        <w:rPr>
-          <w:rFonts w:ascii="Consolas" w:hAnsi="Consolas"/>
-          <w:b w:val="0"/>
-          <w:i w:val="0"/>
-          <w:color w:val="083336"/>
-          <w:sz w:val="20"/>
-        </w:rPr>
-        <w:t>~19 min left - round 65/120</w:t>
-      </w:r>
-      <w:r>
-        <w:rPr>
-          <w:b w:val="0"/>
-          <w:i w:val="0"/>
-        </w:rPr>
-        <w:t>).</w:t>
-      </w:r>
-    </w:p>
-    <w:p>
-      <w:pPr>
-        <w:pStyle w:val="Heading3"/>
-      </w:pPr>
-      <w:r>
-        <w:t>Trên điện thoại</w:t>
-      </w:r>
-    </w:p>
-    <w:p>
-      <w:r>
-        <w:rPr>
-          <w:b w:val="0"/>
-          <w:i w:val="0"/>
-        </w:rPr>
-        <w:t xml:space="preserve">Bảng 10 giếng </w:t>
-      </w:r>
-      <w:r>
-        <w:rPr>
-          <w:b/>
-          <w:i w:val="0"/>
-        </w:rPr>
-        <w:t>được ẩn đi</w:t>
-      </w:r>
-      <w:r>
-        <w:rPr>
-          <w:b w:val="0"/>
-          <w:i w:val="0"/>
-        </w:rPr>
-        <w:t xml:space="preserve"> để biểu đồ chiếm trọn màn hình. Tên các giếng vẫn đọc được ở </w:t>
-      </w:r>
-      <w:r>
-        <w:rPr>
-          <w:b/>
-          <w:i w:val="0"/>
-        </w:rPr>
-        <w:t>chú giải ngay dưới biểu đồ</w:t>
-      </w:r>
-      <w:r>
-        <w:rPr>
-          <w:b w:val="0"/>
-          <w:i w:val="0"/>
-        </w:rPr>
-        <w:t>.</w:t>
-      </w:r>
-    </w:p>
-    <w:p>
-      <w:pPr>
-        <w:jc w:val="center"/>
-      </w:pPr>
-      <w:r>
-        <w:drawing>
-          <wp:inline xmlns:a="http://schemas.openxmlformats.org/drawingml/2006/main" xmlns:pic="http://schemas.openxmlformats.org/drawingml/2006/picture">
-            <wp:extent cx="3126727" cy="6766558"/>
-            <wp:docPr id="13" name="Picture 13"/>
-            <wp:cNvGraphicFramePr>
-              <a:graphicFrameLocks noChangeAspect="1"/>
-            </wp:cNvGraphicFramePr>
-            <a:graphic>
-              <a:graphicData uri="http://schemas.openxmlformats.org/drawingml/2006/picture">
-                <pic:pic>
-                  <pic:nvPicPr>
-                    <pic:cNvPr id="0" name="12-amp-live-mobile.png"/>
-                    <pic:cNvPicPr/>
-                  </pic:nvPicPr>
-                  <pic:blipFill>
-                    <a:blip r:embed="rId20"/>
-                    <a:stretch>
-                      <a:fillRect/>
-                    </a:stretch>
-                  </pic:blipFill>
-                  <pic:spPr>
-                    <a:xfrm>
-                      <a:off x="0" y="0"/>
-                      <a:ext cx="3126727" cy="6766558"/>
-                    </a:xfrm>
-                    <a:prstGeom prst="rect"/>
-                  </pic:spPr>
-                </pic:pic>
-              </a:graphicData>
-            </a:graphic>
-          </wp:inline>
-        </w:drawing>
-      </w:r>
-    </w:p>
-    <w:p>
-      <w:pPr>
-        <w:spacing w:after="280"/>
-        <w:jc w:val="center"/>
-      </w:pPr>
-      <w:r>
-        <w:rPr>
-          <w:i/>
-          <w:color w:val="555F66"/>
-          <w:sz w:val="18"/>
-        </w:rPr>
-        <w:t>Màn hình theo dõi trên điện thoại</w:t>
-      </w:r>
-    </w:p>
-    <w:p>
-      <w:pPr>
-        <w:pStyle w:val="Heading3"/>
-      </w:pPr>
-      <w:r>
-        <w:t>Trên laptop và iPad</w:t>
-      </w:r>
-    </w:p>
-    <w:p>
-      <w:r>
-        <w:rPr>
-          <w:b w:val="0"/>
-          <w:i w:val="0"/>
-        </w:rPr>
-        <w:t xml:space="preserve">Biểu đồ chiếm cột phải, còn cột trái giữ nguyên trạng thái, nút bấm, nhiệt độ và </w:t>
-      </w:r>
-      <w:r>
-        <w:rPr>
-          <w:b/>
-          <w:i w:val="0"/>
-        </w:rPr>
-        <w:t>bảng 10 giếng làm chú giải</w:t>
-      </w:r>
-      <w:r>
-        <w:rPr>
-          <w:b w:val="0"/>
-          <w:i w:val="0"/>
-        </w:rPr>
-        <w:t xml:space="preserve"> — tra cứu giếng nào là mẫu nào mà không cần rời mắt khỏi đường cong.</w:t>
-      </w:r>
-    </w:p>
-    <w:p>
-      <w:pPr>
-        <w:jc w:val="center"/>
-      </w:pPr>
-      <w:r>
-        <w:drawing>
-          <wp:inline xmlns:a="http://schemas.openxmlformats.org/drawingml/2006/main" xmlns:pic="http://schemas.openxmlformats.org/drawingml/2006/picture">
-            <wp:extent cx="5760720" cy="4838105"/>
-            <wp:docPr id="14" name="Picture 14"/>
-            <wp:cNvGraphicFramePr>
-              <a:graphicFrameLocks noChangeAspect="1"/>
-            </wp:cNvGraphicFramePr>
-            <a:graphic>
-              <a:graphicData uri="http://schemas.openxmlformats.org/drawingml/2006/picture">
-                <pic:pic>
-                  <pic:nvPicPr>
-                    <pic:cNvPr id="0" name="13-amp-live-desktop.png"/>
                     <pic:cNvPicPr/>
                   </pic:nvPicPr>
                   <pic:blipFill>
@@ -6398,18 +5473,77 @@
           <w:color w:val="555F66"/>
           <w:sz w:val="18"/>
         </w:rPr>
-        <w:t>Màn hình theo dõi trên laptop, máy để bàn</w:t>
+        <w:t>Máy chờ nạp ống — máy tính</w:t>
       </w:r>
     </w:p>
     <w:p>
+      <w:r>
+        <w:br w:type="page"/>
+      </w:r>
+    </w:p>
+    <w:p>
+      <w:pPr>
+        <w:pStyle w:val="Heading2"/>
+      </w:pPr>
+      <w:r>
+        <w:t>Bước 4 — Bắt đầu đo và theo dõi</w:t>
+      </w:r>
+    </w:p>
+    <w:p>
+      <w:r>
+        <w:rPr>
+          <w:b w:val="0"/>
+          <w:i w:val="0"/>
+        </w:rPr>
+        <w:t xml:space="preserve">Bấm ô đỏ </w:t>
+      </w:r>
+      <w:r>
+        <w:rPr>
+          <w:b/>
+          <w:i w:val="0"/>
+        </w:rPr>
+        <w:t>"Start"</w:t>
+      </w:r>
+      <w:r>
+        <w:rPr>
+          <w:b w:val="0"/>
+          <w:i w:val="0"/>
+        </w:rPr>
+        <w:t xml:space="preserve"> (hoặc nút ĐỎ trên máy). Máy bắt đầu đếm vòng đo.</w:t>
+      </w:r>
+    </w:p>
+    <w:p>
+      <w:r>
+        <w:rPr>
+          <w:b w:val="0"/>
+          <w:i w:val="0"/>
+        </w:rPr>
+        <w:t xml:space="preserve">Giao diện chuyển sang chế độ theo dõi: bảng nhiệt độ thu gọn thành một dòng và </w:t>
+      </w:r>
+      <w:r>
+        <w:rPr>
+          <w:b/>
+          <w:i w:val="0"/>
+        </w:rPr>
+        <w:t>biểu đồ khuếch đại thời gian thực</w:t>
+      </w:r>
+      <w:r>
+        <w:rPr>
+          <w:b w:val="0"/>
+          <w:i w:val="0"/>
+        </w:rPr>
+        <w:t xml:space="preserve"> hiện ra.</w:t>
+      </w:r>
+    </w:p>
+    <w:p>
       <w:pPr>
         <w:jc w:val="center"/>
       </w:pPr>
       <w:r>
         <w:drawing>
           <wp:inline xmlns:a="http://schemas.openxmlformats.org/drawingml/2006/main" xmlns:pic="http://schemas.openxmlformats.org/drawingml/2006/picture">
-            <wp:extent cx="3736416" cy="6766558"/>
-            <wp:docPr id="15" name="Picture 15"/>
+            <wp:extent cx="3126727" cy="6766558"/>
+            <wp:docPr id="14" name="Picture 14"/>
             <wp:cNvGraphicFramePr>
               <a:graphicFrameLocks noChangeAspect="1"/>
             </wp:cNvGraphicFramePr>
@@ -6417,7 +5551,7 @@
               <a:graphicData uri="http://schemas.openxmlformats.org/drawingml/2006/picture">
                 <pic:pic>
                   <pic:nvPicPr>
-                    <pic:cNvPr id="0" name="14-amp-live-ipad.png"/>
+                    <pic:cNvPr id="0" name="11-amp-early-mobile.png"/>
                     <pic:cNvPicPr/>
                   </pic:nvPicPr>
                   <pic:blipFill>
@@ -6429,7 +5563,7 @@
                   <pic:spPr>
                     <a:xfrm>
                       <a:off x="0" y="0"/>
-                      <a:ext cx="3736416" cy="6766558"/>
+                      <a:ext cx="3126727" cy="6766558"/>
                     </a:xfrm>
                     <a:prstGeom prst="rect"/>
                   </pic:spPr>
@@ -6451,139 +5585,269 @@
           <w:color w:val="555F66"/>
           <w:sz w:val="18"/>
         </w:rPr>
-        <w:t>Màn hình theo dõi trên iPad dựng dọc</w:t>
+        <w:t>Vừa bắt đầu đo — biểu đồ còn phẳng</w:t>
       </w:r>
     </w:p>
     <w:p>
-      <w:pPr>
-        <w:pStyle w:val="Heading3"/>
-      </w:pPr>
-      <w:r>
-        <w:t>Cách đọc biểu đồ (giống nhau ở mọi thiết bị)</w:t>
+      <w:r>
+        <w:rPr>
+          <w:b w:val="0"/>
+          <w:i w:val="0"/>
+        </w:rPr>
+        <w:t xml:space="preserve">Dòng trạng thái hiện </w:t>
+      </w:r>
+      <w:r>
+        <w:rPr>
+          <w:b/>
+          <w:i w:val="0"/>
+        </w:rPr>
+        <w:t>"Amplification"</w:t>
+      </w:r>
+      <w:r>
+        <w:rPr>
+          <w:b w:val="0"/>
+          <w:i w:val="0"/>
+        </w:rPr>
+        <w:t xml:space="preserve"> kèm </w:t>
+      </w:r>
+      <w:r>
+        <w:rPr>
+          <w:b/>
+          <w:i w:val="0"/>
+        </w:rPr>
+        <w:t>số phút còn lại</w:t>
+      </w:r>
+      <w:r>
+        <w:rPr>
+          <w:b w:val="0"/>
+          <w:i w:val="0"/>
+        </w:rPr>
+        <w:t xml:space="preserve"> và </w:t>
+      </w:r>
+      <w:r>
+        <w:rPr>
+          <w:b/>
+          <w:i w:val="0"/>
+        </w:rPr>
+        <w:t>số vòng đã đo</w:t>
+      </w:r>
+      <w:r>
+        <w:rPr>
+          <w:b w:val="0"/>
+          <w:i w:val="0"/>
+        </w:rPr>
+        <w:t xml:space="preserve"> (ví dụ </w:t>
+      </w:r>
+      <w:r>
+        <w:rPr>
+          <w:rFonts w:ascii="Consolas" w:hAnsi="Consolas"/>
+          <w:b w:val="0"/>
+          <w:i w:val="0"/>
+          <w:color w:val="083336"/>
+          <w:sz w:val="20"/>
+        </w:rPr>
+        <w:t>~19 min left - round 65/120</w:t>
+      </w:r>
+      <w:r>
+        <w:rPr>
+          <w:b w:val="0"/>
+          <w:i w:val="0"/>
+        </w:rPr>
+        <w:t>).</w:t>
       </w:r>
     </w:p>
     <w:p>
       <w:pPr>
-        <w:pStyle w:val="ListBullet"/>
-      </w:pPr>
-      <w:r>
-        <w:rPr>
-          <w:b w:val="0"/>
-          <w:i w:val="0"/>
-        </w:rPr>
-        <w:t xml:space="preserve">Trục ngang là </w:t>
-      </w:r>
-      <w:r>
-        <w:rPr>
-          <w:b/>
-          <w:i w:val="0"/>
-        </w:rPr>
-        <w:t>thời gian tính bằng phút</w:t>
-      </w:r>
-      <w:r>
-        <w:rPr>
-          <w:b w:val="0"/>
-          <w:i w:val="0"/>
-        </w:rPr>
-        <w:t xml:space="preserve"> kể từ lúc bắt đầu đo.</w:t>
+        <w:pStyle w:val="Heading3"/>
+      </w:pPr>
+      <w:r>
+        <w:t>Trên điện thoại</w:t>
       </w:r>
     </w:p>
     <w:p>
-      <w:pPr>
-        <w:pStyle w:val="ListBullet"/>
-      </w:pPr>
       <w:r>
         <w:rPr>
           <w:b w:val="0"/>
           <w:i w:val="0"/>
         </w:rPr>
-        <w:t xml:space="preserve">Trục dọc là </w:t>
+        <w:t xml:space="preserve">Bảng 10 kênh </w:t>
       </w:r>
       <w:r>
         <w:rPr>
           <w:b/>
           <w:i w:val="0"/>
         </w:rPr>
-        <w:t>tín hiệu huỳnh quang đã trừ nền</w:t>
+        <w:t>được ẩn đi</w:t>
       </w:r>
       <w:r>
         <w:rPr>
           <w:b w:val="0"/>
           <w:i w:val="0"/>
         </w:rPr>
-        <w:t xml:space="preserve">. Máy lấy mức nền trung bình trong khoảng </w:t>
+        <w:t xml:space="preserve"> để biểu đồ chiếm trọn màn hình. Tên các kênh vẫn đọc được ở </w:t>
       </w:r>
       <w:r>
         <w:rPr>
           <w:b/>
           <w:i w:val="0"/>
         </w:rPr>
-        <w:t>phút 2 đến phút 6</w:t>
+        <w:t>chú giải ngay dưới biểu đồ</w:t>
       </w:r>
       <w:r>
         <w:rPr>
           <w:b w:val="0"/>
           <w:i w:val="0"/>
         </w:rPr>
-        <w:t xml:space="preserve"> — đó là lúc quang học đã ổn định. Vì vậy vài phút đầu biểu đồ nằm phẳng quanh 0 là </w:t>
-      </w:r>
-      <w:r>
-        <w:rPr>
-          <w:b/>
-          <w:i w:val="0"/>
-        </w:rPr>
-        <w:t>đúng</w:t>
-      </w:r>
-      <w:r>
-        <w:rPr>
-          <w:b w:val="0"/>
-          <w:i w:val="0"/>
-        </w:rPr>
-        <w:t>, không phải máy hỏng.</w:t>
+        <w:t>.</w:t>
       </w:r>
     </w:p>
     <w:p>
       <w:pPr>
-        <w:pStyle w:val="ListBullet"/>
-      </w:pPr>
-      <w:r>
-        <w:rPr>
-          <w:b w:val="0"/>
-          <w:i w:val="0"/>
-        </w:rPr>
-        <w:t xml:space="preserve">Giếng </w:t>
-      </w:r>
-      <w:r>
-        <w:rPr>
-          <w:b/>
-          <w:i w:val="0"/>
-        </w:rPr>
-        <w:t>dương tính</w:t>
-      </w:r>
-      <w:r>
-        <w:rPr>
-          <w:b w:val="0"/>
-          <w:i w:val="0"/>
-        </w:rPr>
-        <w:t xml:space="preserve"> cho đường cong đi lên rõ rệt rồi bão hoà. Giếng </w:t>
-      </w:r>
-      <w:r>
-        <w:rPr>
-          <w:b/>
-          <w:i w:val="0"/>
-        </w:rPr>
-        <w:t>âm tính</w:t>
-      </w:r>
-      <w:r>
-        <w:rPr>
-          <w:b w:val="0"/>
-          <w:i w:val="0"/>
-        </w:rPr>
-        <w:t xml:space="preserve"> nằm phẳng suốt mẻ.</w:t>
+        <w:jc w:val="center"/>
+      </w:pPr>
+      <w:r>
+        <w:drawing>
+          <wp:inline xmlns:a="http://schemas.openxmlformats.org/drawingml/2006/main" xmlns:pic="http://schemas.openxmlformats.org/drawingml/2006/picture">
+            <wp:extent cx="3323018" cy="6766560"/>
+            <wp:docPr id="15" name="Picture 15"/>
+            <wp:cNvGraphicFramePr>
+              <a:graphicFrameLocks noChangeAspect="1"/>
+            </wp:cNvGraphicFramePr>
+            <a:graphic>
+              <a:graphicData uri="http://schemas.openxmlformats.org/drawingml/2006/picture">
+                <pic:pic>
+                  <pic:nvPicPr>
+                    <pic:cNvPr id="0" name="12-amp-live-mobile.png"/>
+                    <pic:cNvPicPr/>
+                  </pic:nvPicPr>
+                  <pic:blipFill>
+                    <a:blip r:embed="rId23"/>
+                    <a:stretch>
+                      <a:fillRect/>
+                    </a:stretch>
+                  </pic:blipFill>
+                  <pic:spPr>
+                    <a:xfrm>
+                      <a:off x="0" y="0"/>
+                      <a:ext cx="3323018" cy="6766560"/>
+                    </a:xfrm>
+                    <a:prstGeom prst="rect"/>
+                  </pic:spPr>
+                </pic:pic>
+              </a:graphicData>
+            </a:graphic>
+          </wp:inline>
+        </w:drawing>
       </w:r>
     </w:p>
     <w:p>
       <w:pPr>
+        <w:spacing w:after="280"/>
+        <w:jc w:val="center"/>
+      </w:pPr>
+      <w:r>
+        <w:rPr>
+          <w:i/>
+          <w:color w:val="555F66"/>
+          <w:sz w:val="18"/>
+        </w:rPr>
+        <w:t>Màn hình theo dõi trên điện thoại</w:t>
+      </w:r>
+    </w:p>
+    <w:p>
+      <w:pPr>
+        <w:pStyle w:val="Heading3"/>
+      </w:pPr>
+      <w:r>
+        <w:t>Trên máy tính</w:t>
+      </w:r>
+    </w:p>
+    <w:p>
+      <w:r>
+        <w:rPr>
+          <w:b w:val="0"/>
+          <w:i w:val="0"/>
+        </w:rPr>
+        <w:t xml:space="preserve">Biểu đồ chiếm cột phải, còn cột trái giữ nguyên trạng thái, nút bấm, nhiệt độ và </w:t>
+      </w:r>
+      <w:r>
+        <w:rPr>
+          <w:b/>
+          <w:i w:val="0"/>
+        </w:rPr>
+        <w:t>bảng 10 kênh làm chú giải</w:t>
+      </w:r>
+      <w:r>
+        <w:rPr>
+          <w:b w:val="0"/>
+          <w:i w:val="0"/>
+        </w:rPr>
+        <w:t xml:space="preserve"> — tra cứu kênh nào là mẫu nào mà không cần rời mắt khỏi đường cong.</w:t>
+      </w:r>
+    </w:p>
+    <w:p>
+      <w:pPr>
+        <w:jc w:val="center"/>
+      </w:pPr>
+      <w:r>
+        <w:drawing>
+          <wp:inline xmlns:a="http://schemas.openxmlformats.org/drawingml/2006/main" xmlns:pic="http://schemas.openxmlformats.org/drawingml/2006/picture">
+            <wp:extent cx="5760720" cy="4838105"/>
+            <wp:docPr id="16" name="Picture 16"/>
+            <wp:cNvGraphicFramePr>
+              <a:graphicFrameLocks noChangeAspect="1"/>
+            </wp:cNvGraphicFramePr>
+            <a:graphic>
+              <a:graphicData uri="http://schemas.openxmlformats.org/drawingml/2006/picture">
+                <pic:pic>
+                  <pic:nvPicPr>
+                    <pic:cNvPr id="0" name="13-amp-live-desktop.png"/>
+                    <pic:cNvPicPr/>
+                  </pic:nvPicPr>
+                  <pic:blipFill>
+                    <a:blip r:embed="rId24"/>
+                    <a:stretch>
+                      <a:fillRect/>
+                    </a:stretch>
+                  </pic:blipFill>
+                  <pic:spPr>
+                    <a:xfrm>
+                      <a:off x="0" y="0"/>
+                      <a:ext cx="5760720" cy="4838105"/>
+                    </a:xfrm>
+                    <a:prstGeom prst="rect"/>
+                  </pic:spPr>
+                </pic:pic>
+              </a:graphicData>
+            </a:graphic>
+          </wp:inline>
+        </w:drawing>
+      </w:r>
+    </w:p>
+    <w:p>
+      <w:pPr>
+        <w:spacing w:after="280"/>
+        <w:jc w:val="center"/>
+      </w:pPr>
+      <w:r>
+        <w:rPr>
+          <w:i/>
+          <w:color w:val="555F66"/>
+          <w:sz w:val="18"/>
+        </w:rPr>
+        <w:t>Màn hình theo dõi trên laptop, máy để bàn</w:t>
+      </w:r>
+    </w:p>
+    <w:p>
+      <w:pPr>
+        <w:pStyle w:val="Heading3"/>
+      </w:pPr>
+      <w:r>
+        <w:t>Cách đọc biểu đồ (giống nhau ở mọi thiết bị)</w:t>
+      </w:r>
+    </w:p>
+    <w:p>
+      <w:pPr>
         <w:pStyle w:val="ListBullet"/>
       </w:pPr>
       <w:r>
@@ -6591,6 +5855,126 @@
           <w:b w:val="0"/>
           <w:i w:val="0"/>
         </w:rPr>
+        <w:t xml:space="preserve">Trục ngang là </w:t>
+      </w:r>
+      <w:r>
+        <w:rPr>
+          <w:b/>
+          <w:i w:val="0"/>
+        </w:rPr>
+        <w:t>thời gian tính bằng phút</w:t>
+      </w:r>
+      <w:r>
+        <w:rPr>
+          <w:b w:val="0"/>
+          <w:i w:val="0"/>
+        </w:rPr>
+        <w:t xml:space="preserve"> kể từ lúc bắt đầu đo.</w:t>
+      </w:r>
+    </w:p>
+    <w:p>
+      <w:pPr>
+        <w:pStyle w:val="ListBullet"/>
+      </w:pPr>
+      <w:r>
+        <w:rPr>
+          <w:b w:val="0"/>
+          <w:i w:val="0"/>
+        </w:rPr>
+        <w:t xml:space="preserve">Trục dọc là </w:t>
+      </w:r>
+      <w:r>
+        <w:rPr>
+          <w:b/>
+          <w:i w:val="0"/>
+        </w:rPr>
+        <w:t>tín hiệu huỳnh quang đã trừ nền</w:t>
+      </w:r>
+      <w:r>
+        <w:rPr>
+          <w:b w:val="0"/>
+          <w:i w:val="0"/>
+        </w:rPr>
+        <w:t xml:space="preserve">. Máy lấy mức nền trung bình trong khoảng </w:t>
+      </w:r>
+      <w:r>
+        <w:rPr>
+          <w:b/>
+          <w:i w:val="0"/>
+        </w:rPr>
+        <w:t>phút 2 đến phút 6</w:t>
+      </w:r>
+      <w:r>
+        <w:rPr>
+          <w:b w:val="0"/>
+          <w:i w:val="0"/>
+        </w:rPr>
+        <w:t xml:space="preserve"> — đó là lúc quang học đã ổn định. Vì vậy vài phút đầu biểu đồ nằm phẳng quanh 0 là </w:t>
+      </w:r>
+      <w:r>
+        <w:rPr>
+          <w:b/>
+          <w:i w:val="0"/>
+        </w:rPr>
+        <w:t>đúng</w:t>
+      </w:r>
+      <w:r>
+        <w:rPr>
+          <w:b w:val="0"/>
+          <w:i w:val="0"/>
+        </w:rPr>
+        <w:t>, không phải máy hỏng.</w:t>
+      </w:r>
+    </w:p>
+    <w:p>
+      <w:pPr>
+        <w:pStyle w:val="ListBullet"/>
+      </w:pPr>
+      <w:r>
+        <w:rPr>
+          <w:b w:val="0"/>
+          <w:i w:val="0"/>
+        </w:rPr>
+        <w:t xml:space="preserve">Kênh </w:t>
+      </w:r>
+      <w:r>
+        <w:rPr>
+          <w:b/>
+          <w:i w:val="0"/>
+        </w:rPr>
+        <w:t>dương tính</w:t>
+      </w:r>
+      <w:r>
+        <w:rPr>
+          <w:b w:val="0"/>
+          <w:i w:val="0"/>
+        </w:rPr>
+        <w:t xml:space="preserve"> cho đường cong đi lên rõ rệt rồi bão hoà. Kênh </w:t>
+      </w:r>
+      <w:r>
+        <w:rPr>
+          <w:b/>
+          <w:i w:val="0"/>
+        </w:rPr>
+        <w:t>âm tính</w:t>
+      </w:r>
+      <w:r>
+        <w:rPr>
+          <w:b w:val="0"/>
+          <w:i w:val="0"/>
+        </w:rPr>
+        <w:t xml:space="preserve"> nằm phẳng suốt lần chạy.</w:t>
+      </w:r>
+    </w:p>
+    <w:p>
+      <w:pPr>
+        <w:pStyle w:val="ListBullet"/>
+      </w:pPr>
+      <w:r>
+        <w:rPr>
+          <w:b w:val="0"/>
+          <w:i w:val="0"/>
+        </w:rPr>
         <w:t xml:space="preserve">Ô </w:t>
       </w:r>
       <w:r>
@@ -6605,7 +5989,7 @@
           <w:b w:val="0"/>
           <w:i w:val="0"/>
         </w:rPr>
-        <w:t xml:space="preserve"> ở góc phải trên biểu đồ bật/tắt tất cả các đường cùng lúc. Muốn ẩn/hiện từng giếng thì bấm </w:t>
+        <w:t xml:space="preserve"> ở góc phải trên biểu đồ bật/tắt tất cả các đường cùng lúc. Muốn ẩn/hiện từng kênh thì bấm </w:t>
       </w:r>
       <w:r>
         <w:rPr>
@@ -6619,7 +6003,7 @@
           <w:b w:val="0"/>
           <w:i w:val="0"/>
         </w:rPr>
-        <w:t xml:space="preserve"> ở đầu dòng tương ứng trong bảng 10 giếng — trên điện thoại bảng này đang ẩn, nên hãy dùng thẻ </w:t>
+        <w:t xml:space="preserve"> ở đầu dòng tương ứng trong bảng 10 kênh — trên điện thoại bảng này đang ẩn, nên hãy dùng thẻ </w:t>
       </w:r>
       <w:r>
         <w:rPr>
@@ -6633,7 +6017,7 @@
           <w:b w:val="0"/>
           <w:i w:val="0"/>
         </w:rPr>
-        <w:t xml:space="preserve"> sau khi mẻ kết thúc.</w:t>
+        <w:t xml:space="preserve"> sau khi lần chạy kết thúc.</w:t>
       </w:r>
     </w:p>
     <w:tbl>
@@ -6678,7 +6062,7 @@
                 <w:b w:val="0"/>
                 <w:i w:val="0"/>
               </w:rPr>
-              <w:t xml:space="preserve"> đường cong từ đầu mẻ — không mất đoạn nào.</w:t>
+              <w:t xml:space="preserve"> đường cong từ đầu lần chạy — không mất đoạn nào.</w:t>
             </w:r>
           </w:p>
         </w:tc>
@@ -6738,7 +6122,7 @@
                 <w:b/>
                 <w:i w:val="0"/>
               </w:rPr>
-              <w:t>mất toàn bộ mẻ đang chạy</w:t>
+              <w:t>mất toàn bộ lần chạy đang thực hiện</w:t>
             </w:r>
             <w:r>
               <w:rPr>
@@ -6766,7 +6150,7 @@
         <w:pStyle w:val="Heading2"/>
       </w:pPr>
       <w:r>
-        <w:t>Bước 5 — Kết thúc mẻ</w:t>
+        <w:t>Bước 5 — Kết thúc lần chạy</w:t>
       </w:r>
     </w:p>
     <w:p>
@@ -6850,8 +6234,8 @@
       <w:r>
         <w:drawing>
           <wp:inline xmlns:a="http://schemas.openxmlformats.org/drawingml/2006/main" xmlns:pic="http://schemas.openxmlformats.org/drawingml/2006/picture">
-            <wp:extent cx="3126727" cy="6766558"/>
-            <wp:docPr id="16" name="Picture 16"/>
+            <wp:extent cx="5760720" cy="4880195"/>
+            <wp:docPr id="17" name="Picture 17"/>
             <wp:cNvGraphicFramePr>
               <a:graphicFrameLocks noChangeAspect="1"/>
             </wp:cNvGraphicFramePr>
@@ -6863,7 +6247,7 @@
                     <pic:cNvPicPr/>
                   </pic:nvPicPr>
                   <pic:blipFill>
-                    <a:blip r:embed="rId23"/>
+                    <a:blip r:embed="rId25"/>
                     <a:stretch>
                       <a:fillRect/>
                     </a:stretch>
@@ -6871,7 +6255,7 @@
                   <pic:spPr>
                     <a:xfrm>
                       <a:off x="0" y="0"/>
-                      <a:ext cx="3126727" cy="6766558"/>
+                      <a:ext cx="5760720" cy="4880195"/>
                     </a:xfrm>
                     <a:prstGeom prst="rect"/>
                   </pic:spPr>
@@ -6893,7 +6277,7 @@
           <w:color w:val="555F66"/>
           <w:sz w:val="18"/>
         </w:rPr>
-        <w:t>Mẻ chạy đã hoàn tất — điện thoại</w:t>
+        <w:t>Lần chạy đã hoàn tất — điện thoại</w:t>
       </w:r>
     </w:p>
     <w:p>
@@ -6918,7 +6302,7 @@
           <w:b w:val="0"/>
           <w:i w:val="0"/>
         </w:rPr>
-        <w:t xml:space="preserve">Biểu đồ vẫn ở lại màn hình Home để xem tiếp. Khi muốn chuẩn bị mẻ mới, bấm ô trắng </w:t>
+        <w:t xml:space="preserve">Biểu đồ vẫn ở lại màn hình Home để xem tiếp. Khi muốn chuẩn bị lần chạy mới, bấm ô trắng </w:t>
       </w:r>
       <w:r>
         <w:rPr>
@@ -6943,7 +6327,7 @@
         <w:drawing>
           <wp:inline xmlns:a="http://schemas.openxmlformats.org/drawingml/2006/main" xmlns:pic="http://schemas.openxmlformats.org/drawingml/2006/picture">
             <wp:extent cx="5760720" cy="5567196"/>
-            <wp:docPr id="17" name="Picture 17"/>
+            <wp:docPr id="18" name="Picture 18"/>
             <wp:cNvGraphicFramePr>
               <a:graphicFrameLocks noChangeAspect="1"/>
             </wp:cNvGraphicFramePr>
@@ -6955,7 +6339,7 @@
                     <pic:cNvPicPr/>
                   </pic:nvPicPr>
                   <pic:blipFill>
-                    <a:blip r:embed="rId24"/>
+                    <a:blip r:embed="rId26"/>
                     <a:stretch>
                       <a:fillRect/>
                     </a:stretch>
@@ -6985,7 +6369,7 @@
           <w:color w:val="555F66"/>
           <w:sz w:val="18"/>
         </w:rPr>
-        <w:t>Mẻ chạy đã hoàn tất — laptop, iPad</w:t>
+        <w:t>Lần chạy đã hoàn tất — máy tính</w:t>
       </w:r>
     </w:p>
     <w:tbl>
@@ -7016,7 +6400,7 @@
                 <w:b w:val="0"/>
                 <w:i w:val="0"/>
               </w:rPr>
-              <w:t>Đừng tắt nguồn máy trong lúc còn hiện "Finishing the run": máy đang tính kết quả và gửi dữ liệu. Kết quả của mẻ vẫn được lưu trong bộ nhớ máy sau khi hoàn tất, nhưng tắt giữa chừng có thể mất lần gửi lên đám mây.</w:t>
+              <w:t>Đừng tắt nguồn máy trong lúc còn hiện "Finishing the run": máy đang tính kết quả và gửi dữ liệu. Kết quả của lần chạy vẫn được lưu trong bộ nhớ máy sau khi hoàn tất, nhưng tắt giữa chừng có thể mất lần gửi lên đám mây.</w:t>
             </w:r>
           </w:p>
         </w:tc>
@@ -7042,7 +6426,7 @@
         <w:pStyle w:val="Heading1"/>
       </w:pPr>
       <w:r>
-        <w:t>6. Quy trình đầy đủ có giai đoạn Lysis</w:t>
+        <w:t>6. Đọc kết quả — thẻ Result</w:t>
       </w:r>
     </w:p>
     <w:p>
@@ -7051,536 +6435,29 @@
           <w:b w:val="0"/>
           <w:i w:val="0"/>
         </w:rPr>
-        <w:t xml:space="preserve">Dùng khi cần máy ủ/tách mẫu trước rồi mới khuếch đại. Quy trình này </w:t>
+        <w:t xml:space="preserve">Bấm </w:t>
       </w:r>
       <w:r>
         <w:rPr>
           <w:b/>
           <w:i w:val="0"/>
         </w:rPr>
-        <w:t>bắt đầu bằng nút XANH LÁ</w:t>
+        <w:t>Result</w:t>
       </w:r>
       <w:r>
         <w:rPr>
           <w:b w:val="0"/>
           <w:i w:val="0"/>
         </w:rPr>
-        <w:t xml:space="preserve"> và các bước đầu thực hiện </w:t>
-      </w:r>
-      <w:r>
-        <w:rPr>
-          <w:b/>
-          <w:i w:val="0"/>
-        </w:rPr>
-        <w:t>trên máy</w:t>
-      </w:r>
-      <w:r>
-        <w:rPr>
-          <w:b w:val="0"/>
-          <w:i w:val="0"/>
-        </w:rPr>
-        <w:t>.</w:t>
+        <w:t xml:space="preserve"> ở thanh điều hướng dưới cùng.</w:t>
       </w:r>
     </w:p>
     <w:p>
       <w:pPr>
-        <w:ind w:left="504" w:hanging="360"/>
-      </w:pPr>
-      <w:r>
-        <w:rPr>
-          <w:b/>
-        </w:rPr>
-        <w:t xml:space="preserve">1. </w:t>
-      </w:r>
-      <w:r>
-        <w:rPr>
-          <w:b/>
-          <w:i w:val="0"/>
-        </w:rPr>
-        <w:t>Bấm nút XANH LÁ</w:t>
-      </w:r>
-      <w:r>
-        <w:rPr>
-          <w:b w:val="0"/>
-          <w:i w:val="0"/>
-        </w:rPr>
-        <w:t xml:space="preserve"> ở màn hình chính (hoặc ô "Lysis" trên web). Máy gia nhiệt buồng lysis tới </w:t>
-      </w:r>
-      <w:r>
-        <w:rPr>
-          <w:b/>
-          <w:i w:val="0"/>
-        </w:rPr>
-        <w:t>82 °C</w:t>
-      </w:r>
-      <w:r>
-        <w:rPr>
-          <w:b w:val="0"/>
-          <w:i w:val="0"/>
-        </w:rPr>
-        <w:t xml:space="preserve">; web hiện </w:t>
-      </w:r>
-      <w:r>
-        <w:rPr>
-          <w:b/>
-          <w:i w:val="0"/>
-        </w:rPr>
-        <w:t>"Heating lysis block"</w:t>
-      </w:r>
-      <w:r>
-        <w:rPr>
-          <w:b w:val="0"/>
-          <w:i w:val="0"/>
-        </w:rPr>
-        <w:t xml:space="preserve"> kèm nhiệt độ hiện tại / mục tiêu.</w:t>
-      </w:r>
-    </w:p>
-    <w:p>
-      <w:pPr>
-        <w:ind w:left="504" w:hanging="360"/>
-      </w:pPr>
-      <w:r>
-        <w:rPr>
-          <w:b/>
-        </w:rPr>
-        <w:t xml:space="preserve">2. </w:t>
-      </w:r>
-      <w:r>
-        <w:rPr>
-          <w:b w:val="0"/>
-          <w:i w:val="0"/>
-        </w:rPr>
-        <w:t xml:space="preserve">Khi đạt nhiệt, web hiện </w:t>
-      </w:r>
-      <w:r>
-        <w:rPr>
-          <w:b/>
-          <w:i w:val="0"/>
-        </w:rPr>
-        <w:t>"Insert lysis tube"</w:t>
-      </w:r>
-      <w:r>
-        <w:rPr>
-          <w:b w:val="0"/>
-          <w:i w:val="0"/>
-        </w:rPr>
-        <w:t xml:space="preserve"> kèm nhiệt độ khối. </w:t>
-      </w:r>
-      <w:r>
-        <w:rPr>
-          <w:b/>
-          <w:i w:val="0"/>
-        </w:rPr>
-        <w:t>Thao tác trên máy:</w:t>
-      </w:r>
-      <w:r>
-        <w:rPr>
-          <w:b w:val="0"/>
-          <w:i w:val="0"/>
-        </w:rPr>
-        <w:t xml:space="preserve"> đặt ống lysis vào buồng ủ.</w:t>
-      </w:r>
-    </w:p>
-    <w:p>
-      <w:pPr>
-        <w:ind w:left="504" w:hanging="360"/>
-      </w:pPr>
-      <w:r>
-        <w:rPr>
-          <w:b/>
-        </w:rPr>
-        <w:t xml:space="preserve">3. </w:t>
-      </w:r>
-      <w:r>
-        <w:rPr>
-          <w:b w:val="0"/>
-          <w:i w:val="0"/>
-        </w:rPr>
-        <w:t xml:space="preserve">Bấm ô đỏ </w:t>
-      </w:r>
-      <w:r>
-        <w:rPr>
-          <w:b/>
-          <w:i w:val="0"/>
-        </w:rPr>
-        <w:t>"Start lysis"</w:t>
-      </w:r>
-      <w:r>
-        <w:rPr>
-          <w:b w:val="0"/>
-          <w:i w:val="0"/>
-        </w:rPr>
-        <w:t xml:space="preserve">. Web hiện </w:t>
-      </w:r>
-      <w:r>
-        <w:rPr>
-          <w:b/>
-          <w:i w:val="0"/>
-        </w:rPr>
-        <w:t>"Lysis running"</w:t>
-      </w:r>
-      <w:r>
-        <w:rPr>
-          <w:b w:val="0"/>
-          <w:i w:val="0"/>
-        </w:rPr>
-        <w:t xml:space="preserve"> và đếm ngược — mặc định </w:t>
-      </w:r>
-      <w:r>
-        <w:rPr>
-          <w:b/>
-          <w:i w:val="0"/>
-        </w:rPr>
-        <w:t>10 phút</w:t>
-      </w:r>
-      <w:r>
-        <w:rPr>
-          <w:b w:val="0"/>
-          <w:i w:val="0"/>
-        </w:rPr>
-        <w:t>.</w:t>
-      </w:r>
-    </w:p>
-    <w:p>
-      <w:pPr>
-        <w:ind w:left="504" w:hanging="360"/>
-      </w:pPr>
-      <w:r>
-        <w:rPr>
-          <w:b/>
-        </w:rPr>
-        <w:t xml:space="preserve">4. </w:t>
-      </w:r>
-      <w:r>
-        <w:rPr>
-          <w:b w:val="0"/>
-          <w:i w:val="0"/>
-        </w:rPr>
-        <w:t xml:space="preserve">Hết giờ, web hiện </w:t>
-      </w:r>
-      <w:r>
-        <w:rPr>
-          <w:b/>
-          <w:i w:val="0"/>
-        </w:rPr>
-        <w:t>"Remove lysis tube"</w:t>
-      </w:r>
-      <w:r>
-        <w:rPr>
-          <w:b w:val="0"/>
-          <w:i w:val="0"/>
-        </w:rPr>
-        <w:t xml:space="preserve"> với hướng dẫn: </w:t>
-      </w:r>
-      <w:r>
-        <w:rPr>
-          <w:b w:val="0"/>
-          <w:i/>
-        </w:rPr>
-        <w:t>"Take the tube out and close the lid, then press Amplification (green)."</w:t>
-      </w:r>
-      <w:r>
-        <w:rPr>
-          <w:b w:val="0"/>
-          <w:i w:val="0"/>
-        </w:rPr>
-        <w:t xml:space="preserve"> </w:t>
-      </w:r>
-      <w:r>
-        <w:rPr>
-          <w:b/>
-          <w:i w:val="0"/>
-        </w:rPr>
-        <w:t>Thao tác trên máy:</w:t>
-      </w:r>
-      <w:r>
-        <w:rPr>
-          <w:b w:val="0"/>
-          <w:i w:val="0"/>
-        </w:rPr>
-        <w:t xml:space="preserve"> lấy ống lysis ra và đóng nắp.</w:t>
-      </w:r>
-    </w:p>
-    <w:tbl>
-      <w:tblPr>
-        <w:tblStyle w:val="TableGrid"/>
-        <w:tblW w:type="auto" w:w="0"/>
-        <w:tblLook w:firstColumn="1" w:firstRow="1" w:lastColumn="0" w:lastRow="0" w:noHBand="0" w:noVBand="1" w:val="04A0"/>
-      </w:tblPr>
-      <w:tblGrid>
-        <w:gridCol w:w="9648"/>
-      </w:tblGrid>
-      <w:tr>
-        <w:tc>
-          <w:tcPr>
-            <w:tcW w:type="dxa" w:w="9648"/>
-            <w:shd w:val="clear" w:fill="FDECEA"/>
-          </w:tcPr>
-          <w:p>
-            <w:r>
-              <w:rPr>
-                <w:b/>
-                <w:color w:val="B3261E"/>
-              </w:rPr>
-              <w:t xml:space="preserve">CẢNH BÁO: </w:t>
-            </w:r>
-            <w:r>
-              <w:rPr>
-                <w:b w:val="0"/>
-                <w:i w:val="0"/>
-              </w:rPr>
-              <w:t xml:space="preserve">Ống vừa lấy ra đang </w:t>
-            </w:r>
-            <w:r>
-              <w:rPr>
-                <w:b/>
-                <w:i w:val="0"/>
-              </w:rPr>
-              <w:t>nóng</w:t>
-            </w:r>
-            <w:r>
-              <w:rPr>
-                <w:b w:val="0"/>
-                <w:i w:val="0"/>
-              </w:rPr>
-              <w:t>. Máy đứng chờ ở bước này cho tới khi có người thao tác — nó sẽ không tự đi tiếp.</w:t>
-            </w:r>
-          </w:p>
-        </w:tc>
-      </w:tr>
-    </w:tbl>
-    <w:p>
-      <w:pPr>
-        <w:spacing w:after="120"/>
-      </w:pPr>
-    </w:p>
-    <w:p>
-      <w:pPr>
-        <w:ind w:left="504" w:hanging="360"/>
-      </w:pPr>
-      <w:r>
-        <w:rPr>
-          <w:b/>
-        </w:rPr>
-        <w:t xml:space="preserve">5. </w:t>
-      </w:r>
-      <w:r>
-        <w:rPr>
-          <w:b w:val="0"/>
-          <w:i w:val="0"/>
-        </w:rPr>
-        <w:t xml:space="preserve">Bấm ô xanh lá </w:t>
-      </w:r>
-      <w:r>
-        <w:rPr>
-          <w:b/>
-          <w:i w:val="0"/>
-        </w:rPr>
-        <w:t>"Amplification"</w:t>
-      </w:r>
-      <w:r>
-        <w:rPr>
-          <w:b w:val="0"/>
-          <w:i w:val="0"/>
-        </w:rPr>
-        <w:t xml:space="preserve">. Từ đây quy trình đi tiếp </w:t>
-      </w:r>
-      <w:r>
-        <w:rPr>
-          <w:b/>
-          <w:i w:val="0"/>
-        </w:rPr>
-        <w:t>giống hệt Bước 2 đến Bước 5 ở mục 5</w:t>
-      </w:r>
-      <w:r>
-        <w:rPr>
-          <w:b w:val="0"/>
-          <w:i w:val="0"/>
-        </w:rPr>
-        <w:t>: gia nhiệt 65.8 °C → nạp ống → Start → theo dõi → kết quả.</w:t>
-      </w:r>
-    </w:p>
-    <w:tbl>
-      <w:tblPr>
-        <w:tblStyle w:val="TableGrid"/>
-        <w:tblW w:type="auto" w:w="0"/>
-        <w:tblLook w:firstColumn="1" w:firstRow="1" w:lastColumn="0" w:lastRow="0" w:noHBand="0" w:noVBand="1" w:val="04A0"/>
-      </w:tblPr>
-      <w:tblGrid>
-        <w:gridCol w:w="9648"/>
-      </w:tblGrid>
-      <w:tr>
-        <w:tc>
-          <w:tcPr>
-            <w:tcW w:type="dxa" w:w="9648"/>
-            <w:shd w:val="clear" w:fill="EAF6F7"/>
-          </w:tcPr>
-          <w:p>
-            <w:r>
-              <w:rPr>
-                <w:b/>
-                <w:color w:val="13757A"/>
-              </w:rPr>
-              <w:t xml:space="preserve">LƯU Ý: </w:t>
-            </w:r>
-            <w:r>
-              <w:rPr>
-                <w:b w:val="0"/>
-                <w:i w:val="0"/>
-              </w:rPr>
-              <w:t xml:space="preserve">Ở luồng này máy </w:t>
-            </w:r>
-            <w:r>
-              <w:rPr>
-                <w:b/>
-                <w:i w:val="0"/>
-              </w:rPr>
-              <w:t>bỏ qua 15 phút giữ nhiệt</w:t>
-            </w:r>
-            <w:r>
-              <w:rPr>
-                <w:b w:val="0"/>
-                <w:i w:val="0"/>
-              </w:rPr>
-              <w:t xml:space="preserve"> của giai đoạn ổn định quang học, vì buồng máy đã nóng sẵn suốt quá trình ủ lysis. Vì vậy luồng đầy đủ không lâu hơn luồng chỉ khuếch đại đúng bằng thời gian ủ.</w:t>
-            </w:r>
-          </w:p>
-        </w:tc>
-      </w:tr>
-    </w:tbl>
-    <w:p>
-      <w:pPr>
-        <w:spacing w:after="120"/>
-      </w:pPr>
-    </w:p>
-    <w:tbl>
-      <w:tblPr>
-        <w:tblStyle w:val="TableGrid"/>
-        <w:tblW w:type="auto" w:w="0"/>
-        <w:tblLook w:firstColumn="1" w:firstRow="1" w:lastColumn="0" w:lastRow="0" w:noHBand="0" w:noVBand="1" w:val="04A0"/>
-      </w:tblPr>
-      <w:tblGrid>
-        <w:gridCol w:w="9648"/>
-      </w:tblGrid>
-      <w:tr>
-        <w:tc>
-          <w:tcPr>
-            <w:tcW w:type="dxa" w:w="9648"/>
-            <w:shd w:val="clear" w:fill="EAF6F7"/>
-          </w:tcPr>
-          <w:p>
-            <w:r>
-              <w:rPr>
-                <w:b/>
-                <w:color w:val="13757A"/>
-              </w:rPr>
-              <w:t xml:space="preserve">LƯU Ý: </w:t>
-            </w:r>
-            <w:r>
-              <w:rPr>
-                <w:b w:val="0"/>
-                <w:i w:val="0"/>
-              </w:rPr>
-              <w:t xml:space="preserve">Ở luồng Lysis, bảng đặt tên mẫu xuất hiện </w:t>
-            </w:r>
-            <w:r>
-              <w:rPr>
-                <w:b/>
-                <w:i w:val="0"/>
-              </w:rPr>
-              <w:t>muộn hơn</w:t>
-            </w:r>
-            <w:r>
-              <w:rPr>
-                <w:b w:val="0"/>
-                <w:i w:val="0"/>
-              </w:rPr>
-              <w:t xml:space="preserve"> — tại bước "Insert amplification tube". Cách điền hoàn toàn giống mục 5, Bước 1. Sau khi điền xong bấm </w:t>
-            </w:r>
-            <w:r>
-              <w:rPr>
-                <w:b/>
-                <w:i w:val="0"/>
-              </w:rPr>
-              <w:t>Confirm</w:t>
-            </w:r>
-            <w:r>
-              <w:rPr>
-                <w:b w:val="0"/>
-                <w:i w:val="0"/>
-              </w:rPr>
-              <w:t xml:space="preserve"> để mở khoá nút </w:t>
-            </w:r>
-            <w:r>
-              <w:rPr>
-                <w:b/>
-                <w:i w:val="0"/>
-              </w:rPr>
-              <w:t>"Start"</w:t>
-            </w:r>
-            <w:r>
-              <w:rPr>
-                <w:b w:val="0"/>
-                <w:i w:val="0"/>
-              </w:rPr>
-              <w:t>.</w:t>
-            </w:r>
-          </w:p>
-        </w:tc>
-      </w:tr>
-    </w:tbl>
-    <w:p>
-      <w:pPr>
-        <w:spacing w:after="120"/>
-      </w:pPr>
-    </w:p>
-    <w:p>
-      <w:r>
-        <w:br w:type="page"/>
-      </w:r>
-    </w:p>
-    <w:p>
-      <w:r>
-        <w:br w:type="page"/>
-      </w:r>
-    </w:p>
-    <w:p>
-      <w:pPr>
-        <w:pStyle w:val="Heading1"/>
-      </w:pPr>
-      <w:r>
-        <w:t>7. Đọc kết quả — thẻ Result</w:t>
-      </w:r>
-    </w:p>
-    <w:p>
-      <w:r>
-        <w:rPr>
-          <w:b w:val="0"/>
-          <w:i w:val="0"/>
-        </w:rPr>
-        <w:t xml:space="preserve">Bấm </w:t>
-      </w:r>
-      <w:r>
-        <w:rPr>
-          <w:b/>
-          <w:i w:val="0"/>
-        </w:rPr>
-        <w:t>Result</w:t>
-      </w:r>
-      <w:r>
-        <w:rPr>
-          <w:b w:val="0"/>
-          <w:i w:val="0"/>
-        </w:rPr>
-        <w:t xml:space="preserve"> ở thanh điều hướng dưới cùng.</w:t>
-      </w:r>
-    </w:p>
-    <w:p>
-      <w:pPr>
         <w:pStyle w:val="Heading2"/>
       </w:pPr>
       <w:r>
-        <w:t>7.1. Bảng kết quả</w:t>
+        <w:t>6.1. Bảng kết quả</w:t>
       </w:r>
     </w:p>
     <w:p>
@@ -7669,7 +6546,7 @@
                 <w:b w:val="0"/>
                 <w:i w:val="0"/>
               </w:rPr>
-              <w:t>Màu đường của giếng đó trên biểu đồ. Bấm để ẩn/hiện đường.</w:t>
+              <w:t>Màu đường của kênh đó trên biểu đồ. Bấm để ẩn/hiện đường.</w:t>
             </w:r>
           </w:p>
         </w:tc>
@@ -7801,7 +6678,7 @@
         <w:drawing>
           <wp:inline xmlns:a="http://schemas.openxmlformats.org/drawingml/2006/main" xmlns:pic="http://schemas.openxmlformats.org/drawingml/2006/picture">
             <wp:extent cx="3126727" cy="6766558"/>
-            <wp:docPr id="18" name="Picture 18"/>
+            <wp:docPr id="19" name="Picture 19"/>
             <wp:cNvGraphicFramePr>
               <a:graphicFrameLocks noChangeAspect="1"/>
             </wp:cNvGraphicFramePr>
@@ -7809,11 +6686,11 @@
               <a:graphicData uri="http://schemas.openxmlformats.org/drawingml/2006/picture">
                 <pic:pic>
                   <pic:nvPicPr>
-                    <pic:cNvPr id="0" name="17-result-table-mobile.png"/>
+                    <pic:cNvPr id="0" name="18-result-table-mobile.png"/>
                     <pic:cNvPicPr/>
                   </pic:nvPicPr>
                   <pic:blipFill>
-                    <a:blip r:embed="rId25"/>
+                    <a:blip r:embed="rId27"/>
                     <a:stretch>
                       <a:fillRect/>
                     </a:stretch>
@@ -7843,7 +6720,7 @@
           <w:color w:val="555F66"/>
           <w:sz w:val="18"/>
         </w:rPr>
-        <w:t>Bảng kết quả trên điện thoại — mỗi giếng một dòng, thấy đủ 10 giếng</w:t>
+        <w:t>Bảng kết quả trên điện thoại — mỗi kênh một dòng, thấy đủ 10 kênh</w:t>
       </w:r>
     </w:p>
     <w:p>
@@ -7851,7 +6728,7 @@
         <w:pStyle w:val="Heading2"/>
       </w:pPr>
       <w:r>
-        <w:t>7.2. Ý nghĩa chữ cái ở cột RESULT</w:t>
+        <w:t>6.2. Ý nghĩa chữ cái ở cột RESULT</w:t>
       </w:r>
     </w:p>
     <w:tbl>
@@ -8135,7 +7012,7 @@
                 <w:b w:val="0"/>
                 <w:i w:val="0"/>
               </w:rPr>
-              <w:t xml:space="preserve"> — kênh đo gặp sự cố; kết quả giếng này không dùng được.</w:t>
+              <w:t xml:space="preserve"> — kênh đo gặp sự cố; kết quả kênh này không dùng được.</w:t>
             </w:r>
           </w:p>
         </w:tc>
@@ -8189,7 +7066,7 @@
                 <w:b w:val="0"/>
                 <w:i w:val="0"/>
               </w:rPr>
-              <w:t xml:space="preserve"> — phép đo bị đứt quãng; cần chạy lại giếng này.</w:t>
+              <w:t xml:space="preserve"> — phép đo bị đứt quãng; cần chạy lại kênh này.</w:t>
             </w:r>
           </w:p>
         </w:tc>
@@ -8228,7 +7105,7 @@
                 <w:b w:val="0"/>
                 <w:i w:val="0"/>
               </w:rPr>
-              <w:t xml:space="preserve">Giếng báo </w:t>
+              <w:t xml:space="preserve">Kênh báo </w:t>
             </w:r>
             <w:r>
               <w:rPr>
@@ -8351,7 +7228,7 @@
         <w:pStyle w:val="Heading2"/>
       </w:pPr>
       <w:r>
-        <w:t>7.3. Xem lại đường cong</w:t>
+        <w:t>6.3. Xem lại đường cong</w:t>
       </w:r>
     </w:p>
     <w:p>
@@ -8374,7 +7251,7 @@
           <w:b w:val="0"/>
           <w:i w:val="0"/>
         </w:rPr>
-        <w:t xml:space="preserve"> ở cuối bảng để hiện đường cong của mẻ đã lưu.</w:t>
+        <w:t xml:space="preserve"> ở cuối bảng để hiện đường cong của lần chạy đã lưu.</w:t>
       </w:r>
     </w:p>
     <w:p>
@@ -8415,7 +7292,7 @@
         <w:drawing>
           <wp:inline xmlns:a="http://schemas.openxmlformats.org/drawingml/2006/main" xmlns:pic="http://schemas.openxmlformats.org/drawingml/2006/picture">
             <wp:extent cx="3126727" cy="6766558"/>
-            <wp:docPr id="19" name="Picture 19"/>
+            <wp:docPr id="20" name="Picture 20"/>
             <wp:cNvGraphicFramePr>
               <a:graphicFrameLocks noChangeAspect="1"/>
             </wp:cNvGraphicFramePr>
@@ -8423,11 +7300,11 @@
               <a:graphicData uri="http://schemas.openxmlformats.org/drawingml/2006/picture">
                 <pic:pic>
                   <pic:nvPicPr>
-                    <pic:cNvPr id="0" name="18-result-chart-mobile.png"/>
+                    <pic:cNvPr id="0" name="19-result-chart-mobile.png"/>
                     <pic:cNvPicPr/>
                   </pic:nvPicPr>
                   <pic:blipFill>
-                    <a:blip r:embed="rId26"/>
+                    <a:blip r:embed="rId28"/>
                     <a:stretch>
                       <a:fillRect/>
                     </a:stretch>
@@ -8457,7 +7334,7 @@
           <w:color w:val="555F66"/>
           <w:sz w:val="18"/>
         </w:rPr>
-        <w:t>Biểu đồ của mẻ đã lưu — điện thoại</w:t>
+        <w:t>Biểu đồ của lần chạy đã lưu — điện thoại</w:t>
       </w:r>
     </w:p>
     <w:p>
@@ -8466,7 +7343,7 @@
           <w:b/>
           <w:i w:val="0"/>
         </w:rPr>
-        <w:t>Trên laptop và iPad</w:t>
+        <w:t>Trên máy tính</w:t>
       </w:r>
       <w:r>
         <w:rPr>
@@ -8498,7 +7375,7 @@
         <w:drawing>
           <wp:inline xmlns:a="http://schemas.openxmlformats.org/drawingml/2006/main" xmlns:pic="http://schemas.openxmlformats.org/drawingml/2006/picture">
             <wp:extent cx="5760720" cy="3870484"/>
-            <wp:docPr id="20" name="Picture 20"/>
+            <wp:docPr id="21" name="Picture 21"/>
             <wp:cNvGraphicFramePr>
               <a:graphicFrameLocks noChangeAspect="1"/>
             </wp:cNvGraphicFramePr>
@@ -8506,11 +7383,11 @@
               <a:graphicData uri="http://schemas.openxmlformats.org/drawingml/2006/picture">
                 <pic:pic>
                   <pic:nvPicPr>
-                    <pic:cNvPr id="0" name="19-result-chart-desktop.png"/>
+                    <pic:cNvPr id="0" name="20-result-chart-desktop.png"/>
                     <pic:cNvPicPr/>
                   </pic:nvPicPr>
                   <pic:blipFill>
-                    <a:blip r:embed="rId27"/>
+                    <a:blip r:embed="rId29"/>
                     <a:stretch>
                       <a:fillRect/>
                     </a:stretch>
@@ -8540,18 +7417,114 @@
           <w:color w:val="555F66"/>
           <w:sz w:val="18"/>
         </w:rPr>
-        <w:t>Bảng kết quả và biểu đồ — laptop, máy để bàn</w:t>
+        <w:t>Bảng kết quả và biểu đồ — máy tính</w:t>
       </w:r>
     </w:p>
     <w:p>
       <w:pPr>
+        <w:pStyle w:val="Heading2"/>
+      </w:pPr>
+      <w:r>
+        <w:t>6.4. Bảng lỗi cảm biến</w:t>
+      </w:r>
+    </w:p>
+    <w:p>
+      <w:r>
+        <w:rPr>
+          <w:b w:val="0"/>
+          <w:i w:val="0"/>
+        </w:rPr>
+        <w:t xml:space="preserve">Bảng kết quả cho biết </w:t>
+      </w:r>
+      <w:r>
+        <w:rPr>
+          <w:b/>
+          <w:i w:val="0"/>
+        </w:rPr>
+        <w:t>kết luận</w:t>
+      </w:r>
+      <w:r>
+        <w:rPr>
+          <w:b w:val="0"/>
+          <w:i w:val="0"/>
+        </w:rPr>
+        <w:t xml:space="preserve">; bảng lỗi cho biết </w:t>
+      </w:r>
+      <w:r>
+        <w:rPr>
+          <w:b/>
+          <w:i w:val="0"/>
+        </w:rPr>
+        <w:t>vì sao một kênh không có kết luận</w:t>
+      </w:r>
+      <w:r>
+        <w:rPr>
+          <w:b w:val="0"/>
+          <w:i w:val="0"/>
+        </w:rPr>
+        <w:t>. Cả hai nói về cùng một lần chạy, nhìn từ hai phía.</w:t>
+      </w:r>
+    </w:p>
+    <w:p>
+      <w:r>
+        <w:rPr>
+          <w:b w:val="0"/>
+          <w:i w:val="0"/>
+        </w:rPr>
+        <w:t xml:space="preserve">Bấm nút </w:t>
+      </w:r>
+      <w:r>
+        <w:rPr>
+          <w:b/>
+          <w:i w:val="0"/>
+        </w:rPr>
+        <w:t>"Error table"</w:t>
+      </w:r>
+      <w:r>
+        <w:rPr>
+          <w:b w:val="0"/>
+          <w:i w:val="0"/>
+        </w:rPr>
+        <w:t xml:space="preserve"> ở cuối thẻ Result. Bảng lỗi </w:t>
+      </w:r>
+      <w:r>
+        <w:rPr>
+          <w:b/>
+          <w:i w:val="0"/>
+        </w:rPr>
+        <w:t>thay chỗ biểu đồ</w:t>
+      </w:r>
+      <w:r>
+        <w:rPr>
+          <w:b w:val="0"/>
+          <w:i w:val="0"/>
+        </w:rPr>
+        <w:t xml:space="preserve"> chứ không nằm dưới nó — bấm </w:t>
+      </w:r>
+      <w:r>
+        <w:rPr>
+          <w:b/>
+          <w:i w:val="0"/>
+        </w:rPr>
+        <w:t>"View chart"</w:t>
+      </w:r>
+      <w:r>
+        <w:rPr>
+          <w:b w:val="0"/>
+          <w:i w:val="0"/>
+        </w:rPr>
+        <w:t xml:space="preserve"> để quay lại đường cong.</w:t>
+      </w:r>
+    </w:p>
+    <w:p>
+      <w:pPr>
         <w:jc w:val="center"/>
       </w:pPr>
       <w:r>
         <w:drawing>
           <wp:inline xmlns:a="http://schemas.openxmlformats.org/drawingml/2006/main" xmlns:pic="http://schemas.openxmlformats.org/drawingml/2006/picture">
-            <wp:extent cx="4702185" cy="6766559"/>
-            <wp:docPr id="21" name="Picture 21"/>
+            <wp:extent cx="5760720" cy="5895737"/>
+            <wp:docPr id="22" name="Picture 22"/>
             <wp:cNvGraphicFramePr>
               <a:graphicFrameLocks noChangeAspect="1"/>
             </wp:cNvGraphicFramePr>
@@ -8559,11 +7532,11 @@
               <a:graphicData uri="http://schemas.openxmlformats.org/drawingml/2006/picture">
                 <pic:pic>
                   <pic:nvPicPr>
-                    <pic:cNvPr id="0" name="20-result-chart-ipad.png"/>
+                    <pic:cNvPr id="0" name="22-result-errors-desktop.png"/>
                     <pic:cNvPicPr/>
                   </pic:nvPicPr>
                   <pic:blipFill>
-                    <a:blip r:embed="rId28"/>
+                    <a:blip r:embed="rId30"/>
                     <a:stretch>
                       <a:fillRect/>
                     </a:stretch>
@@ -8571,7 +7544,7 @@
                   <pic:spPr>
                     <a:xfrm>
                       <a:off x="0" y="0"/>
-                      <a:ext cx="4702185" cy="6766559"/>
+                      <a:ext cx="5760720" cy="5895737"/>
                     </a:xfrm>
                     <a:prstGeom prst="rect"/>
                   </pic:spPr>
@@ -8593,16 +7566,240 @@
           <w:color w:val="555F66"/>
           <w:sz w:val="18"/>
         </w:rPr>
-        <w:t>Bảng kết quả và biểu đồ — iPad dựng dọc</w:t>
+        <w:t>Thẻ Result đang hiện bảng lỗi cảm biến</w:t>
       </w:r>
     </w:p>
     <w:p>
-      <w:pPr>
-        <w:pStyle w:val="Heading2"/>
-      </w:pPr>
-      <w:r>
-        <w:t>7.4. Xem lại mẻ sau khi đã tắt máy</w:t>
-      </w:r>
+      <w:r>
+        <w:rPr>
+          <w:b w:val="0"/>
+          <w:i w:val="0"/>
+        </w:rPr>
+        <w:t>Bảng có 3 cột:</w:t>
+      </w:r>
+    </w:p>
+    <w:tbl>
+      <w:tblPr>
+        <w:tblStyle w:val="LightGrid-Accent1"/>
+        <w:tblW w:type="auto" w:w="0"/>
+        <w:tblLook w:firstColumn="1" w:firstRow="1" w:lastColumn="0" w:lastRow="0" w:noHBand="0" w:noVBand="1" w:val="04A0"/>
+      </w:tblPr>
+      <w:tblGrid>
+        <w:gridCol w:w="4824"/>
+        <w:gridCol w:w="4824"/>
+      </w:tblGrid>
+      <w:tr>
+        <w:tc>
+          <w:tcPr>
+            <w:tcW w:type="dxa" w:w="4824"/>
+          </w:tcPr>
+          <w:p>
+            <w:r>
+              <w:rPr>
+                <w:b/>
+              </w:rPr>
+            </w:r>
+            <w:r>
+              <w:rPr>
+                <w:b/>
+                <w:i w:val="0"/>
+              </w:rPr>
+              <w:t>Cột</w:t>
+            </w:r>
+          </w:p>
+        </w:tc>
+        <w:tc>
+          <w:tcPr>
+            <w:tcW w:type="dxa" w:w="4824"/>
+          </w:tcPr>
+          <w:p>
+            <w:r>
+              <w:rPr>
+                <w:b/>
+              </w:rPr>
+            </w:r>
+            <w:r>
+              <w:rPr>
+                <w:b/>
+                <w:i w:val="0"/>
+              </w:rPr>
+              <w:t>Ý nghĩa</w:t>
+            </w:r>
+          </w:p>
+        </w:tc>
+      </w:tr>
+      <w:tr>
+        <w:tc>
+          <w:tcPr>
+            <w:tcW w:type="dxa" w:w="4824"/>
+          </w:tcPr>
+          <w:p>
+            <w:r/>
+            <w:r>
+              <w:rPr>
+                <w:b/>
+                <w:i w:val="0"/>
+              </w:rPr>
+              <w:t>Slot</w:t>
+            </w:r>
+          </w:p>
+        </w:tc>
+        <w:tc>
+          <w:tcPr>
+            <w:tcW w:type="dxa" w:w="4824"/>
+          </w:tcPr>
+          <w:p>
+            <w:r/>
+            <w:r>
+              <w:rPr>
+                <w:b w:val="0"/>
+                <w:i w:val="0"/>
+              </w:rPr>
+              <w:t xml:space="preserve">Kênh </w:t>
+            </w:r>
+            <w:r>
+              <w:rPr>
+                <w:rFonts w:ascii="Consolas" w:hAnsi="Consolas"/>
+                <w:b w:val="0"/>
+                <w:i w:val="0"/>
+                <w:color w:val="083336"/>
+                <w:sz w:val="20"/>
+              </w:rPr>
+              <w:t>#1</w:t>
+            </w:r>
+            <w:r>
+              <w:rPr>
+                <w:b w:val="0"/>
+                <w:i w:val="0"/>
+              </w:rPr>
+              <w:t>–</w:t>
+            </w:r>
+            <w:r>
+              <w:rPr>
+                <w:rFonts w:ascii="Consolas" w:hAnsi="Consolas"/>
+                <w:b w:val="0"/>
+                <w:i w:val="0"/>
+                <w:color w:val="083336"/>
+                <w:sz w:val="20"/>
+              </w:rPr>
+              <w:t>#10</w:t>
+            </w:r>
+          </w:p>
+        </w:tc>
+      </w:tr>
+      <w:tr>
+        <w:tc>
+          <w:tcPr>
+            <w:tcW w:type="dxa" w:w="4824"/>
+          </w:tcPr>
+          <w:p>
+            <w:r/>
+            <w:r>
+              <w:rPr>
+                <w:b/>
+                <w:i w:val="0"/>
+              </w:rPr>
+              <w:t>Code</w:t>
+            </w:r>
+          </w:p>
+        </w:tc>
+        <w:tc>
+          <w:tcPr>
+            <w:tcW w:type="dxa" w:w="4824"/>
+          </w:tcPr>
+          <w:p>
+            <w:r/>
+            <w:r>
+              <w:rPr>
+                <w:b w:val="0"/>
+                <w:i w:val="0"/>
+              </w:rPr>
+              <w:t xml:space="preserve">Mã lỗi 4 chữ số. Kênh không lỗi hiện dấu </w:t>
+            </w:r>
+            <w:r>
+              <w:rPr>
+                <w:rFonts w:ascii="Consolas" w:hAnsi="Consolas"/>
+                <w:b w:val="0"/>
+                <w:i w:val="0"/>
+                <w:color w:val="083336"/>
+                <w:sz w:val="20"/>
+              </w:rPr>
+              <w:t>—</w:t>
+            </w:r>
+            <w:r>
+              <w:rPr>
+                <w:b w:val="0"/>
+                <w:i w:val="0"/>
+              </w:rPr>
+              <w:t xml:space="preserve">, đúng như dấu </w:t>
+            </w:r>
+            <w:r>
+              <w:rPr>
+                <w:rFonts w:ascii="Consolas" w:hAnsi="Consolas"/>
+                <w:b w:val="0"/>
+                <w:i w:val="0"/>
+                <w:color w:val="083336"/>
+                <w:sz w:val="20"/>
+              </w:rPr>
+              <w:t>----</w:t>
+            </w:r>
+            <w:r>
+              <w:rPr>
+                <w:b w:val="0"/>
+                <w:i w:val="0"/>
+              </w:rPr>
+              <w:t xml:space="preserve"> máy in ra.</w:t>
+            </w:r>
+          </w:p>
+        </w:tc>
+      </w:tr>
+      <w:tr>
+        <w:tc>
+          <w:tcPr>
+            <w:tcW w:type="dxa" w:w="4824"/>
+          </w:tcPr>
+          <w:p>
+            <w:r/>
+            <w:r>
+              <w:rPr>
+                <w:b/>
+                <w:i w:val="0"/>
+              </w:rPr>
+              <w:t>Detail</w:t>
+            </w:r>
+          </w:p>
+        </w:tc>
+        <w:tc>
+          <w:tcPr>
+            <w:tcW w:type="dxa" w:w="4824"/>
+          </w:tcPr>
+          <w:p>
+            <w:r/>
+            <w:r>
+              <w:rPr>
+                <w:b w:val="0"/>
+                <w:i w:val="0"/>
+              </w:rPr>
+              <w:t xml:space="preserve">Mô tả lỗi, ví dụ </w:t>
+            </w:r>
+            <w:r>
+              <w:rPr>
+                <w:rFonts w:ascii="Consolas" w:hAnsi="Consolas"/>
+                <w:b w:val="0"/>
+                <w:i w:val="0"/>
+                <w:color w:val="083336"/>
+                <w:sz w:val="20"/>
+              </w:rPr>
+              <w:t>[Sensor Light]- no data from sensor 1st reading</w:t>
+            </w:r>
+          </w:p>
+        </w:tc>
+      </w:tr>
+    </w:tbl>
+    <w:p>
+      <w:pPr>
+        <w:spacing w:after="120"/>
+      </w:pPr>
     </w:p>
     <w:p>
       <w:r>
@@ -8610,35 +7807,35 @@
           <w:b w:val="0"/>
           <w:i w:val="0"/>
         </w:rPr>
-        <w:t xml:space="preserve">Máy lưu </w:t>
+        <w:t xml:space="preserve">Ngay trên bảng có một dòng tóm tắt: </w:t>
       </w:r>
       <w:r>
         <w:rPr>
           <w:b/>
           <w:i w:val="0"/>
         </w:rPr>
-        <w:t>mẻ gần nhất</w:t>
+        <w:t>"No sensor errors in the last run"</w:t>
       </w:r>
       <w:r>
         <w:rPr>
           <w:b w:val="0"/>
           <w:i w:val="0"/>
         </w:rPr>
-        <w:t xml:space="preserve"> trong bộ nhớ trong. Sau khi tắt và bật lại, vào thẻ </w:t>
+        <w:t xml:space="preserve"> nếu sạch, hoặc đếm rõ </w:t>
       </w:r>
       <w:r>
         <w:rPr>
           <w:b/>
           <w:i w:val="0"/>
         </w:rPr>
-        <w:t>Result</w:t>
+        <w:t>"N of 10 channels reported a sensor error"</w:t>
       </w:r>
       <w:r>
         <w:rPr>
           <w:b w:val="0"/>
           <w:i w:val="0"/>
         </w:rPr>
-        <w:t>, trang sẽ tự đọc lại mẻ đó.</w:t>
+        <w:t xml:space="preserve"> nếu có lỗi.</w:t>
       </w:r>
     </w:p>
     <w:tbl>
@@ -8666,24 +7863,48 @@
             </w:r>
             <w:r>
               <w:rPr>
+                <w:b/>
+                <w:i w:val="0"/>
+              </w:rPr>
+              <w:t>Mã 4 chữ số này giống hệt mã máy in trên màn hình TFT.</w:t>
+            </w:r>
+            <w:r>
+              <w:rPr>
                 <w:b w:val="0"/>
                 <w:i w:val="0"/>
               </w:rPr>
-              <w:t xml:space="preserve">Quá trình đọc lại mất </w:t>
+              <w:t xml:space="preserve"> Nó ghép theo công thức </w:t>
+            </w:r>
+            <w:r>
+              <w:rPr>
+                <w:rFonts w:ascii="Consolas" w:hAnsi="Consolas"/>
+                <w:b w:val="0"/>
+                <w:i w:val="0"/>
+                <w:color w:val="083336"/>
+                <w:sz w:val="20"/>
+              </w:rPr>
+              <w:t>môđun × 1000 + loại × 100 + bước × 10 + kênh</w:t>
+            </w:r>
+            <w:r>
+              <w:rPr>
+                <w:b w:val="0"/>
+                <w:i w:val="0"/>
+              </w:rPr>
+              <w:t xml:space="preserve">, nên đọc chéo giữa màn hình máy và web được. Khi báo cho kỹ thuật viên, </w:t>
             </w:r>
             <w:r>
               <w:rPr>
                 <w:b/>
                 <w:i w:val="0"/>
               </w:rPr>
-              <w:t>khoảng 8 giây</w:t>
+              <w:t>đọc nguyên mã 4 chữ số</w:t>
             </w:r>
             <w:r>
               <w:rPr>
                 <w:b w:val="0"/>
                 <w:i w:val="0"/>
               </w:rPr>
-              <w:t xml:space="preserve"> vì máy phải đọc bộ nhớ và tính lại kết quả cho cả 10 giếng. Trong lúc chờ, bảng và biểu đồ tạm để trống — hãy đợi, đừng tải lại trang liên tục.</w:t>
+              <w:t xml:space="preserve"> là đủ để họ biết hỏng ở đâu.</w:t>
             </w:r>
           </w:p>
         </w:tc>
@@ -8693,6 +7914,89 @@
       <w:pPr>
         <w:spacing w:after="120"/>
       </w:pPr>
+    </w:p>
+    <w:p>
+      <w:r>
+        <w:rPr>
+          <w:b/>
+          <w:i w:val="0"/>
+        </w:rPr>
+        <w:t>Xem ngay trên màn hình Home:</w:t>
+      </w:r>
+      <w:r>
+        <w:rPr>
+          <w:b w:val="0"/>
+          <w:i w:val="0"/>
+        </w:rPr>
+        <w:t xml:space="preserve"> hết lần chạy, bấm ô đỏ </w:t>
+      </w:r>
+      <w:r>
+        <w:rPr>
+          <w:b/>
+          <w:i w:val="0"/>
+        </w:rPr>
+        <w:t>"Errors Table"</w:t>
+      </w:r>
+      <w:r>
+        <w:rPr>
+          <w:b w:val="0"/>
+          <w:i w:val="0"/>
+        </w:rPr>
+        <w:t xml:space="preserve"> — máy chuyển sang màn bảng lỗi và web đi theo máy, biểu đồ trên Home đổi thành đúng bảng đó. Ai đứng ở máy và ai cầm điện thoại nhìn thấy cùng một thứ. Bấm ô trắng để rời khỏi màn này.</w:t>
+      </w:r>
+    </w:p>
+    <w:p>
+      <w:pPr>
+        <w:jc w:val="center"/>
+      </w:pPr>
+      <w:r>
+        <w:drawing>
+          <wp:inline xmlns:a="http://schemas.openxmlformats.org/drawingml/2006/main" xmlns:pic="http://schemas.openxmlformats.org/drawingml/2006/picture">
+            <wp:extent cx="5061806" cy="6766559"/>
+            <wp:docPr id="23" name="Picture 23"/>
+            <wp:cNvGraphicFramePr>
+              <a:graphicFrameLocks noChangeAspect="1"/>
+            </wp:cNvGraphicFramePr>
+            <a:graphic>
+              <a:graphicData uri="http://schemas.openxmlformats.org/drawingml/2006/picture">
+                <pic:pic>
+                  <pic:nvPicPr>
+                    <pic:cNvPr id="0" name="17-home-errortable-mobile.png"/>
+                    <pic:cNvPicPr/>
+                  </pic:nvPicPr>
+                  <pic:blipFill>
+                    <a:blip r:embed="rId31"/>
+                    <a:stretch>
+                      <a:fillRect/>
+                    </a:stretch>
+                  </pic:blipFill>
+                  <pic:spPr>
+                    <a:xfrm>
+                      <a:off x="0" y="0"/>
+                      <a:ext cx="5061806" cy="6766559"/>
+                    </a:xfrm>
+                    <a:prstGeom prst="rect"/>
+                  </pic:spPr>
+                </pic:pic>
+              </a:graphicData>
+            </a:graphic>
+          </wp:inline>
+        </w:drawing>
+      </w:r>
+    </w:p>
+    <w:p>
+      <w:pPr>
+        <w:spacing w:after="280"/>
+        <w:jc w:val="center"/>
+      </w:pPr>
+      <w:r>
+        <w:rPr>
+          <w:i/>
+          <w:color w:val="555F66"/>
+          <w:sz w:val="18"/>
+        </w:rPr>
+        <w:t>Màn hình Home đang hiện bảng lỗi thay cho biểu đồ</w:t>
+      </w:r>
     </w:p>
     <w:tbl>
       <w:tblPr>
@@ -8719,24 +8023,45 @@
             </w:r>
             <w:r>
               <w:rPr>
+                <w:b/>
+                <w:i w:val="0"/>
+              </w:rPr>
+              <w:t>"No stored run to report on yet." không có nghĩa là không có lỗi.</w:t>
+            </w:r>
+            <w:r>
+              <w:rPr>
                 <w:b w:val="0"/>
                 <w:i w:val="0"/>
               </w:rPr>
-              <w:t xml:space="preserve">Máy chỉ giữ </w:t>
+              <w:t xml:space="preserve"> Câu đó nghĩa là máy </w:t>
             </w:r>
             <w:r>
               <w:rPr>
                 <w:b/>
                 <w:i w:val="0"/>
               </w:rPr>
-              <w:t>một</w:t>
+              <w:t>chưa có lần chạy nào để soi</w:t>
             </w:r>
             <w:r>
               <w:rPr>
                 <w:b w:val="0"/>
                 <w:i w:val="0"/>
               </w:rPr>
-              <w:t xml:space="preserve"> mẻ. Khi bắt đầu mẻ mới, kết quả mẻ cũ bị xoá khỏi máy. Nếu cần lưu, hãy chụp màn hình hoặc lấy dữ liệu đã gửi lên đám mây trước khi chạy mẻ tiếp theo.</w:t>
+              <w:t xml:space="preserve"> — vừa bật máy, hoặc vừa bắt đầu lần chạy mới nên kết quả cũ đã bị xoá. Chỉ khi bảng hiện đủ 10 dòng thì câu </w:t>
+            </w:r>
+            <w:r>
+              <w:rPr>
+                <w:b/>
+                <w:i w:val="0"/>
+              </w:rPr>
+              <w:t>"No sensor errors in the last run"</w:t>
+            </w:r>
+            <w:r>
+              <w:rPr>
+                <w:b w:val="0"/>
+                <w:i w:val="0"/>
+              </w:rPr>
+              <w:t xml:space="preserve"> mới là lời xác nhận thật.</w:t>
             </w:r>
           </w:p>
         </w:tc>
@@ -8746,204 +8071,6 @@
       <w:pPr>
         <w:spacing w:after="120"/>
       </w:pPr>
-    </w:p>
-    <w:p>
-      <w:r>
-        <w:br w:type="page"/>
-      </w:r>
-    </w:p>
-    <w:p>
-      <w:r>
-        <w:br w:type="page"/>
-      </w:r>
-    </w:p>
-    <w:p>
-      <w:pPr>
-        <w:pStyle w:val="Heading1"/>
-      </w:pPr>
-      <w:r>
-        <w:t>8. Thẻ Setting</w:t>
-      </w:r>
-    </w:p>
-    <w:p>
-      <w:r>
-        <w:rPr>
-          <w:b w:val="0"/>
-          <w:i w:val="0"/>
-        </w:rPr>
-        <w:t xml:space="preserve">Bấm </w:t>
-      </w:r>
-      <w:r>
-        <w:rPr>
-          <w:b/>
-          <w:i w:val="0"/>
-        </w:rPr>
-        <w:t>Setting</w:t>
-      </w:r>
-      <w:r>
-        <w:rPr>
-          <w:b w:val="0"/>
-          <w:i w:val="0"/>
-        </w:rPr>
-        <w:t xml:space="preserve"> ở thanh điều hướng dưới cùng. Màn hình hiện các thẻ cấu hình; bấm vào một thẻ để mở bảng nhập liệu, bấm mũi tên quay lại để trở về.</w:t>
-      </w:r>
-    </w:p>
-    <w:p>
-      <w:pPr>
-        <w:jc w:val="center"/>
-      </w:pPr>
-      <w:r>
-        <w:drawing>
-          <wp:inline xmlns:a="http://schemas.openxmlformats.org/drawingml/2006/main" xmlns:pic="http://schemas.openxmlformats.org/drawingml/2006/picture">
-            <wp:extent cx="3126727" cy="6766558"/>
-            <wp:docPr id="22" name="Picture 22"/>
-            <wp:cNvGraphicFramePr>
-              <a:graphicFrameLocks noChangeAspect="1"/>
-            </wp:cNvGraphicFramePr>
-            <a:graphic>
-              <a:graphicData uri="http://schemas.openxmlformats.org/drawingml/2006/picture">
-                <pic:pic>
-                  <pic:nvPicPr>
-                    <pic:cNvPr id="0" name="21-setting-menu-mobile.png"/>
-                    <pic:cNvPicPr/>
-                  </pic:nvPicPr>
-                  <pic:blipFill>
-                    <a:blip r:embed="rId29"/>
-                    <a:stretch>
-                      <a:fillRect/>
-                    </a:stretch>
-                  </pic:blipFill>
-                  <pic:spPr>
-                    <a:xfrm>
-                      <a:off x="0" y="0"/>
-                      <a:ext cx="3126727" cy="6766558"/>
-                    </a:xfrm>
-                    <a:prstGeom prst="rect"/>
-                  </pic:spPr>
-                </pic:pic>
-              </a:graphicData>
-            </a:graphic>
-          </wp:inline>
-        </w:drawing>
-      </w:r>
-    </w:p>
-    <w:p>
-      <w:pPr>
-        <w:spacing w:after="280"/>
-        <w:jc w:val="center"/>
-      </w:pPr>
-      <w:r>
-        <w:rPr>
-          <w:i/>
-          <w:color w:val="555F66"/>
-          <w:sz w:val="18"/>
-        </w:rPr>
-        <w:t>Danh sách thẻ cấu hình — điện thoại</w:t>
-      </w:r>
-    </w:p>
-    <w:p>
-      <w:pPr>
-        <w:jc w:val="center"/>
-      </w:pPr>
-      <w:r>
-        <w:drawing>
-          <wp:inline xmlns:a="http://schemas.openxmlformats.org/drawingml/2006/main" xmlns:pic="http://schemas.openxmlformats.org/drawingml/2006/picture">
-            <wp:extent cx="5760720" cy="3870484"/>
-            <wp:docPr id="23" name="Picture 23"/>
-            <wp:cNvGraphicFramePr>
-              <a:graphicFrameLocks noChangeAspect="1"/>
-            </wp:cNvGraphicFramePr>
-            <a:graphic>
-              <a:graphicData uri="http://schemas.openxmlformats.org/drawingml/2006/picture">
-                <pic:pic>
-                  <pic:nvPicPr>
-                    <pic:cNvPr id="0" name="22-setting-menu-desktop.png"/>
-                    <pic:cNvPicPr/>
-                  </pic:nvPicPr>
-                  <pic:blipFill>
-                    <a:blip r:embed="rId30"/>
-                    <a:stretch>
-                      <a:fillRect/>
-                    </a:stretch>
-                  </pic:blipFill>
-                  <pic:spPr>
-                    <a:xfrm>
-                      <a:off x="0" y="0"/>
-                      <a:ext cx="5760720" cy="3870484"/>
-                    </a:xfrm>
-                    <a:prstGeom prst="rect"/>
-                  </pic:spPr>
-                </pic:pic>
-              </a:graphicData>
-            </a:graphic>
-          </wp:inline>
-        </w:drawing>
-      </w:r>
-    </w:p>
-    <w:p>
-      <w:pPr>
-        <w:spacing w:after="280"/>
-        <w:jc w:val="center"/>
-      </w:pPr>
-      <w:r>
-        <w:rPr>
-          <w:i/>
-          <w:color w:val="555F66"/>
-          <w:sz w:val="18"/>
-        </w:rPr>
-        <w:t>Danh sách thẻ cấu hình — laptop, iPad</w:t>
-      </w:r>
-    </w:p>
-    <w:p>
-      <w:r>
-        <w:rPr>
-          <w:b w:val="0"/>
-          <w:i w:val="0"/>
-        </w:rPr>
-        <w:t xml:space="preserve">Phía dưới có khung thông tin máy: </w:t>
-      </w:r>
-      <w:r>
-        <w:rPr>
-          <w:b/>
-          <w:i w:val="0"/>
-        </w:rPr>
-        <w:t>mã máy (ID)</w:t>
-      </w:r>
-      <w:r>
-        <w:rPr>
-          <w:b w:val="0"/>
-          <w:i w:val="0"/>
-        </w:rPr>
-        <w:t xml:space="preserve">, tên công ty, </w:t>
-      </w:r>
-      <w:r>
-        <w:rPr>
-          <w:b/>
-          <w:i w:val="0"/>
-        </w:rPr>
-        <w:t>mạng WiFi đang dùng</w:t>
-      </w:r>
-      <w:r>
-        <w:rPr>
-          <w:b w:val="0"/>
-          <w:i w:val="0"/>
-        </w:rPr>
-        <w:t xml:space="preserve"> và </w:t>
-      </w:r>
-      <w:r>
-        <w:rPr>
-          <w:b/>
-          <w:i w:val="0"/>
-        </w:rPr>
-        <w:t>địa chỉ IP</w:t>
-      </w:r>
-      <w:r>
-        <w:rPr>
-          <w:b w:val="0"/>
-          <w:i w:val="0"/>
-        </w:rPr>
-        <w:t>.</w:t>
-      </w:r>
     </w:p>
     <w:tbl>
       <w:tblPr>
@@ -8970,17 +8097,52 @@
             </w:r>
             <w:r>
               <w:rPr>
+                <w:b w:val="0"/>
+                <w:i w:val="0"/>
+              </w:rPr>
+              <w:t xml:space="preserve">Kênh báo lỗi là kênh </w:t>
+            </w:r>
+            <w:r>
+              <w:rPr>
                 <w:b/>
                 <w:i w:val="0"/>
               </w:rPr>
-              <w:t>Không đổi được cấu hình khi máy đang chạy.</w:t>
+              <w:t>không có kết quả</w:t>
             </w:r>
             <w:r>
               <w:rPr>
                 <w:b w:val="0"/>
                 <w:i w:val="0"/>
               </w:rPr>
-              <w:t xml:space="preserve"> Trong lúc chạy mẻ, các thẻ bị làm xám và máy sẽ từ chối mọi thay đổi. Đây là bảo vệ có chủ đích: đổi nhiệt độ hay thời gian giữa chừng sẽ làm hỏng mẻ đang chạy. Hãy đợi mẻ kết thúc.</w:t>
+              <w:t xml:space="preserve"> — ở bảng kết quả nó mang chữ </w:t>
+            </w:r>
+            <w:r>
+              <w:rPr>
+                <w:b/>
+                <w:i w:val="0"/>
+              </w:rPr>
+              <w:t>E</w:t>
+            </w:r>
+            <w:r>
+              <w:rPr>
+                <w:b w:val="0"/>
+                <w:i w:val="0"/>
+              </w:rPr>
+              <w:t xml:space="preserve"> hoặc </w:t>
+            </w:r>
+            <w:r>
+              <w:rPr>
+                <w:b/>
+                <w:i w:val="0"/>
+              </w:rPr>
+              <w:t>B</w:t>
+            </w:r>
+            <w:r>
+              <w:rPr>
+                <w:b w:val="0"/>
+                <w:i w:val="0"/>
+              </w:rPr>
+              <w:t>. Đừng đọc thành âm tính, phải chạy lại kênh đó. Nếu cùng một kênh báo lỗi ở nhiều lần chạy liên tiếp, đọc mã 4 chữ số cho kỹ thuật viên.</w:t>
             </w:r>
           </w:p>
         </w:tc>
@@ -8996,276 +8158,44 @@
         <w:pStyle w:val="Heading2"/>
       </w:pPr>
       <w:r>
-        <w:t>8.1. WiFi</w:t>
+        <w:t>6.5. Xem lại lần chạy sau khi đã tắt máy</w:t>
       </w:r>
     </w:p>
     <w:p>
-      <w:pPr>
-        <w:jc w:val="center"/>
-      </w:pPr>
-      <w:r>
-        <w:drawing>
-          <wp:inline xmlns:a="http://schemas.openxmlformats.org/drawingml/2006/main" xmlns:pic="http://schemas.openxmlformats.org/drawingml/2006/picture">
-            <wp:extent cx="5760720" cy="3870484"/>
-            <wp:docPr id="24" name="Picture 24"/>
-            <wp:cNvGraphicFramePr>
-              <a:graphicFrameLocks noChangeAspect="1"/>
-            </wp:cNvGraphicFramePr>
-            <a:graphic>
-              <a:graphicData uri="http://schemas.openxmlformats.org/drawingml/2006/picture">
-                <pic:pic>
-                  <pic:nvPicPr>
-                    <pic:cNvPr id="0" name="23-setting-wifi-connect.png"/>
-                    <pic:cNvPicPr/>
-                  </pic:nvPicPr>
-                  <pic:blipFill>
-                    <a:blip r:embed="rId31"/>
-                    <a:stretch>
-                      <a:fillRect/>
-                    </a:stretch>
-                  </pic:blipFill>
-                  <pic:spPr>
-                    <a:xfrm>
-                      <a:off x="0" y="0"/>
-                      <a:ext cx="5760720" cy="3870484"/>
-                    </a:xfrm>
-                    <a:prstGeom prst="rect"/>
-                  </pic:spPr>
-                </pic:pic>
-              </a:graphicData>
-            </a:graphic>
-          </wp:inline>
-        </w:drawing>
-      </w:r>
-    </w:p>
-    <w:p>
-      <w:pPr>
-        <w:spacing w:after="280"/>
-        <w:jc w:val="center"/>
-      </w:pPr>
-      <w:r>
-        <w:rPr>
-          <w:i/>
-          <w:color w:val="555F66"/>
-          <w:sz w:val="18"/>
-        </w:rPr>
-        <w:t>Thẻ WiFi — tab Connect</w:t>
-      </w:r>
-    </w:p>
-    <w:p>
       <w:r>
         <w:rPr>
           <w:b w:val="0"/>
           <w:i w:val="0"/>
         </w:rPr>
-        <w:t xml:space="preserve">Thẻ WiFi có hai tab: </w:t>
+        <w:t xml:space="preserve">Máy lưu </w:t>
       </w:r>
       <w:r>
         <w:rPr>
           <w:b/>
           <w:i w:val="0"/>
         </w:rPr>
-        <w:t>"Connect"</w:t>
+        <w:t>lần chạy gần nhất</w:t>
       </w:r>
       <w:r>
         <w:rPr>
           <w:b w:val="0"/>
           <w:i w:val="0"/>
         </w:rPr>
-        <w:t xml:space="preserve"> (nối mạng mới) và </w:t>
+        <w:t xml:space="preserve"> trong bộ nhớ trong. Sau khi tắt và bật lại, vào thẻ </w:t>
       </w:r>
       <w:r>
         <w:rPr>
           <w:b/>
           <w:i w:val="0"/>
         </w:rPr>
-        <w:t>"Saved"</w:t>
+        <w:t>Result</w:t>
       </w:r>
       <w:r>
         <w:rPr>
           <w:b w:val="0"/>
           <w:i w:val="0"/>
         </w:rPr>
-        <w:t xml:space="preserve"> (các mạng đã lưu).</w:t>
-      </w:r>
-    </w:p>
-    <w:p>
-      <w:r>
-        <w:rPr>
-          <w:b/>
-          <w:i w:val="0"/>
-        </w:rPr>
-        <w:t>Nối một mạng WiFi mới:</w:t>
-      </w:r>
-    </w:p>
-    <w:p>
-      <w:pPr>
-        <w:ind w:left="504" w:hanging="360"/>
-      </w:pPr>
-      <w:r>
-        <w:rPr>
-          <w:b/>
-        </w:rPr>
-        <w:t xml:space="preserve">1. </w:t>
-      </w:r>
-      <w:r>
-        <w:rPr>
-          <w:b w:val="0"/>
-          <w:i w:val="0"/>
-        </w:rPr>
-        <w:t xml:space="preserve">Ở tab </w:t>
-      </w:r>
-      <w:r>
-        <w:rPr>
-          <w:b/>
-          <w:i w:val="0"/>
-        </w:rPr>
-        <w:t>Connect</w:t>
-      </w:r>
-      <w:r>
-        <w:rPr>
-          <w:b w:val="0"/>
-          <w:i w:val="0"/>
-        </w:rPr>
-        <w:t xml:space="preserve">, chờ danh sách </w:t>
-      </w:r>
-      <w:r>
-        <w:rPr>
-          <w:b/>
-          <w:i w:val="0"/>
-        </w:rPr>
-        <w:t>"Nearby networks"</w:t>
-      </w:r>
-      <w:r>
-        <w:rPr>
-          <w:b w:val="0"/>
-          <w:i w:val="0"/>
-        </w:rPr>
-        <w:t xml:space="preserve"> hiện ra. Mỗi dòng có tên mạng, </w:t>
-      </w:r>
-      <w:r>
-        <w:rPr>
-          <w:b/>
-          <w:i w:val="0"/>
-        </w:rPr>
-        <w:t>biểu tượng cột sóng</w:t>
-      </w:r>
-      <w:r>
-        <w:rPr>
-          <w:b w:val="0"/>
-          <w:i w:val="0"/>
-        </w:rPr>
-        <w:t xml:space="preserve"> và </w:t>
-      </w:r>
-      <w:r>
-        <w:rPr>
-          <w:b/>
-          <w:i w:val="0"/>
-        </w:rPr>
-        <w:t>ổ khoá</w:t>
-      </w:r>
-      <w:r>
-        <w:rPr>
-          <w:b w:val="0"/>
-          <w:i w:val="0"/>
-        </w:rPr>
-        <w:t xml:space="preserve"> nếu mạng có mật khẩu. Bấm nút quét lại ở góc phải nếu chưa thấy mạng cần tìm.</w:t>
-      </w:r>
-    </w:p>
-    <w:p>
-      <w:pPr>
-        <w:ind w:left="504" w:hanging="360"/>
-      </w:pPr>
-      <w:r>
-        <w:rPr>
-          <w:b/>
-        </w:rPr>
-        <w:t xml:space="preserve">2. </w:t>
-      </w:r>
-      <w:r>
-        <w:rPr>
-          <w:b w:val="0"/>
-          <w:i w:val="0"/>
-        </w:rPr>
-        <w:t>Bấm vào tên mạng — tên tự điền vào ô SSID và danh sách tự thu gọn lại.</w:t>
-      </w:r>
-    </w:p>
-    <w:p>
-      <w:pPr>
-        <w:ind w:left="504" w:hanging="360"/>
-      </w:pPr>
-      <w:r>
-        <w:rPr>
-          <w:b/>
-        </w:rPr>
-        <w:t xml:space="preserve">3. </w:t>
-      </w:r>
-      <w:r>
-        <w:rPr>
-          <w:b w:val="0"/>
-          <w:i w:val="0"/>
-        </w:rPr>
-        <w:t xml:space="preserve">Nhập mật khẩu (tối đa </w:t>
-      </w:r>
-      <w:r>
-        <w:rPr>
-          <w:b/>
-          <w:i w:val="0"/>
-        </w:rPr>
-        <w:t>54 ký tự</w:t>
-      </w:r>
-      <w:r>
-        <w:rPr>
-          <w:b w:val="0"/>
-          <w:i w:val="0"/>
-        </w:rPr>
-        <w:t>).</w:t>
-      </w:r>
-    </w:p>
-    <w:p>
-      <w:pPr>
-        <w:ind w:left="504" w:hanging="360"/>
-      </w:pPr>
-      <w:r>
-        <w:rPr>
-          <w:b/>
-        </w:rPr>
-        <w:t xml:space="preserve">4. </w:t>
-      </w:r>
-      <w:r>
-        <w:rPr>
-          <w:b w:val="0"/>
-          <w:i w:val="0"/>
-        </w:rPr>
-        <w:t xml:space="preserve">Bấm </w:t>
-      </w:r>
-      <w:r>
-        <w:rPr>
-          <w:b/>
-          <w:i w:val="0"/>
-        </w:rPr>
-        <w:t>"Save &amp; reboot"</w:t>
-      </w:r>
-      <w:r>
-        <w:rPr>
-          <w:b w:val="0"/>
-          <w:i w:val="0"/>
-        </w:rPr>
-        <w:t xml:space="preserve">. </w:t>
-      </w:r>
-      <w:r>
-        <w:rPr>
-          <w:b/>
-          <w:i w:val="0"/>
-        </w:rPr>
-        <w:t>Máy sẽ khởi động lại</w:t>
-      </w:r>
-      <w:r>
-        <w:rPr>
-          <w:b w:val="0"/>
-          <w:i w:val="0"/>
-        </w:rPr>
-        <w:t xml:space="preserve"> để thử mạng mới.</w:t>
+        <w:t>, trang sẽ tự đọc lại lần chạy đó.</w:t>
       </w:r>
     </w:p>
     <w:tbl>
@@ -9296,7 +8226,21 @@
                 <w:b w:val="0"/>
                 <w:i w:val="0"/>
               </w:rPr>
-              <w:t>Máy chỉ đổi mạng lúc khởi động, nên bước khởi động lại là bắt buộc. Sau khi máy khởi động xong, kết nối lại điện thoại vào đúng mạng đó rồi mở lại dashboard.</w:t>
+              <w:t xml:space="preserve">Quá trình đọc lại mất </w:t>
+            </w:r>
+            <w:r>
+              <w:rPr>
+                <w:b/>
+                <w:i w:val="0"/>
+              </w:rPr>
+              <w:t>khoảng 8 giây</w:t>
+            </w:r>
+            <w:r>
+              <w:rPr>
+                <w:b w:val="0"/>
+                <w:i w:val="0"/>
+              </w:rPr>
+              <w:t xml:space="preserve"> vì máy phải đọc bộ nhớ và tính lại kết quả cho cả 10 kênh. Trong lúc chờ, bảng và biểu đồ tạm để trống — hãy đợi, đừng tải lại trang liên tục.</w:t>
             </w:r>
           </w:p>
         </w:tc>
@@ -9335,21 +8279,21 @@
                 <w:b w:val="0"/>
                 <w:i w:val="0"/>
               </w:rPr>
-              <w:t xml:space="preserve">Nếu mật khẩu sai, máy </w:t>
+              <w:t xml:space="preserve">Máy chỉ giữ </w:t>
             </w:r>
             <w:r>
               <w:rPr>
                 <w:b/>
                 <w:i w:val="0"/>
               </w:rPr>
-              <w:t>giữ nguyên mạng cũ</w:t>
+              <w:t>một</w:t>
             </w:r>
             <w:r>
               <w:rPr>
                 <w:b w:val="0"/>
                 <w:i w:val="0"/>
               </w:rPr>
-              <w:t xml:space="preserve"> chứ không mất kết nối, và trang sẽ báo nhập lại mật khẩu. Bạn không bị mất mạng đang dùng vì gõ sai.</w:t>
+              <w:t xml:space="preserve"> lần chạy. Khi bắt đầu lần chạy mới, kết quả lần chạy trước bị xoá khỏi máy. Nếu cần lưu, hãy chụp màn hình hoặc lấy dữ liệu đã gửi lên đám mây trước khi chạy lần tiếp theo.</w:t>
             </w:r>
           </w:p>
         </w:tc>
@@ -9359,6 +8303,100 @@
       <w:pPr>
         <w:spacing w:after="120"/>
       </w:pPr>
+    </w:p>
+    <w:p>
+      <w:r>
+        <w:br w:type="page"/>
+      </w:r>
+    </w:p>
+    <w:p>
+      <w:r>
+        <w:br w:type="page"/>
+      </w:r>
+    </w:p>
+    <w:p>
+      <w:pPr>
+        <w:pStyle w:val="Heading1"/>
+      </w:pPr>
+      <w:r>
+        <w:t>7. Thẻ Setting</w:t>
+      </w:r>
+    </w:p>
+    <w:p>
+      <w:r>
+        <w:rPr>
+          <w:b w:val="0"/>
+          <w:i w:val="0"/>
+        </w:rPr>
+        <w:t xml:space="preserve">Bấm </w:t>
+      </w:r>
+      <w:r>
+        <w:rPr>
+          <w:b/>
+          <w:i w:val="0"/>
+        </w:rPr>
+        <w:t>Setting</w:t>
+      </w:r>
+      <w:r>
+        <w:rPr>
+          <w:b w:val="0"/>
+          <w:i w:val="0"/>
+        </w:rPr>
+        <w:t xml:space="preserve"> ở thanh điều hướng dưới cùng. Màn hình hiện các thẻ cấu hình; bấm vào một thẻ để mở bảng nhập liệu, bấm mũi tên quay lại để trở về.</w:t>
+      </w:r>
+    </w:p>
+    <w:p>
+      <w:pPr>
+        <w:jc w:val="center"/>
+      </w:pPr>
+      <w:r>
+        <w:drawing>
+          <wp:inline xmlns:a="http://schemas.openxmlformats.org/drawingml/2006/main" xmlns:pic="http://schemas.openxmlformats.org/drawingml/2006/picture">
+            <wp:extent cx="3126727" cy="6766558"/>
+            <wp:docPr id="24" name="Picture 24"/>
+            <wp:cNvGraphicFramePr>
+              <a:graphicFrameLocks noChangeAspect="1"/>
+            </wp:cNvGraphicFramePr>
+            <a:graphic>
+              <a:graphicData uri="http://schemas.openxmlformats.org/drawingml/2006/picture">
+                <pic:pic>
+                  <pic:nvPicPr>
+                    <pic:cNvPr id="0" name="24-setting-menu-mobile.png"/>
+                    <pic:cNvPicPr/>
+                  </pic:nvPicPr>
+                  <pic:blipFill>
+                    <a:blip r:embed="rId32"/>
+                    <a:stretch>
+                      <a:fillRect/>
+                    </a:stretch>
+                  </pic:blipFill>
+                  <pic:spPr>
+                    <a:xfrm>
+                      <a:off x="0" y="0"/>
+                      <a:ext cx="3126727" cy="6766558"/>
+                    </a:xfrm>
+                    <a:prstGeom prst="rect"/>
+                  </pic:spPr>
+                </pic:pic>
+              </a:graphicData>
+            </a:graphic>
+          </wp:inline>
+        </w:drawing>
+      </w:r>
+    </w:p>
+    <w:p>
+      <w:pPr>
+        <w:spacing w:after="280"/>
+        <w:jc w:val="center"/>
+      </w:pPr>
+      <w:r>
+        <w:rPr>
+          <w:i/>
+          <w:color w:val="555F66"/>
+          <w:sz w:val="18"/>
+        </w:rPr>
+        <w:t>Danh sách thẻ cấu hình — điện thoại</w:t>
+      </w:r>
     </w:p>
     <w:p>
       <w:pPr>
@@ -9376,133 +8414,7 @@
               <a:graphicData uri="http://schemas.openxmlformats.org/drawingml/2006/picture">
                 <pic:pic>
                   <pic:nvPicPr>
-                    <pic:cNvPr id="0" name="24-setting-wifi-saved.png"/>
-                    <pic:cNvPicPr/>
-                  </pic:nvPicPr>
-                  <pic:blipFill>
-                    <a:blip r:embed="rId32"/>
-                    <a:stretch>
-                      <a:fillRect/>
-                    </a:stretch>
-                  </pic:blipFill>
-                  <pic:spPr>
-                    <a:xfrm>
-                      <a:off x="0" y="0"/>
-                      <a:ext cx="5760720" cy="3870484"/>
-                    </a:xfrm>
-                    <a:prstGeom prst="rect"/>
-                  </pic:spPr>
-                </pic:pic>
-              </a:graphicData>
-            </a:graphic>
-          </wp:inline>
-        </w:drawing>
-      </w:r>
-    </w:p>
-    <w:p>
-      <w:pPr>
-        <w:spacing w:after="280"/>
-        <w:jc w:val="center"/>
-      </w:pPr>
-      <w:r>
-        <w:rPr>
-          <w:i/>
-          <w:color w:val="555F66"/>
-          <w:sz w:val="18"/>
-        </w:rPr>
-        <w:t>Thẻ WiFi — tab Saved</w:t>
-      </w:r>
-    </w:p>
-    <w:p>
-      <w:r>
-        <w:rPr>
-          <w:b w:val="0"/>
-          <w:i w:val="0"/>
-        </w:rPr>
-        <w:t xml:space="preserve">Tab </w:t>
-      </w:r>
-      <w:r>
-        <w:rPr>
-          <w:b/>
-          <w:i w:val="0"/>
-        </w:rPr>
-        <w:t>"Saved"</w:t>
-      </w:r>
-      <w:r>
-        <w:rPr>
-          <w:b w:val="0"/>
-          <w:i w:val="0"/>
-        </w:rPr>
-        <w:t xml:space="preserve"> liệt kê các mạng đã lưu (tối đa 5). Mạng máy đang nối có nhãn </w:t>
-      </w:r>
-      <w:r>
-        <w:rPr>
-          <w:b/>
-          <w:i w:val="0"/>
-        </w:rPr>
-        <w:t>"connected"</w:t>
-      </w:r>
-      <w:r>
-        <w:rPr>
-          <w:b w:val="0"/>
-          <w:i w:val="0"/>
-        </w:rPr>
-        <w:t xml:space="preserve">. Mỗi dòng có </w:t>
-      </w:r>
-      <w:r>
-        <w:rPr>
-          <w:b/>
-          <w:i w:val="0"/>
-        </w:rPr>
-        <w:t>"Connect"</w:t>
-      </w:r>
-      <w:r>
-        <w:rPr>
-          <w:b w:val="0"/>
-          <w:i w:val="0"/>
-        </w:rPr>
-        <w:t xml:space="preserve"> (chuyển sang mạng đó, máy khởi động lại) và </w:t>
-      </w:r>
-      <w:r>
-        <w:rPr>
-          <w:b/>
-          <w:i w:val="0"/>
-        </w:rPr>
-        <w:t>"Forget"</w:t>
-      </w:r>
-      <w:r>
-        <w:rPr>
-          <w:b w:val="0"/>
-          <w:i w:val="0"/>
-        </w:rPr>
-        <w:t xml:space="preserve"> (xoá khỏi danh sách).</w:t>
-      </w:r>
-    </w:p>
-    <w:p>
-      <w:pPr>
-        <w:pStyle w:val="Heading2"/>
-      </w:pPr>
-      <w:r>
-        <w:t>8.2. Profile Configuration — thông số chạy</w:t>
-      </w:r>
-    </w:p>
-    <w:p>
-      <w:pPr>
-        <w:jc w:val="center"/>
-      </w:pPr>
-      <w:r>
-        <w:drawing>
-          <wp:inline xmlns:a="http://schemas.openxmlformats.org/drawingml/2006/main" xmlns:pic="http://schemas.openxmlformats.org/drawingml/2006/picture">
-            <wp:extent cx="5760720" cy="3870484"/>
-            <wp:docPr id="26" name="Picture 26"/>
-            <wp:cNvGraphicFramePr>
-              <a:graphicFrameLocks noChangeAspect="1"/>
-            </wp:cNvGraphicFramePr>
-            <a:graphic>
-              <a:graphicData uri="http://schemas.openxmlformats.org/drawingml/2006/picture">
-                <pic:pic>
-                  <pic:nvPicPr>
-                    <pic:cNvPr id="0" name="25-setting-profile.png"/>
+                    <pic:cNvPr id="0" name="25-setting-menu-desktop.png"/>
                     <pic:cNvPicPr/>
                   </pic:nvPicPr>
                   <pic:blipFill>
@@ -9536,7 +8448,7 @@
           <w:color w:val="555F66"/>
           <w:sz w:val="18"/>
         </w:rPr>
-        <w:t>Thẻ Profile Configuration</w:t>
+        <w:t>Danh sách thẻ cấu hình — máy tính</w:t>
       </w:r>
     </w:p>
     <w:p>
@@ -9545,326 +8457,50 @@
           <w:b w:val="0"/>
           <w:i w:val="0"/>
         </w:rPr>
-        <w:t xml:space="preserve">Thẻ này đặt nhiệt độ và thời gian của quy trình. </w:t>
+        <w:t xml:space="preserve">Phía dưới có khung thông tin máy: </w:t>
       </w:r>
       <w:r>
         <w:rPr>
           <w:b/>
           <w:i w:val="0"/>
         </w:rPr>
-        <w:t>Mọi thời gian nhập bằng PHÚT.</w:t>
-      </w:r>
-    </w:p>
-    <w:tbl>
-      <w:tblPr>
-        <w:tblStyle w:val="LightGrid-Accent1"/>
-        <w:tblW w:type="auto" w:w="0"/>
-        <w:tblLook w:firstColumn="1" w:firstRow="1" w:lastColumn="0" w:lastRow="0" w:noHBand="0" w:noVBand="1" w:val="04A0"/>
-      </w:tblPr>
-      <w:tblGrid>
-        <w:gridCol w:w="3216"/>
-        <w:gridCol w:w="3216"/>
-        <w:gridCol w:w="3216"/>
-      </w:tblGrid>
-      <w:tr>
-        <w:tc>
-          <w:tcPr>
-            <w:tcW w:type="dxa" w:w="3216"/>
-          </w:tcPr>
-          <w:p>
-            <w:r>
-              <w:rPr>
-                <w:b/>
-              </w:rPr>
-            </w:r>
-            <w:r>
-              <w:rPr>
-                <w:b/>
-                <w:i w:val="0"/>
-              </w:rPr>
-              <w:t>Trường</w:t>
-            </w:r>
-          </w:p>
-        </w:tc>
-        <w:tc>
-          <w:tcPr>
-            <w:tcW w:type="dxa" w:w="3216"/>
-          </w:tcPr>
-          <w:p>
-            <w:r>
-              <w:rPr>
-                <w:b/>
-              </w:rPr>
-            </w:r>
-            <w:r>
-              <w:rPr>
-                <w:b/>
-                <w:i w:val="0"/>
-              </w:rPr>
-              <w:t>Ý nghĩa</w:t>
-            </w:r>
-          </w:p>
-        </w:tc>
-        <w:tc>
-          <w:tcPr>
-            <w:tcW w:type="dxa" w:w="3216"/>
-          </w:tcPr>
-          <w:p>
-            <w:r>
-              <w:rPr>
-                <w:b/>
-              </w:rPr>
-            </w:r>
-            <w:r>
-              <w:rPr>
-                <w:b/>
-                <w:i w:val="0"/>
-              </w:rPr>
-              <w:t>Mặc định</w:t>
-            </w:r>
-          </w:p>
-        </w:tc>
-      </w:tr>
-      <w:tr>
-        <w:tc>
-          <w:tcPr>
-            <w:tcW w:type="dxa" w:w="3216"/>
-          </w:tcPr>
-          <w:p>
-            <w:r/>
-            <w:r>
-              <w:rPr>
-                <w:b w:val="0"/>
-                <w:i w:val="0"/>
-              </w:rPr>
-              <w:t>Lysis temperature</w:t>
-            </w:r>
-          </w:p>
-        </w:tc>
-        <w:tc>
-          <w:tcPr>
-            <w:tcW w:type="dxa" w:w="3216"/>
-          </w:tcPr>
-          <w:p>
-            <w:r/>
-            <w:r>
-              <w:rPr>
-                <w:b w:val="0"/>
-                <w:i w:val="0"/>
-              </w:rPr>
-              <w:t>Nhiệt độ buồng ủ mẫu</w:t>
-            </w:r>
-          </w:p>
-        </w:tc>
-        <w:tc>
-          <w:tcPr>
-            <w:tcW w:type="dxa" w:w="3216"/>
-          </w:tcPr>
-          <w:p>
-            <w:r/>
-            <w:r>
-              <w:rPr>
-                <w:b w:val="0"/>
-                <w:i w:val="0"/>
-              </w:rPr>
-              <w:t>82 °C</w:t>
-            </w:r>
-          </w:p>
-        </w:tc>
-      </w:tr>
-      <w:tr>
-        <w:tc>
-          <w:tcPr>
-            <w:tcW w:type="dxa" w:w="3216"/>
-          </w:tcPr>
-          <w:p>
-            <w:r/>
-            <w:r>
-              <w:rPr>
-                <w:b w:val="0"/>
-                <w:i w:val="0"/>
-              </w:rPr>
-              <w:t>Lysis time</w:t>
-            </w:r>
-          </w:p>
-        </w:tc>
-        <w:tc>
-          <w:tcPr>
-            <w:tcW w:type="dxa" w:w="3216"/>
-          </w:tcPr>
-          <w:p>
-            <w:r/>
-            <w:r>
-              <w:rPr>
-                <w:b w:val="0"/>
-                <w:i w:val="0"/>
-              </w:rPr>
-              <w:t>Thời gian ủ mẫu</w:t>
-            </w:r>
-          </w:p>
-        </w:tc>
-        <w:tc>
-          <w:tcPr>
-            <w:tcW w:type="dxa" w:w="3216"/>
-          </w:tcPr>
-          <w:p>
-            <w:r/>
-            <w:r>
-              <w:rPr>
-                <w:b w:val="0"/>
-                <w:i w:val="0"/>
-              </w:rPr>
-              <w:t>10 phút</w:t>
-            </w:r>
-          </w:p>
-        </w:tc>
-      </w:tr>
-      <w:tr>
-        <w:tc>
-          <w:tcPr>
-            <w:tcW w:type="dxa" w:w="3216"/>
-          </w:tcPr>
-          <w:p>
-            <w:r/>
-            <w:r>
-              <w:rPr>
-                <w:b w:val="0"/>
-                <w:i w:val="0"/>
-              </w:rPr>
-              <w:t>Amplification temperature</w:t>
-            </w:r>
-          </w:p>
-        </w:tc>
-        <w:tc>
-          <w:tcPr>
-            <w:tcW w:type="dxa" w:w="3216"/>
-          </w:tcPr>
-          <w:p>
-            <w:r/>
-            <w:r>
-              <w:rPr>
-                <w:b w:val="0"/>
-                <w:i w:val="0"/>
-              </w:rPr>
-              <w:t>Nhiệt độ khối khuếch đại</w:t>
-            </w:r>
-          </w:p>
-        </w:tc>
-        <w:tc>
-          <w:tcPr>
-            <w:tcW w:type="dxa" w:w="3216"/>
-          </w:tcPr>
-          <w:p>
-            <w:r/>
-            <w:r>
-              <w:rPr>
-                <w:b w:val="0"/>
-                <w:i w:val="0"/>
-              </w:rPr>
-              <w:t>65.8 °C</w:t>
-            </w:r>
-          </w:p>
-        </w:tc>
-      </w:tr>
-      <w:tr>
-        <w:tc>
-          <w:tcPr>
-            <w:tcW w:type="dxa" w:w="3216"/>
-          </w:tcPr>
-          <w:p>
-            <w:r/>
-            <w:r>
-              <w:rPr>
-                <w:b w:val="0"/>
-                <w:i w:val="0"/>
-              </w:rPr>
-              <w:t>Amplification time</w:t>
-            </w:r>
-          </w:p>
-        </w:tc>
-        <w:tc>
-          <w:tcPr>
-            <w:tcW w:type="dxa" w:w="3216"/>
-          </w:tcPr>
-          <w:p>
-            <w:r/>
-            <w:r>
-              <w:rPr>
-                <w:b w:val="0"/>
-                <w:i w:val="0"/>
-              </w:rPr>
-              <w:t>Tổng thời gian đo</w:t>
-            </w:r>
-          </w:p>
-        </w:tc>
-        <w:tc>
-          <w:tcPr>
-            <w:tcW w:type="dxa" w:w="3216"/>
-          </w:tcPr>
-          <w:p>
-            <w:r/>
-            <w:r>
-              <w:rPr>
-                <w:b w:val="0"/>
-                <w:i w:val="0"/>
-              </w:rPr>
-              <w:t>40 phút (120 vòng); tối đa 43 phút (130 vòng)</w:t>
-            </w:r>
-          </w:p>
-        </w:tc>
-      </w:tr>
-      <w:tr>
-        <w:tc>
-          <w:tcPr>
-            <w:tcW w:type="dxa" w:w="3216"/>
-          </w:tcPr>
-          <w:p>
-            <w:r/>
-            <w:r>
-              <w:rPr>
-                <w:b w:val="0"/>
-                <w:i w:val="0"/>
-              </w:rPr>
-              <w:t>Opto preheat</w:t>
-            </w:r>
-          </w:p>
-        </w:tc>
-        <w:tc>
-          <w:tcPr>
-            <w:tcW w:type="dxa" w:w="3216"/>
-          </w:tcPr>
-          <w:p>
-            <w:r/>
-            <w:r>
-              <w:rPr>
-                <w:b w:val="0"/>
-                <w:i w:val="0"/>
-              </w:rPr>
-              <w:t>Thời gian ổn định quang học trước khi đo</w:t>
-            </w:r>
-          </w:p>
-        </w:tc>
-        <w:tc>
-          <w:tcPr>
-            <w:tcW w:type="dxa" w:w="3216"/>
-          </w:tcPr>
-          <w:p>
-            <w:r/>
-            <w:r>
-              <w:rPr>
-                <w:b w:val="0"/>
-                <w:i w:val="0"/>
-              </w:rPr>
-              <w:t>15 phút</w:t>
-            </w:r>
-          </w:p>
-        </w:tc>
-      </w:tr>
-    </w:tbl>
-    <w:p>
-      <w:pPr>
-        <w:spacing w:after="120"/>
-      </w:pPr>
+        <w:t>mã máy (ID)</w:t>
+      </w:r>
+      <w:r>
+        <w:rPr>
+          <w:b w:val="0"/>
+          <w:i w:val="0"/>
+        </w:rPr>
+        <w:t xml:space="preserve">, tên công ty, </w:t>
+      </w:r>
+      <w:r>
+        <w:rPr>
+          <w:b/>
+          <w:i w:val="0"/>
+        </w:rPr>
+        <w:t>mạng WiFi đang dùng</w:t>
+      </w:r>
+      <w:r>
+        <w:rPr>
+          <w:b w:val="0"/>
+          <w:i w:val="0"/>
+        </w:rPr>
+        <w:t xml:space="preserve"> và </w:t>
+      </w:r>
+      <w:r>
+        <w:rPr>
+          <w:b/>
+          <w:i w:val="0"/>
+        </w:rPr>
+        <w:t>địa chỉ IP</w:t>
+      </w:r>
+      <w:r>
+        <w:rPr>
+          <w:b w:val="0"/>
+          <w:i w:val="0"/>
+        </w:rPr>
+        <w:t>.</w:t>
+      </w:r>
     </w:p>
     <w:tbl>
       <w:tblPr>
@@ -9894,14 +8530,14 @@
                 <w:b/>
                 <w:i w:val="0"/>
               </w:rPr>
-              <w:t>Amplification time tối đa là 43 phút.</w:t>
+              <w:t>Không đổi được cấu hình khi máy đang chạy.</w:t>
             </w:r>
             <w:r>
               <w:rPr>
                 <w:b w:val="0"/>
                 <w:i w:val="0"/>
               </w:rPr>
-              <w:t xml:space="preserve"> Trang sẽ tự giới hạn giá trị nhập vào; máy cũng từ chối giá trị vượt ngưỡng. Đây là giới hạn của bộ nhớ lưu đường cong, không phải tuỳ chọn.</w:t>
+              <w:t xml:space="preserve"> Trong lúc đang chạy, các thẻ bị làm xám và máy sẽ từ chối mọi thay đổi. Đây là bảo vệ có chủ đích: đổi nhiệt độ hay thời gian giữa chừng sẽ làm hỏng lần chạy đang thực hiện. Hãy đợi lần chạy kết thúc.</w:t>
             </w:r>
           </w:p>
         </w:tc>
@@ -9912,51 +8548,12 @@
         <w:spacing w:after="120"/>
       </w:pPr>
     </w:p>
-    <w:tbl>
-      <w:tblPr>
-        <w:tblStyle w:val="TableGrid"/>
-        <w:tblW w:type="auto" w:w="0"/>
-        <w:tblLook w:firstColumn="1" w:firstRow="1" w:lastColumn="0" w:lastRow="0" w:noHBand="0" w:noVBand="1" w:val="04A0"/>
-      </w:tblPr>
-      <w:tblGrid>
-        <w:gridCol w:w="9648"/>
-      </w:tblGrid>
-      <w:tr>
-        <w:tc>
-          <w:tcPr>
-            <w:tcW w:type="dxa" w:w="9648"/>
-            <w:shd w:val="clear" w:fill="EAF6F7"/>
-          </w:tcPr>
-          <w:p>
-            <w:r>
-              <w:rPr>
-                <w:b/>
-                <w:color w:val="13757A"/>
-              </w:rPr>
-              <w:t xml:space="preserve">LƯU Ý: </w:t>
-            </w:r>
-            <w:r>
-              <w:rPr>
-                <w:b w:val="0"/>
-                <w:i w:val="0"/>
-              </w:rPr>
-              <w:t>Chỉ sửa các thông số này khi có quy trình xét nghiệm yêu cầu rõ ràng. Sai nhiệt độ ủ hoặc nhiệt độ khuếch đại sẽ làm hỏng toàn bộ mẻ.</w:t>
-            </w:r>
-          </w:p>
-        </w:tc>
-      </w:tr>
-    </w:tbl>
     <w:p>
       <w:pPr>
-        <w:spacing w:after="120"/>
-      </w:pPr>
-    </w:p>
-    <w:p>
-      <w:pPr>
         <w:pStyle w:val="Heading2"/>
       </w:pPr>
       <w:r>
-        <w:t>8.3. Firmware — cập nhật phần mềm máy</w:t>
+        <w:t>7.1. WiFi</w:t>
       </w:r>
     </w:p>
     <w:p>
@@ -9967,7 +8564,7 @@
         <w:drawing>
           <wp:inline xmlns:a="http://schemas.openxmlformats.org/drawingml/2006/main" xmlns:pic="http://schemas.openxmlformats.org/drawingml/2006/picture">
             <wp:extent cx="5760720" cy="3870484"/>
-            <wp:docPr id="27" name="Picture 27"/>
+            <wp:docPr id="26" name="Picture 26"/>
             <wp:cNvGraphicFramePr>
               <a:graphicFrameLocks noChangeAspect="1"/>
             </wp:cNvGraphicFramePr>
@@ -9975,7 +8572,7 @@
               <a:graphicData uri="http://schemas.openxmlformats.org/drawingml/2006/picture">
                 <pic:pic>
                   <pic:nvPicPr>
-                    <pic:cNvPr id="0" name="26-setting-firmware.png"/>
+                    <pic:cNvPr id="0" name="26-setting-wifi-connect.png"/>
                     <pic:cNvPicPr/>
                   </pic:nvPicPr>
                   <pic:blipFill>
@@ -10009,7 +8606,7 @@
           <w:color w:val="555F66"/>
           <w:sz w:val="18"/>
         </w:rPr>
-        <w:t>Thẻ Firmware</w:t>
+        <w:t>Thẻ WiFi — tab Connect</w:t>
       </w:r>
     </w:p>
     <w:p>
@@ -10018,7 +8615,35 @@
           <w:b w:val="0"/>
           <w:i w:val="0"/>
         </w:rPr>
-        <w:t>Thẻ này hiện phiên bản firmware đang chạy và cho phép cập nhật theo hai cách:</w:t>
+        <w:t xml:space="preserve">Thẻ WiFi có hai tab: </w:t>
+      </w:r>
+      <w:r>
+        <w:rPr>
+          <w:b/>
+          <w:i w:val="0"/>
+        </w:rPr>
+        <w:t>"Connect"</w:t>
+      </w:r>
+      <w:r>
+        <w:rPr>
+          <w:b w:val="0"/>
+          <w:i w:val="0"/>
+        </w:rPr>
+        <w:t xml:space="preserve"> (nối mạng mới) và </w:t>
+      </w:r>
+      <w:r>
+        <w:rPr>
+          <w:b/>
+          <w:i w:val="0"/>
+        </w:rPr>
+        <w:t>"Saved"</w:t>
+      </w:r>
+      <w:r>
+        <w:rPr>
+          <w:b w:val="0"/>
+          <w:i w:val="0"/>
+        </w:rPr>
+        <w:t xml:space="preserve"> (các mạng đã lưu).</w:t>
       </w:r>
     </w:p>
     <w:p>
@@ -10027,14 +8652,7 @@
           <w:b/>
           <w:i w:val="0"/>
         </w:rPr>
-        <w:t>Cách 1 — Cập nhật qua mạng</w:t>
-      </w:r>
-      <w:r>
-        <w:rPr>
-          <w:b w:val="0"/>
-          <w:i w:val="0"/>
-        </w:rPr>
-        <w:t xml:space="preserve"> (máy phải có Internet):</w:t>
+        <w:t>Nối một mạng WiFi mới:</w:t>
       </w:r>
     </w:p>
     <w:p>
@@ -10052,21 +8670,63 @@
           <w:b w:val="0"/>
           <w:i w:val="0"/>
         </w:rPr>
-        <w:t xml:space="preserve">Bấm </w:t>
+        <w:t xml:space="preserve">Ở tab </w:t>
       </w:r>
       <w:r>
         <w:rPr>
           <w:b/>
           <w:i w:val="0"/>
         </w:rPr>
-        <w:t>"Check for updates"</w:t>
+        <w:t>Connect</w:t>
       </w:r>
       <w:r>
         <w:rPr>
           <w:b w:val="0"/>
           <w:i w:val="0"/>
         </w:rPr>
-        <w:t>. Máy hỏi máy chủ xem có bản mới không.</w:t>
+        <w:t xml:space="preserve">, chờ danh sách </w:t>
+      </w:r>
+      <w:r>
+        <w:rPr>
+          <w:b/>
+          <w:i w:val="0"/>
+        </w:rPr>
+        <w:t>"Nearby networks"</w:t>
+      </w:r>
+      <w:r>
+        <w:rPr>
+          <w:b w:val="0"/>
+          <w:i w:val="0"/>
+        </w:rPr>
+        <w:t xml:space="preserve"> hiện ra. Mỗi dòng có tên mạng, </w:t>
+      </w:r>
+      <w:r>
+        <w:rPr>
+          <w:b/>
+          <w:i w:val="0"/>
+        </w:rPr>
+        <w:t>biểu tượng cột sóng</w:t>
+      </w:r>
+      <w:r>
+        <w:rPr>
+          <w:b w:val="0"/>
+          <w:i w:val="0"/>
+        </w:rPr>
+        <w:t xml:space="preserve"> và </w:t>
+      </w:r>
+      <w:r>
+        <w:rPr>
+          <w:b/>
+          <w:i w:val="0"/>
+        </w:rPr>
+        <w:t>ổ khoá</w:t>
+      </w:r>
+      <w:r>
+        <w:rPr>
+          <w:b w:val="0"/>
+          <w:i w:val="0"/>
+        </w:rPr>
+        <w:t xml:space="preserve"> nếu mạng có mật khẩu. Bấm nút quét lại ở góc phải nếu chưa thấy mạng cần tìm.</w:t>
       </w:r>
     </w:p>
     <w:p>
@@ -10084,62 +8744,125 @@
           <w:b w:val="0"/>
           <w:i w:val="0"/>
         </w:rPr>
-        <w:t xml:space="preserve">Nếu có, bấm nút cài đặt. Máy tải và cài, sau đó </w:t>
-      </w:r>
-      <w:r>
-        <w:rPr>
-          <w:b/>
-          <w:i w:val="0"/>
-        </w:rPr>
-        <w:t>tự khởi động lại</w:t>
-      </w:r>
-      <w:r>
-        <w:rPr>
-          <w:b w:val="0"/>
-          <w:i w:val="0"/>
-        </w:rPr>
-        <w:t>.</w:t>
+        <w:t>Bấm vào tên mạng — tên tự điền vào ô SSID và danh sách tự thu gọn lại.</w:t>
       </w:r>
     </w:p>
     <w:p>
+      <w:pPr>
+        <w:ind w:left="504" w:hanging="360"/>
+      </w:pPr>
       <w:r>
         <w:rPr>
           <w:b/>
-          <w:i w:val="0"/>
-        </w:rPr>
-        <w:t xml:space="preserve">Cách 2 — Nạp bằng tệp </w:t>
-      </w:r>
-      <w:r>
-        <w:rPr>
-          <w:rFonts w:ascii="Consolas" w:hAnsi="Consolas"/>
+        </w:rPr>
+        <w:t xml:space="preserve">3. </w:t>
+      </w:r>
+      <w:r>
+        <w:rPr>
+          <w:b w:val="0"/>
+          <w:i w:val="0"/>
+        </w:rPr>
+        <w:t xml:space="preserve">Nhập mật khẩu (tối đa </w:t>
+      </w:r>
+      <w:r>
+        <w:rPr>
           <w:b/>
           <w:i w:val="0"/>
-          <w:color w:val="083336"/>
-          <w:sz w:val="20"/>
-        </w:rPr>
-        <w:t>.bin</w:t>
+        </w:rPr>
+        <w:t>54 ký tự</w:t>
       </w:r>
       <w:r>
         <w:rPr>
           <w:b w:val="0"/>
           <w:i w:val="0"/>
         </w:rPr>
-        <w:t xml:space="preserve"> (khi máy không có Internet): chọn tệp firmware rồi bấm </w:t>
-      </w:r>
+        <w:t>).</w:t>
+      </w:r>
+    </w:p>
+    <w:p>
+      <w:pPr>
+        <w:ind w:left="504" w:hanging="360"/>
+      </w:pPr>
       <w:r>
         <w:rPr>
           <w:b/>
-          <w:i w:val="0"/>
-        </w:rPr>
-        <w:t>"Upload &amp; install"</w:t>
+        </w:rPr>
+        <w:t xml:space="preserve">4. </w:t>
       </w:r>
       <w:r>
         <w:rPr>
           <w:b w:val="0"/>
           <w:i w:val="0"/>
         </w:rPr>
-        <w:t>. Thanh tiến trình hiện phần trăm; xong, máy tự khởi động lại.</w:t>
-      </w:r>
+        <w:t xml:space="preserve">Bấm </w:t>
+      </w:r>
+      <w:r>
+        <w:rPr>
+          <w:b/>
+          <w:i w:val="0"/>
+        </w:rPr>
+        <w:t>"Save &amp; reboot"</w:t>
+      </w:r>
+      <w:r>
+        <w:rPr>
+          <w:b w:val="0"/>
+          <w:i w:val="0"/>
+        </w:rPr>
+        <w:t xml:space="preserve">. </w:t>
+      </w:r>
+      <w:r>
+        <w:rPr>
+          <w:b/>
+          <w:i w:val="0"/>
+        </w:rPr>
+        <w:t>Máy sẽ khởi động lại</w:t>
+      </w:r>
+      <w:r>
+        <w:rPr>
+          <w:b w:val="0"/>
+          <w:i w:val="0"/>
+        </w:rPr>
+        <w:t xml:space="preserve"> để thử mạng mới.</w:t>
+      </w:r>
+    </w:p>
+    <w:tbl>
+      <w:tblPr>
+        <w:tblStyle w:val="TableGrid"/>
+        <w:tblW w:type="auto" w:w="0"/>
+        <w:tblLook w:firstColumn="1" w:firstRow="1" w:lastColumn="0" w:lastRow="0" w:noHBand="0" w:noVBand="1" w:val="04A0"/>
+      </w:tblPr>
+      <w:tblGrid>
+        <w:gridCol w:w="9648"/>
+      </w:tblGrid>
+      <w:tr>
+        <w:tc>
+          <w:tcPr>
+            <w:tcW w:type="dxa" w:w="9648"/>
+            <w:shd w:val="clear" w:fill="EAF6F7"/>
+          </w:tcPr>
+          <w:p>
+            <w:r>
+              <w:rPr>
+                <w:b/>
+                <w:color w:val="13757A"/>
+              </w:rPr>
+              <w:t xml:space="preserve">LƯU Ý: </w:t>
+            </w:r>
+            <w:r>
+              <w:rPr>
+                <w:b w:val="0"/>
+                <w:i w:val="0"/>
+              </w:rPr>
+              <w:t>Máy chỉ đổi mạng lúc khởi động, nên bước khởi động lại là bắt buộc. Sau khi máy khởi động xong, kết nối lại điện thoại vào đúng mạng đó rồi mở lại dashboard.</w:t>
+            </w:r>
+          </w:p>
+        </w:tc>
+      </w:tr>
+    </w:tbl>
+    <w:p>
+      <w:pPr>
+        <w:spacing w:after="120"/>
+      </w:pPr>
     </w:p>
     <w:tbl>
       <w:tblPr>
@@ -10169,52 +8892,527 @@
                 <w:b w:val="0"/>
                 <w:i w:val="0"/>
               </w:rPr>
-              <w:t xml:space="preserve">Chỉ nạp tệp </w:t>
-            </w:r>
-            <w:r>
-              <w:rPr>
-                <w:rFonts w:ascii="Consolas" w:hAnsi="Consolas"/>
+              <w:t xml:space="preserve">Nếu mật khẩu sai, máy </w:t>
+            </w:r>
+            <w:r>
+              <w:rPr>
+                <w:b/>
+                <w:i w:val="0"/>
+              </w:rPr>
+              <w:t>giữ nguyên mạng cũ</w:t>
+            </w:r>
+            <w:r>
+              <w:rPr>
                 <w:b w:val="0"/>
                 <w:i w:val="0"/>
-                <w:color w:val="083336"/>
-                <w:sz w:val="20"/>
-              </w:rPr>
-              <w:t>.bin</w:t>
-            </w:r>
+              </w:rPr>
+              <w:t xml:space="preserve"> chứ không mất kết nối, và trang sẽ báo nhập lại mật khẩu. Bạn không bị mất mạng đang dùng vì gõ sai.</w:t>
+            </w:r>
+          </w:p>
+        </w:tc>
+      </w:tr>
+    </w:tbl>
+    <w:p>
+      <w:pPr>
+        <w:spacing w:after="120"/>
+      </w:pPr>
+    </w:p>
+    <w:p>
+      <w:pPr>
+        <w:jc w:val="center"/>
+      </w:pPr>
+      <w:r>
+        <w:drawing>
+          <wp:inline xmlns:a="http://schemas.openxmlformats.org/drawingml/2006/main" xmlns:pic="http://schemas.openxmlformats.org/drawingml/2006/picture">
+            <wp:extent cx="5760720" cy="3870484"/>
+            <wp:docPr id="27" name="Picture 27"/>
+            <wp:cNvGraphicFramePr>
+              <a:graphicFrameLocks noChangeAspect="1"/>
+            </wp:cNvGraphicFramePr>
+            <a:graphic>
+              <a:graphicData uri="http://schemas.openxmlformats.org/drawingml/2006/picture">
+                <pic:pic>
+                  <pic:nvPicPr>
+                    <pic:cNvPr id="0" name="27-setting-wifi-saved.png"/>
+                    <pic:cNvPicPr/>
+                  </pic:nvPicPr>
+                  <pic:blipFill>
+                    <a:blip r:embed="rId35"/>
+                    <a:stretch>
+                      <a:fillRect/>
+                    </a:stretch>
+                  </pic:blipFill>
+                  <pic:spPr>
+                    <a:xfrm>
+                      <a:off x="0" y="0"/>
+                      <a:ext cx="5760720" cy="3870484"/>
+                    </a:xfrm>
+                    <a:prstGeom prst="rect"/>
+                  </pic:spPr>
+                </pic:pic>
+              </a:graphicData>
+            </a:graphic>
+          </wp:inline>
+        </w:drawing>
+      </w:r>
+    </w:p>
+    <w:p>
+      <w:pPr>
+        <w:spacing w:after="280"/>
+        <w:jc w:val="center"/>
+      </w:pPr>
+      <w:r>
+        <w:rPr>
+          <w:i/>
+          <w:color w:val="555F66"/>
+          <w:sz w:val="18"/>
+        </w:rPr>
+        <w:t>Thẻ WiFi — tab Saved</w:t>
+      </w:r>
+    </w:p>
+    <w:p>
+      <w:r>
+        <w:rPr>
+          <w:b w:val="0"/>
+          <w:i w:val="0"/>
+        </w:rPr>
+        <w:t xml:space="preserve">Tab </w:t>
+      </w:r>
+      <w:r>
+        <w:rPr>
+          <w:b/>
+          <w:i w:val="0"/>
+        </w:rPr>
+        <w:t>"Saved"</w:t>
+      </w:r>
+      <w:r>
+        <w:rPr>
+          <w:b w:val="0"/>
+          <w:i w:val="0"/>
+        </w:rPr>
+        <w:t xml:space="preserve"> liệt kê các mạng đã lưu (tối đa 5). Mạng máy đang nối có nhãn </w:t>
+      </w:r>
+      <w:r>
+        <w:rPr>
+          <w:b/>
+          <w:i w:val="0"/>
+        </w:rPr>
+        <w:t>"connected"</w:t>
+      </w:r>
+      <w:r>
+        <w:rPr>
+          <w:b w:val="0"/>
+          <w:i w:val="0"/>
+        </w:rPr>
+        <w:t xml:space="preserve">. Mỗi dòng có </w:t>
+      </w:r>
+      <w:r>
+        <w:rPr>
+          <w:b/>
+          <w:i w:val="0"/>
+        </w:rPr>
+        <w:t>"Connect"</w:t>
+      </w:r>
+      <w:r>
+        <w:rPr>
+          <w:b w:val="0"/>
+          <w:i w:val="0"/>
+        </w:rPr>
+        <w:t xml:space="preserve"> (chuyển sang mạng đó, máy khởi động lại) và </w:t>
+      </w:r>
+      <w:r>
+        <w:rPr>
+          <w:b/>
+          <w:i w:val="0"/>
+        </w:rPr>
+        <w:t>"Forget"</w:t>
+      </w:r>
+      <w:r>
+        <w:rPr>
+          <w:b w:val="0"/>
+          <w:i w:val="0"/>
+        </w:rPr>
+        <w:t xml:space="preserve"> (xoá khỏi danh sách).</w:t>
+      </w:r>
+    </w:p>
+    <w:p>
+      <w:pPr>
+        <w:pStyle w:val="Heading2"/>
+      </w:pPr>
+      <w:r>
+        <w:t>7.2. Profile Configuration — thông số chạy</w:t>
+      </w:r>
+    </w:p>
+    <w:p>
+      <w:pPr>
+        <w:jc w:val="center"/>
+      </w:pPr>
+      <w:r>
+        <w:drawing>
+          <wp:inline xmlns:a="http://schemas.openxmlformats.org/drawingml/2006/main" xmlns:pic="http://schemas.openxmlformats.org/drawingml/2006/picture">
+            <wp:extent cx="5760720" cy="3870484"/>
+            <wp:docPr id="28" name="Picture 28"/>
+            <wp:cNvGraphicFramePr>
+              <a:graphicFrameLocks noChangeAspect="1"/>
+            </wp:cNvGraphicFramePr>
+            <a:graphic>
+              <a:graphicData uri="http://schemas.openxmlformats.org/drawingml/2006/picture">
+                <pic:pic>
+                  <pic:nvPicPr>
+                    <pic:cNvPr id="0" name="28-setting-profile.png"/>
+                    <pic:cNvPicPr/>
+                  </pic:nvPicPr>
+                  <pic:blipFill>
+                    <a:blip r:embed="rId36"/>
+                    <a:stretch>
+                      <a:fillRect/>
+                    </a:stretch>
+                  </pic:blipFill>
+                  <pic:spPr>
+                    <a:xfrm>
+                      <a:off x="0" y="0"/>
+                      <a:ext cx="5760720" cy="3870484"/>
+                    </a:xfrm>
+                    <a:prstGeom prst="rect"/>
+                  </pic:spPr>
+                </pic:pic>
+              </a:graphicData>
+            </a:graphic>
+          </wp:inline>
+        </w:drawing>
+      </w:r>
+    </w:p>
+    <w:p>
+      <w:pPr>
+        <w:spacing w:after="280"/>
+        <w:jc w:val="center"/>
+      </w:pPr>
+      <w:r>
+        <w:rPr>
+          <w:i/>
+          <w:color w:val="555F66"/>
+          <w:sz w:val="18"/>
+        </w:rPr>
+        <w:t>Thẻ Profile Configuration</w:t>
+      </w:r>
+    </w:p>
+    <w:p>
+      <w:r>
+        <w:rPr>
+          <w:b w:val="0"/>
+          <w:i w:val="0"/>
+        </w:rPr>
+        <w:t xml:space="preserve">Thẻ này đặt nhiệt độ và thời gian của quy trình. </w:t>
+      </w:r>
+      <w:r>
+        <w:rPr>
+          <w:b/>
+          <w:i w:val="0"/>
+        </w:rPr>
+        <w:t>Mọi thời gian nhập bằng PHÚT.</w:t>
+      </w:r>
+    </w:p>
+    <w:tbl>
+      <w:tblPr>
+        <w:tblStyle w:val="LightGrid-Accent1"/>
+        <w:tblW w:type="auto" w:w="0"/>
+        <w:tblLook w:firstColumn="1" w:firstRow="1" w:lastColumn="0" w:lastRow="0" w:noHBand="0" w:noVBand="1" w:val="04A0"/>
+      </w:tblPr>
+      <w:tblGrid>
+        <w:gridCol w:w="3216"/>
+        <w:gridCol w:w="3216"/>
+        <w:gridCol w:w="3216"/>
+      </w:tblGrid>
+      <w:tr>
+        <w:tc>
+          <w:tcPr>
+            <w:tcW w:type="dxa" w:w="3216"/>
+          </w:tcPr>
+          <w:p>
+            <w:r>
+              <w:rPr>
+                <w:b/>
+              </w:rPr>
+            </w:r>
+            <w:r>
+              <w:rPr>
+                <w:b/>
+                <w:i w:val="0"/>
+              </w:rPr>
+              <w:t>Trường</w:t>
+            </w:r>
+          </w:p>
+        </w:tc>
+        <w:tc>
+          <w:tcPr>
+            <w:tcW w:type="dxa" w:w="3216"/>
+          </w:tcPr>
+          <w:p>
+            <w:r>
+              <w:rPr>
+                <w:b/>
+              </w:rPr>
+            </w:r>
+            <w:r>
+              <w:rPr>
+                <w:b/>
+                <w:i w:val="0"/>
+              </w:rPr>
+              <w:t>Ý nghĩa</w:t>
+            </w:r>
+          </w:p>
+        </w:tc>
+        <w:tc>
+          <w:tcPr>
+            <w:tcW w:type="dxa" w:w="3216"/>
+          </w:tcPr>
+          <w:p>
+            <w:r>
+              <w:rPr>
+                <w:b/>
+              </w:rPr>
+            </w:r>
+            <w:r>
+              <w:rPr>
+                <w:b/>
+                <w:i w:val="0"/>
+              </w:rPr>
+              <w:t>Mặc định</w:t>
+            </w:r>
+          </w:p>
+        </w:tc>
+      </w:tr>
+      <w:tr>
+        <w:tc>
+          <w:tcPr>
+            <w:tcW w:type="dxa" w:w="3216"/>
+          </w:tcPr>
+          <w:p>
+            <w:r/>
             <w:r>
               <w:rPr>
                 <w:b w:val="0"/>
                 <w:i w:val="0"/>
               </w:rPr>
-              <w:t xml:space="preserve"> </w:t>
-            </w:r>
-            <w:r>
-              <w:rPr>
-                <w:b/>
-                <w:i w:val="0"/>
-              </w:rPr>
-              <w:t>lấy từ Forte Biotech</w:t>
-            </w:r>
+              <w:t>Lysis temperature</w:t>
+            </w:r>
+          </w:p>
+        </w:tc>
+        <w:tc>
+          <w:tcPr>
+            <w:tcW w:type="dxa" w:w="3216"/>
+          </w:tcPr>
+          <w:p>
+            <w:r/>
             <w:r>
               <w:rPr>
                 <w:b w:val="0"/>
                 <w:i w:val="0"/>
               </w:rPr>
-              <w:t xml:space="preserve"> và </w:t>
-            </w:r>
-            <w:r>
-              <w:rPr>
-                <w:b/>
-                <w:i w:val="0"/>
-              </w:rPr>
-              <w:t>đã tải về hoàn chỉnh</w:t>
-            </w:r>
+              <w:t>Nhiệt độ khối ly giải</w:t>
+            </w:r>
+          </w:p>
+        </w:tc>
+        <w:tc>
+          <w:tcPr>
+            <w:tcW w:type="dxa" w:w="3216"/>
+          </w:tcPr>
+          <w:p>
+            <w:r/>
             <w:r>
               <w:rPr>
                 <w:b w:val="0"/>
                 <w:i w:val="0"/>
               </w:rPr>
-              <w:t>. Máy không kiểm tra được tệp có bị cắt cụt hay không — một tệp tải dở vẫn được chấp nhận và có thể làm máy không khởi động lại được. Nếu đường truyền chập chờn, hãy tải lại tệp trước khi nạp.</w:t>
+              <w:t>82 °C</w:t>
+            </w:r>
+          </w:p>
+        </w:tc>
+      </w:tr>
+      <w:tr>
+        <w:tc>
+          <w:tcPr>
+            <w:tcW w:type="dxa" w:w="3216"/>
+          </w:tcPr>
+          <w:p>
+            <w:r/>
+            <w:r>
+              <w:rPr>
+                <w:b w:val="0"/>
+                <w:i w:val="0"/>
+              </w:rPr>
+              <w:t>Lysis time</w:t>
+            </w:r>
+          </w:p>
+        </w:tc>
+        <w:tc>
+          <w:tcPr>
+            <w:tcW w:type="dxa" w:w="3216"/>
+          </w:tcPr>
+          <w:p>
+            <w:r/>
+            <w:r>
+              <w:rPr>
+                <w:b w:val="0"/>
+                <w:i w:val="0"/>
+              </w:rPr>
+              <w:t>Thời gian ly giải</w:t>
+            </w:r>
+          </w:p>
+        </w:tc>
+        <w:tc>
+          <w:tcPr>
+            <w:tcW w:type="dxa" w:w="3216"/>
+          </w:tcPr>
+          <w:p>
+            <w:r/>
+            <w:r>
+              <w:rPr>
+                <w:b w:val="0"/>
+                <w:i w:val="0"/>
+              </w:rPr>
+              <w:t>10 phút</w:t>
+            </w:r>
+          </w:p>
+        </w:tc>
+      </w:tr>
+      <w:tr>
+        <w:tc>
+          <w:tcPr>
+            <w:tcW w:type="dxa" w:w="3216"/>
+          </w:tcPr>
+          <w:p>
+            <w:r/>
+            <w:r>
+              <w:rPr>
+                <w:b w:val="0"/>
+                <w:i w:val="0"/>
+              </w:rPr>
+              <w:t>Amplification temperature</w:t>
+            </w:r>
+          </w:p>
+        </w:tc>
+        <w:tc>
+          <w:tcPr>
+            <w:tcW w:type="dxa" w:w="3216"/>
+          </w:tcPr>
+          <w:p>
+            <w:r/>
+            <w:r>
+              <w:rPr>
+                <w:b w:val="0"/>
+                <w:i w:val="0"/>
+              </w:rPr>
+              <w:t>Nhiệt độ khối khuếch đại</w:t>
+            </w:r>
+          </w:p>
+        </w:tc>
+        <w:tc>
+          <w:tcPr>
+            <w:tcW w:type="dxa" w:w="3216"/>
+          </w:tcPr>
+          <w:p>
+            <w:r/>
+            <w:r>
+              <w:rPr>
+                <w:b w:val="0"/>
+                <w:i w:val="0"/>
+              </w:rPr>
+              <w:t>65.8 °C</w:t>
+            </w:r>
+          </w:p>
+        </w:tc>
+      </w:tr>
+      <w:tr>
+        <w:tc>
+          <w:tcPr>
+            <w:tcW w:type="dxa" w:w="3216"/>
+          </w:tcPr>
+          <w:p>
+            <w:r/>
+            <w:r>
+              <w:rPr>
+                <w:b w:val="0"/>
+                <w:i w:val="0"/>
+              </w:rPr>
+              <w:t>Amplification time</w:t>
+            </w:r>
+          </w:p>
+        </w:tc>
+        <w:tc>
+          <w:tcPr>
+            <w:tcW w:type="dxa" w:w="3216"/>
+          </w:tcPr>
+          <w:p>
+            <w:r/>
+            <w:r>
+              <w:rPr>
+                <w:b w:val="0"/>
+                <w:i w:val="0"/>
+              </w:rPr>
+              <w:t>Tổng thời gian đo</w:t>
+            </w:r>
+          </w:p>
+        </w:tc>
+        <w:tc>
+          <w:tcPr>
+            <w:tcW w:type="dxa" w:w="3216"/>
+          </w:tcPr>
+          <w:p>
+            <w:r/>
+            <w:r>
+              <w:rPr>
+                <w:b w:val="0"/>
+                <w:i w:val="0"/>
+              </w:rPr>
+              <w:t>40 phút (120 vòng); tối đa 43 phút (130 vòng)</w:t>
+            </w:r>
+          </w:p>
+        </w:tc>
+      </w:tr>
+      <w:tr>
+        <w:tc>
+          <w:tcPr>
+            <w:tcW w:type="dxa" w:w="3216"/>
+          </w:tcPr>
+          <w:p>
+            <w:r/>
+            <w:r>
+              <w:rPr>
+                <w:b w:val="0"/>
+                <w:i w:val="0"/>
+              </w:rPr>
+              <w:t>Opto preheat</w:t>
+            </w:r>
+          </w:p>
+        </w:tc>
+        <w:tc>
+          <w:tcPr>
+            <w:tcW w:type="dxa" w:w="3216"/>
+          </w:tcPr>
+          <w:p>
+            <w:r/>
+            <w:r>
+              <w:rPr>
+                <w:b w:val="0"/>
+                <w:i w:val="0"/>
+              </w:rPr>
+              <w:t>Thời gian ổn định quang học trước khi đo</w:t>
+            </w:r>
+          </w:p>
+        </w:tc>
+        <w:tc>
+          <w:tcPr>
+            <w:tcW w:type="dxa" w:w="3216"/>
+          </w:tcPr>
+          <w:p>
+            <w:r/>
+            <w:r>
+              <w:rPr>
+                <w:b w:val="0"/>
+                <w:i w:val="0"/>
+              </w:rPr>
+              <w:t>15 phút</w:t>
             </w:r>
           </w:p>
         </w:tc>
@@ -10253,14 +9451,14 @@
                 <w:b/>
                 <w:i w:val="0"/>
               </w:rPr>
-              <w:t>Không tắt nguồn trong lúc đang cập nhật.</w:t>
+              <w:t>Amplification time tối đa là 43 phút.</w:t>
             </w:r>
             <w:r>
               <w:rPr>
                 <w:b w:val="0"/>
                 <w:i w:val="0"/>
               </w:rPr>
-              <w:t xml:space="preserve"> Khi máy khởi động lại, trang web sẽ mất kết nối trong chốc lát rồi tự nối lại — đó là dấu hiệu cập nhật thành công, không phải lỗi.</w:t>
+              <w:t xml:space="preserve"> Trang sẽ tự giới hạn giá trị nhập vào; máy cũng từ chối giá trị vượt ngưỡng. Đây là giới hạn của bộ nhớ lưu đường cong, không phải tuỳ chọn.</w:t>
             </w:r>
           </w:p>
         </w:tc>
@@ -10299,7 +9497,7 @@
                 <w:b w:val="0"/>
                 <w:i w:val="0"/>
               </w:rPr>
-              <w:t>Máy từ chối cập nhật khi đang chạy mẻ hoặc khi mất Internet. Hãy chạy cập nhật lúc máy rảnh.</w:t>
+              <w:t>Chỉ sửa các thông số này khi có quy trình xét nghiệm yêu cầu rõ ràng. Sai nhiệt độ ly giải hoặc nhiệt độ khuếch đại sẽ làm hỏng toàn bộ lần chạy.</w:t>
             </w:r>
           </w:p>
         </w:tc>
@@ -10311,21 +9509,380 @@
       </w:pPr>
     </w:p>
     <w:p>
-      <w:r>
-        <w:br w:type="page"/>
+      <w:pPr>
+        <w:pStyle w:val="Heading2"/>
+      </w:pPr>
+      <w:r>
+        <w:t>7.3. Firmware — cập nhật phần mềm máy</w:t>
       </w:r>
     </w:p>
     <w:p>
-      <w:r>
-        <w:br w:type="page"/>
+      <w:pPr>
+        <w:jc w:val="center"/>
+      </w:pPr>
+      <w:r>
+        <w:drawing>
+          <wp:inline xmlns:a="http://schemas.openxmlformats.org/drawingml/2006/main" xmlns:pic="http://schemas.openxmlformats.org/drawingml/2006/picture">
+            <wp:extent cx="5760720" cy="3870484"/>
+            <wp:docPr id="29" name="Picture 29"/>
+            <wp:cNvGraphicFramePr>
+              <a:graphicFrameLocks noChangeAspect="1"/>
+            </wp:cNvGraphicFramePr>
+            <a:graphic>
+              <a:graphicData uri="http://schemas.openxmlformats.org/drawingml/2006/picture">
+                <pic:pic>
+                  <pic:nvPicPr>
+                    <pic:cNvPr id="0" name="29-setting-firmware.png"/>
+                    <pic:cNvPicPr/>
+                  </pic:nvPicPr>
+                  <pic:blipFill>
+                    <a:blip r:embed="rId37"/>
+                    <a:stretch>
+                      <a:fillRect/>
+                    </a:stretch>
+                  </pic:blipFill>
+                  <pic:spPr>
+                    <a:xfrm>
+                      <a:off x="0" y="0"/>
+                      <a:ext cx="5760720" cy="3870484"/>
+                    </a:xfrm>
+                    <a:prstGeom prst="rect"/>
+                  </pic:spPr>
+                </pic:pic>
+              </a:graphicData>
+            </a:graphic>
+          </wp:inline>
+        </w:drawing>
       </w:r>
     </w:p>
     <w:p>
       <w:pPr>
+        <w:spacing w:after="280"/>
+        <w:jc w:val="center"/>
+      </w:pPr>
+      <w:r>
+        <w:rPr>
+          <w:i/>
+          <w:color w:val="555F66"/>
+          <w:sz w:val="18"/>
+        </w:rPr>
+        <w:t>Thẻ Firmware</w:t>
+      </w:r>
+    </w:p>
+    <w:p>
+      <w:r>
+        <w:rPr>
+          <w:b w:val="0"/>
+          <w:i w:val="0"/>
+        </w:rPr>
+        <w:t>Thẻ này hiện phiên bản firmware đang chạy và cho phép cập nhật theo hai cách:</w:t>
+      </w:r>
+    </w:p>
+    <w:p>
+      <w:r>
+        <w:rPr>
+          <w:b/>
+          <w:i w:val="0"/>
+        </w:rPr>
+        <w:t>Cách 1 — Cập nhật qua mạng</w:t>
+      </w:r>
+      <w:r>
+        <w:rPr>
+          <w:b w:val="0"/>
+          <w:i w:val="0"/>
+        </w:rPr>
+        <w:t xml:space="preserve"> (máy phải có Internet):</w:t>
+      </w:r>
+    </w:p>
+    <w:p>
+      <w:pPr>
+        <w:ind w:left="504" w:hanging="360"/>
+      </w:pPr>
+      <w:r>
+        <w:rPr>
+          <w:b/>
+        </w:rPr>
+        <w:t xml:space="preserve">1. </w:t>
+      </w:r>
+      <w:r>
+        <w:rPr>
+          <w:b w:val="0"/>
+          <w:i w:val="0"/>
+        </w:rPr>
+        <w:t xml:space="preserve">Bấm </w:t>
+      </w:r>
+      <w:r>
+        <w:rPr>
+          <w:b/>
+          <w:i w:val="0"/>
+        </w:rPr>
+        <w:t>"Check for updates"</w:t>
+      </w:r>
+      <w:r>
+        <w:rPr>
+          <w:b w:val="0"/>
+          <w:i w:val="0"/>
+        </w:rPr>
+        <w:t>. Máy hỏi máy chủ xem có bản mới không.</w:t>
+      </w:r>
+    </w:p>
+    <w:p>
+      <w:pPr>
+        <w:ind w:left="504" w:hanging="360"/>
+      </w:pPr>
+      <w:r>
+        <w:rPr>
+          <w:b/>
+        </w:rPr>
+        <w:t xml:space="preserve">2. </w:t>
+      </w:r>
+      <w:r>
+        <w:rPr>
+          <w:b w:val="0"/>
+          <w:i w:val="0"/>
+        </w:rPr>
+        <w:t xml:space="preserve">Nếu có, bấm nút cài đặt. Máy tải và cài, sau đó </w:t>
+      </w:r>
+      <w:r>
+        <w:rPr>
+          <w:b/>
+          <w:i w:val="0"/>
+        </w:rPr>
+        <w:t>tự khởi động lại</w:t>
+      </w:r>
+      <w:r>
+        <w:rPr>
+          <w:b w:val="0"/>
+          <w:i w:val="0"/>
+        </w:rPr>
+        <w:t>.</w:t>
+      </w:r>
+    </w:p>
+    <w:p>
+      <w:r>
+        <w:rPr>
+          <w:b/>
+          <w:i w:val="0"/>
+        </w:rPr>
+        <w:t xml:space="preserve">Cách 2 — Nạp bằng tệp </w:t>
+      </w:r>
+      <w:r>
+        <w:rPr>
+          <w:rFonts w:ascii="Consolas" w:hAnsi="Consolas"/>
+          <w:b/>
+          <w:i w:val="0"/>
+          <w:color w:val="083336"/>
+          <w:sz w:val="20"/>
+        </w:rPr>
+        <w:t>.bin</w:t>
+      </w:r>
+      <w:r>
+        <w:rPr>
+          <w:b w:val="0"/>
+          <w:i w:val="0"/>
+        </w:rPr>
+        <w:t xml:space="preserve"> (khi máy không có Internet): chọn tệp firmware rồi bấm </w:t>
+      </w:r>
+      <w:r>
+        <w:rPr>
+          <w:b/>
+          <w:i w:val="0"/>
+        </w:rPr>
+        <w:t>"Upload &amp; install"</w:t>
+      </w:r>
+      <w:r>
+        <w:rPr>
+          <w:b w:val="0"/>
+          <w:i w:val="0"/>
+        </w:rPr>
+        <w:t>. Thanh tiến trình hiện phần trăm; xong, máy tự khởi động lại.</w:t>
+      </w:r>
+    </w:p>
+    <w:tbl>
+      <w:tblPr>
+        <w:tblStyle w:val="TableGrid"/>
+        <w:tblW w:type="auto" w:w="0"/>
+        <w:tblLook w:firstColumn="1" w:firstRow="1" w:lastColumn="0" w:lastRow="0" w:noHBand="0" w:noVBand="1" w:val="04A0"/>
+      </w:tblPr>
+      <w:tblGrid>
+        <w:gridCol w:w="9648"/>
+      </w:tblGrid>
+      <w:tr>
+        <w:tc>
+          <w:tcPr>
+            <w:tcW w:type="dxa" w:w="9648"/>
+            <w:shd w:val="clear" w:fill="FDECEA"/>
+          </w:tcPr>
+          <w:p>
+            <w:r>
+              <w:rPr>
+                <w:b/>
+                <w:color w:val="B3261E"/>
+              </w:rPr>
+              <w:t xml:space="preserve">CẢNH BÁO: </w:t>
+            </w:r>
+            <w:r>
+              <w:rPr>
+                <w:b w:val="0"/>
+                <w:i w:val="0"/>
+              </w:rPr>
+              <w:t xml:space="preserve">Chỉ nạp tệp </w:t>
+            </w:r>
+            <w:r>
+              <w:rPr>
+                <w:rFonts w:ascii="Consolas" w:hAnsi="Consolas"/>
+                <w:b w:val="0"/>
+                <w:i w:val="0"/>
+                <w:color w:val="083336"/>
+                <w:sz w:val="20"/>
+              </w:rPr>
+              <w:t>.bin</w:t>
+            </w:r>
+            <w:r>
+              <w:rPr>
+                <w:b w:val="0"/>
+                <w:i w:val="0"/>
+              </w:rPr>
+              <w:t xml:space="preserve"> </w:t>
+            </w:r>
+            <w:r>
+              <w:rPr>
+                <w:b/>
+                <w:i w:val="0"/>
+              </w:rPr>
+              <w:t>lấy từ Forte Biotech</w:t>
+            </w:r>
+            <w:r>
+              <w:rPr>
+                <w:b w:val="0"/>
+                <w:i w:val="0"/>
+              </w:rPr>
+              <w:t xml:space="preserve"> và </w:t>
+            </w:r>
+            <w:r>
+              <w:rPr>
+                <w:b/>
+                <w:i w:val="0"/>
+              </w:rPr>
+              <w:t>đã tải về hoàn chỉnh</w:t>
+            </w:r>
+            <w:r>
+              <w:rPr>
+                <w:b w:val="0"/>
+                <w:i w:val="0"/>
+              </w:rPr>
+              <w:t>. Máy không kiểm tra được tệp có bị cắt cụt hay không — một tệp tải dở vẫn được chấp nhận và có thể làm máy không khởi động lại được. Nếu đường truyền chập chờn, hãy tải lại tệp trước khi nạp.</w:t>
+            </w:r>
+          </w:p>
+        </w:tc>
+      </w:tr>
+    </w:tbl>
+    <w:p>
+      <w:pPr>
+        <w:spacing w:after="120"/>
+      </w:pPr>
+    </w:p>
+    <w:tbl>
+      <w:tblPr>
+        <w:tblStyle w:val="TableGrid"/>
+        <w:tblW w:type="auto" w:w="0"/>
+        <w:tblLook w:firstColumn="1" w:firstRow="1" w:lastColumn="0" w:lastRow="0" w:noHBand="0" w:noVBand="1" w:val="04A0"/>
+      </w:tblPr>
+      <w:tblGrid>
+        <w:gridCol w:w="9648"/>
+      </w:tblGrid>
+      <w:tr>
+        <w:tc>
+          <w:tcPr>
+            <w:tcW w:type="dxa" w:w="9648"/>
+            <w:shd w:val="clear" w:fill="FDECEA"/>
+          </w:tcPr>
+          <w:p>
+            <w:r>
+              <w:rPr>
+                <w:b/>
+                <w:color w:val="B3261E"/>
+              </w:rPr>
+              <w:t xml:space="preserve">CẢNH BÁO: </w:t>
+            </w:r>
+            <w:r>
+              <w:rPr>
+                <w:b/>
+                <w:i w:val="0"/>
+              </w:rPr>
+              <w:t>Không tắt nguồn trong lúc đang cập nhật.</w:t>
+            </w:r>
+            <w:r>
+              <w:rPr>
+                <w:b w:val="0"/>
+                <w:i w:val="0"/>
+              </w:rPr>
+              <w:t xml:space="preserve"> Khi máy khởi động lại, trang web sẽ mất kết nối trong chốc lát rồi tự nối lại — đó là dấu hiệu cập nhật thành công, không phải lỗi.</w:t>
+            </w:r>
+          </w:p>
+        </w:tc>
+      </w:tr>
+    </w:tbl>
+    <w:p>
+      <w:pPr>
+        <w:spacing w:after="120"/>
+      </w:pPr>
+    </w:p>
+    <w:tbl>
+      <w:tblPr>
+        <w:tblStyle w:val="TableGrid"/>
+        <w:tblW w:type="auto" w:w="0"/>
+        <w:tblLook w:firstColumn="1" w:firstRow="1" w:lastColumn="0" w:lastRow="0" w:noHBand="0" w:noVBand="1" w:val="04A0"/>
+      </w:tblPr>
+      <w:tblGrid>
+        <w:gridCol w:w="9648"/>
+      </w:tblGrid>
+      <w:tr>
+        <w:tc>
+          <w:tcPr>
+            <w:tcW w:type="dxa" w:w="9648"/>
+            <w:shd w:val="clear" w:fill="EAF6F7"/>
+          </w:tcPr>
+          <w:p>
+            <w:r>
+              <w:rPr>
+                <w:b/>
+                <w:color w:val="13757A"/>
+              </w:rPr>
+              <w:t xml:space="preserve">LƯU Ý: </w:t>
+            </w:r>
+            <w:r>
+              <w:rPr>
+                <w:b w:val="0"/>
+                <w:i w:val="0"/>
+              </w:rPr>
+              <w:t>Máy từ chối cập nhật khi đang chạy hoặc khi mất Internet. Hãy chạy cập nhật lúc máy rảnh.</w:t>
+            </w:r>
+          </w:p>
+        </w:tc>
+      </w:tr>
+    </w:tbl>
+    <w:p>
+      <w:pPr>
+        <w:spacing w:after="120"/>
+      </w:pPr>
+    </w:p>
+    <w:p>
+      <w:r>
+        <w:br w:type="page"/>
+      </w:r>
+    </w:p>
+    <w:p>
+      <w:r>
+        <w:br w:type="page"/>
+      </w:r>
+    </w:p>
+    <w:p>
+      <w:pPr>
         <w:pStyle w:val="Heading1"/>
       </w:pPr>
       <w:r>
-        <w:t>9. Xử lý sự cố thường gặp</w:t>
+        <w:t>8. Xử lý sự cố thường gặp</w:t>
       </w:r>
     </w:p>
     <w:tbl>
@@ -10390,7 +9947,7 @@
                 <w:b/>
                 <w:i w:val="0"/>
               </w:rPr>
-              <w:t>Giao diện trên iPad mini / cửa sổ nhỏ trông như điện thoại</w:t>
+              <w:t>Đang chạy mà không thấy bảng 10 kênh trên điện thoại</w:t>
             </w:r>
           </w:p>
         </w:tc>
@@ -10405,21 +9962,21 @@
                 <w:b w:val="0"/>
                 <w:i w:val="0"/>
               </w:rPr>
-              <w:t xml:space="preserve">Đúng như thiết kế: dashboard đổi bố cục theo </w:t>
+              <w:t xml:space="preserve">Đúng như thiết kế: biểu đồ được ưu tiên toàn màn hình. Tên kênh nằm ở chú giải dưới biểu đồ; xem chi tiết ở thẻ </w:t>
             </w:r>
             <w:r>
               <w:rPr>
                 <w:b/>
                 <w:i w:val="0"/>
               </w:rPr>
-              <w:t>kích thước cửa sổ</w:t>
+              <w:t>Result</w:t>
             </w:r>
             <w:r>
               <w:rPr>
                 <w:b w:val="0"/>
                 <w:i w:val="0"/>
               </w:rPr>
-              <w:t xml:space="preserve"> (mục 3.1). Phóng to cửa sổ trên laptop để về hai cột. Chức năng không thiếu gì.</w:t>
+              <w:t>.</w:t>
             </w:r>
           </w:p>
         </w:tc>
@@ -10433,10 +9990,10 @@
             <w:r/>
             <w:r>
               <w:rPr>
-                <w:b/>
-                <w:i w:val="0"/>
-              </w:rPr>
-              <w:t>Đang chạy mẻ mà không thấy bảng 10 giếng trên điện thoại</w:t>
+                <w:b w:val="0"/>
+                <w:i w:val="0"/>
+              </w:rPr>
+              <w:t>Quét QR không mở được trang</w:t>
             </w:r>
           </w:p>
         </w:tc>
@@ -10451,21 +10008,38 @@
                 <w:b w:val="0"/>
                 <w:i w:val="0"/>
               </w:rPr>
-              <w:t xml:space="preserve">Đúng như thiết kế: biểu đồ được ưu tiên toàn màn hình. Tên giếng nằm ở chú giải dưới biểu đồ; xem chi tiết ở thẻ </w:t>
+              <w:t xml:space="preserve">Điện thoại không hiểu địa chỉ </w:t>
+            </w:r>
+            <w:r>
+              <w:rPr>
+                <w:rFonts w:ascii="Consolas" w:hAnsi="Consolas"/>
+                <w:b w:val="0"/>
+                <w:i w:val="0"/>
+                <w:color w:val="083336"/>
+                <w:sz w:val="20"/>
+              </w:rPr>
+              <w:t>.local</w:t>
+            </w:r>
+            <w:r>
+              <w:rPr>
+                <w:b w:val="0"/>
+                <w:i w:val="0"/>
+              </w:rPr>
+              <w:t xml:space="preserve">. Gõ tay </w:t>
             </w:r>
             <w:r>
               <w:rPr>
                 <w:b/>
                 <w:i w:val="0"/>
               </w:rPr>
-              <w:t>Result</w:t>
+              <w:t>địa chỉ IP</w:t>
             </w:r>
             <w:r>
               <w:rPr>
                 <w:b w:val="0"/>
                 <w:i w:val="0"/>
               </w:rPr>
-              <w:t>.</w:t>
+              <w:t xml:space="preserve"> in dưới mã QR.</w:t>
             </w:r>
           </w:p>
         </w:tc>
@@ -10482,7 +10056,7 @@
                 <w:b w:val="0"/>
                 <w:i w:val="0"/>
               </w:rPr>
-              <w:t>Quét QR không mở được trang</w:t>
+              <w:t>Không tìm thấy máy trên mạng</w:t>
             </w:r>
           </w:p>
         </w:tc>
@@ -10497,38 +10071,21 @@
                 <w:b w:val="0"/>
                 <w:i w:val="0"/>
               </w:rPr>
-              <w:t xml:space="preserve">Điện thoại không hiểu địa chỉ </w:t>
-            </w:r>
-            <w:r>
-              <w:rPr>
-                <w:rFonts w:ascii="Consolas" w:hAnsi="Consolas"/>
+              <w:t xml:space="preserve">Router đã cấp IP khác. Bấm </w:t>
+            </w:r>
+            <w:r>
+              <w:rPr>
+                <w:b/>
+                <w:i w:val="0"/>
+              </w:rPr>
+              <w:t>nút TRẮNG</w:t>
+            </w:r>
+            <w:r>
+              <w:rPr>
                 <w:b w:val="0"/>
                 <w:i w:val="0"/>
-                <w:color w:val="083336"/>
-                <w:sz w:val="20"/>
-              </w:rPr>
-              <w:t>.local</w:t>
-            </w:r>
-            <w:r>
-              <w:rPr>
-                <w:b w:val="0"/>
-                <w:i w:val="0"/>
-              </w:rPr>
-              <w:t xml:space="preserve">. Gõ tay </w:t>
-            </w:r>
-            <w:r>
-              <w:rPr>
-                <w:b/>
-                <w:i w:val="0"/>
-              </w:rPr>
-              <w:t>địa chỉ IP</w:t>
-            </w:r>
-            <w:r>
-              <w:rPr>
-                <w:b w:val="0"/>
-                <w:i w:val="0"/>
-              </w:rPr>
-              <w:t xml:space="preserve"> in dưới mã QR.</w:t>
+              </w:rPr>
+              <w:t xml:space="preserve"> trên máy để xem lại mã QR và IP mới.</w:t>
             </w:r>
           </w:p>
         </w:tc>
@@ -10545,7 +10102,21 @@
                 <w:b w:val="0"/>
                 <w:i w:val="0"/>
               </w:rPr>
-              <w:t>Không tìm thấy máy trên mạng</w:t>
+              <w:t xml:space="preserve">Trang hiện </w:t>
+            </w:r>
+            <w:r>
+              <w:rPr>
+                <w:b/>
+                <w:i w:val="0"/>
+              </w:rPr>
+              <w:t>"Offline"</w:t>
+            </w:r>
+            <w:r>
+              <w:rPr>
+                <w:b w:val="0"/>
+                <w:i w:val="0"/>
+              </w:rPr>
+              <w:t xml:space="preserve"> ở góc trên</w:t>
             </w:r>
           </w:p>
         </w:tc>
@@ -10560,21 +10131,7 @@
                 <w:b w:val="0"/>
                 <w:i w:val="0"/>
               </w:rPr>
-              <w:t xml:space="preserve">Router đã cấp IP khác. Bấm </w:t>
-            </w:r>
-            <w:r>
-              <w:rPr>
-                <w:b/>
-                <w:i w:val="0"/>
-              </w:rPr>
-              <w:t>nút TRẮNG</w:t>
-            </w:r>
-            <w:r>
-              <w:rPr>
-                <w:b w:val="0"/>
-                <w:i w:val="0"/>
-              </w:rPr>
-              <w:t xml:space="preserve"> trên máy để xem lại mã QR và IP mới.</w:t>
+              <w:t>Mất liên lạc với máy. Kiểm tra điện thoại còn đúng mạng WiFi không; trang tự nối lại khi có mạng.</w:t>
             </w:r>
           </w:p>
         </w:tc>
@@ -10591,21 +10148,7 @@
                 <w:b w:val="0"/>
                 <w:i w:val="0"/>
               </w:rPr>
-              <w:t xml:space="preserve">Trang hiện </w:t>
-            </w:r>
-            <w:r>
-              <w:rPr>
-                <w:b/>
-                <w:i w:val="0"/>
-              </w:rPr>
-              <w:t>"Offline"</w:t>
-            </w:r>
-            <w:r>
-              <w:rPr>
-                <w:b w:val="0"/>
-                <w:i w:val="0"/>
-              </w:rPr>
-              <w:t xml:space="preserve"> ở góc trên</w:t>
+              <w:t>Mở trang được nhưng số liệu không cập nhật</w:t>
             </w:r>
           </w:p>
         </w:tc>
@@ -10620,7 +10163,35 @@
                 <w:b w:val="0"/>
                 <w:i w:val="0"/>
               </w:rPr>
-              <w:t>Mất liên lạc với máy. Kiểm tra điện thoại còn đúng mạng WiFi không; trang tự nối lại khi có mạng.</w:t>
+              <w:t xml:space="preserve">Đã đủ </w:t>
+            </w:r>
+            <w:r>
+              <w:rPr>
+                <w:b/>
+                <w:i w:val="0"/>
+              </w:rPr>
+              <w:t>2 người xem</w:t>
+            </w:r>
+            <w:r>
+              <w:rPr>
+                <w:b w:val="0"/>
+                <w:i w:val="0"/>
+              </w:rPr>
+              <w:t xml:space="preserve">. Nhờ người khác đóng bớt tab, rồi </w:t>
+            </w:r>
+            <w:r>
+              <w:rPr>
+                <w:b/>
+                <w:i w:val="0"/>
+              </w:rPr>
+              <w:t>tải lại trang</w:t>
+            </w:r>
+            <w:r>
+              <w:rPr>
+                <w:b w:val="0"/>
+                <w:i w:val="0"/>
+              </w:rPr>
+              <w:t xml:space="preserve"> của bạn.</w:t>
             </w:r>
           </w:p>
         </w:tc>
@@ -10637,7 +10208,14 @@
                 <w:b w:val="0"/>
                 <w:i w:val="0"/>
               </w:rPr>
-              <w:t>Mở trang được nhưng số liệu không cập nhật</w:t>
+              <w:t xml:space="preserve">Máy hiện màn hình lỗi và </w:t>
+            </w:r>
+            <w:r>
+              <w:rPr>
+                <w:b/>
+                <w:i w:val="0"/>
+              </w:rPr>
+              <w:t>các nút bấm nhanh không ăn</w:t>
             </w:r>
           </w:p>
         </w:tc>
@@ -10652,35 +10230,35 @@
                 <w:b w:val="0"/>
                 <w:i w:val="0"/>
               </w:rPr>
-              <w:t xml:space="preserve">Đã đủ </w:t>
+              <w:t xml:space="preserve">Bộ bảo vệ nhiệt đã ngắt lần chạy. Máy in </w:t>
             </w:r>
             <w:r>
               <w:rPr>
                 <w:b/>
                 <w:i w:val="0"/>
               </w:rPr>
-              <w:t>2 người xem</w:t>
+              <w:t>"Please restart power"</w:t>
             </w:r>
             <w:r>
               <w:rPr>
                 <w:b w:val="0"/>
                 <w:i w:val="0"/>
               </w:rPr>
-              <w:t xml:space="preserve">. Nhờ người khác đóng bớt tab, rồi </w:t>
+              <w:t xml:space="preserve"> — hãy </w:t>
             </w:r>
             <w:r>
               <w:rPr>
                 <w:b/>
                 <w:i w:val="0"/>
               </w:rPr>
-              <w:t>tải lại trang</w:t>
+              <w:t>tắt và bật lại nguồn</w:t>
             </w:r>
             <w:r>
               <w:rPr>
                 <w:b w:val="0"/>
                 <w:i w:val="0"/>
               </w:rPr>
-              <w:t xml:space="preserve"> của bạn.</w:t>
+              <w:t>. Nếu lặp lại nhiều lần, liên hệ kỹ thuật.</w:t>
             </w:r>
           </w:p>
         </w:tc>
@@ -10697,14 +10275,7 @@
                 <w:b w:val="0"/>
                 <w:i w:val="0"/>
               </w:rPr>
-              <w:t xml:space="preserve">Máy hiện màn hình lỗi và </w:t>
-            </w:r>
-            <w:r>
-              <w:rPr>
-                <w:b/>
-                <w:i w:val="0"/>
-              </w:rPr>
-              <w:t>các nút bấm nhanh không ăn</w:t>
+              <w:t>Đang chạy thì máy tự khởi động lại</w:t>
             </w:r>
           </w:p>
         </w:tc>
@@ -10719,35 +10290,21 @@
                 <w:b w:val="0"/>
                 <w:i w:val="0"/>
               </w:rPr>
-              <w:t xml:space="preserve">Bộ bảo vệ nhiệt đã ngắt mẻ. Máy in </w:t>
+              <w:t xml:space="preserve">Nhiều khả năng có người bấm </w:t>
             </w:r>
             <w:r>
               <w:rPr>
                 <w:b/>
                 <w:i w:val="0"/>
               </w:rPr>
-              <w:t>"Please restart power"</w:t>
+              <w:t>nút TRẮNG / "Return"</w:t>
             </w:r>
             <w:r>
               <w:rPr>
                 <w:b w:val="0"/>
                 <w:i w:val="0"/>
               </w:rPr>
-              <w:t xml:space="preserve"> — hãy </w:t>
-            </w:r>
-            <w:r>
-              <w:rPr>
-                <w:b/>
-                <w:i w:val="0"/>
-              </w:rPr>
-              <w:t>tắt và bật lại nguồn</w:t>
-            </w:r>
-            <w:r>
-              <w:rPr>
-                <w:b w:val="0"/>
-                <w:i w:val="0"/>
-              </w:rPr>
-              <w:t>. Nếu lặp lại nhiều lần, liên hệ kỹ thuật.</w:t>
+              <w:t>. Lần chạy đó đã mất, phải chạy lại.</w:t>
             </w:r>
           </w:p>
         </w:tc>
@@ -10764,7 +10321,7 @@
                 <w:b w:val="0"/>
                 <w:i w:val="0"/>
               </w:rPr>
-              <w:t>Đang chạy mẻ thì máy tự khởi động lại</w:t>
+              <w:t>Thanh Home/Result/Setting biến mất</w:t>
             </w:r>
           </w:p>
         </w:tc>
@@ -10779,21 +10336,7 @@
                 <w:b w:val="0"/>
                 <w:i w:val="0"/>
               </w:rPr>
-              <w:t xml:space="preserve">Nhiều khả năng có người bấm </w:t>
-            </w:r>
-            <w:r>
-              <w:rPr>
-                <w:b/>
-                <w:i w:val="0"/>
-              </w:rPr>
-              <w:t>nút TRẮNG / "Return"</w:t>
-            </w:r>
-            <w:r>
-              <w:rPr>
-                <w:b w:val="0"/>
-                <w:i w:val="0"/>
-              </w:rPr>
-              <w:t>. Mẻ đó đã mất, phải chạy lại.</w:t>
+              <w:t>Bình thường — máy đang chạy nên thanh này bị ẩn. Nó hiện lại khi lần chạy kết thúc.</w:t>
             </w:r>
           </w:p>
         </w:tc>
@@ -10810,7 +10353,7 @@
                 <w:b w:val="0"/>
                 <w:i w:val="0"/>
               </w:rPr>
-              <w:t>Thanh Home/Result/Setting biến mất</w:t>
+              <w:t>Thẻ Setting bị xám, bấm không được</w:t>
             </w:r>
           </w:p>
         </w:tc>
@@ -10825,7 +10368,7 @@
                 <w:b w:val="0"/>
                 <w:i w:val="0"/>
               </w:rPr>
-              <w:t>Bình thường — máy đang chạy mẻ nên thanh này bị ẩn. Nó hiện lại khi mẻ kết thúc.</w:t>
+              <w:t>Máy đang bận (đang chạy, hiệu chuẩn hoặc cập nhật). Đợi máy rảnh.</w:t>
             </w:r>
           </w:p>
         </w:tc>
@@ -10842,7 +10385,7 @@
                 <w:b w:val="0"/>
                 <w:i w:val="0"/>
               </w:rPr>
-              <w:t>Thẻ Setting bị xám, bấm không được</w:t>
+              <w:t>Bảng Result trống sau khi bật lại máy</w:t>
             </w:r>
           </w:p>
         </w:tc>
@@ -10857,7 +10400,21 @@
                 <w:b w:val="0"/>
                 <w:i w:val="0"/>
               </w:rPr>
-              <w:t>Máy đang bận (chạy mẻ, hiệu chuẩn hoặc cập nhật). Đợi máy rảnh.</w:t>
+              <w:t xml:space="preserve">Máy đang đọc lại lần chạy trước từ bộ nhớ, mất </w:t>
+            </w:r>
+            <w:r>
+              <w:rPr>
+                <w:b/>
+                <w:i w:val="0"/>
+              </w:rPr>
+              <w:t>khoảng 8 giây</w:t>
+            </w:r>
+            <w:r>
+              <w:rPr>
+                <w:b w:val="0"/>
+                <w:i w:val="0"/>
+              </w:rPr>
+              <w:t>. Đợi, đừng tải lại trang liên tục.</w:t>
             </w:r>
           </w:p>
         </w:tc>
@@ -10874,7 +10431,7 @@
                 <w:b w:val="0"/>
                 <w:i w:val="0"/>
               </w:rPr>
-              <w:t>Bảng Result trống sau khi bật lại máy</w:t>
+              <w:t>Biểu đồ vài phút đầu phẳng ở mức 0</w:t>
             </w:r>
           </w:p>
         </w:tc>
@@ -10889,21 +10446,7 @@
                 <w:b w:val="0"/>
                 <w:i w:val="0"/>
               </w:rPr>
-              <w:t xml:space="preserve">Máy đang đọc lại mẻ cũ từ bộ nhớ, mất </w:t>
-            </w:r>
-            <w:r>
-              <w:rPr>
-                <w:b/>
-                <w:i w:val="0"/>
-              </w:rPr>
-              <w:t>khoảng 8 giây</w:t>
-            </w:r>
-            <w:r>
-              <w:rPr>
-                <w:b w:val="0"/>
-                <w:i w:val="0"/>
-              </w:rPr>
-              <w:t>. Đợi, đừng tải lại trang liên tục.</w:t>
+              <w:t>Bình thường — máy đang lấy mức nền ở phút 2–6. Đường cong thật xuất hiện sau đó.</w:t>
             </w:r>
           </w:p>
         </w:tc>
@@ -10920,7 +10463,7 @@
                 <w:b w:val="0"/>
                 <w:i w:val="0"/>
               </w:rPr>
-              <w:t>Biểu đồ vài phút đầu phẳng ở mức 0</w:t>
+              <w:t>Nút "Start" không bấm được</w:t>
             </w:r>
           </w:p>
         </w:tc>
@@ -10935,7 +10478,21 @@
                 <w:b w:val="0"/>
                 <w:i w:val="0"/>
               </w:rPr>
-              <w:t>Bình thường — máy đang lấy mức nền ở phút 2–6. Đường cong thật xuất hiện sau đó.</w:t>
+              <w:t xml:space="preserve">Chưa bấm </w:t>
+            </w:r>
+            <w:r>
+              <w:rPr>
+                <w:b/>
+                <w:i w:val="0"/>
+              </w:rPr>
+              <w:t>Confirm</w:t>
+            </w:r>
+            <w:r>
+              <w:rPr>
+                <w:b w:val="0"/>
+                <w:i w:val="0"/>
+              </w:rPr>
+              <w:t xml:space="preserve"> ở bảng đặt tên. Điền tên rồi bấm Confirm để mở khoá.</w:t>
             </w:r>
           </w:p>
         </w:tc>
@@ -10952,7 +10509,7 @@
                 <w:b w:val="0"/>
                 <w:i w:val="0"/>
               </w:rPr>
-              <w:t>Nút "Start" không bấm được</w:t>
+              <w:t>Bấm ô đỏ nhưng máy không phản ứng</w:t>
             </w:r>
           </w:p>
         </w:tc>
@@ -10967,21 +10524,24 @@
                 <w:b w:val="0"/>
                 <w:i w:val="0"/>
               </w:rPr>
-              <w:t xml:space="preserve">Chưa bấm </w:t>
-            </w:r>
-            <w:r>
-              <w:rPr>
-                <w:b/>
-                <w:i w:val="0"/>
-              </w:rPr>
-              <w:t>Confirm</w:t>
-            </w:r>
-            <w:r>
-              <w:rPr>
+              <w:t xml:space="preserve">Ở màn hình đó nút đỏ không có tác dụng (ô hiện dấu </w:t>
+            </w:r>
+            <w:r>
+              <w:rPr>
+                <w:rFonts w:ascii="Consolas" w:hAnsi="Consolas"/>
                 <w:b w:val="0"/>
                 <w:i w:val="0"/>
-              </w:rPr>
-              <w:t xml:space="preserve"> ở bảng đặt tên. Điền tên rồi bấm Confirm để mở khoá.</w:t>
+                <w:color w:val="083336"/>
+                <w:sz w:val="20"/>
+              </w:rPr>
+              <w:t>-</w:t>
+            </w:r>
+            <w:r>
+              <w:rPr>
+                <w:b w:val="0"/>
+                <w:i w:val="0"/>
+              </w:rPr>
+              <w:t xml:space="preserve"> và bị mờ). Xem lại bảng ở mục 3.1.</w:t>
             </w:r>
           </w:p>
         </w:tc>
@@ -10998,7 +10558,7 @@
                 <w:b w:val="0"/>
                 <w:i w:val="0"/>
               </w:rPr>
-              <w:t>Bấm ô đỏ nhưng máy không phản ứng</w:t>
+              <w:t>Lưu WiFi xong máy mất kết nối</w:t>
             </w:r>
           </w:p>
         </w:tc>
@@ -11013,24 +10573,7 @@
                 <w:b w:val="0"/>
                 <w:i w:val="0"/>
               </w:rPr>
-              <w:t xml:space="preserve">Ở màn hình đó nút đỏ không có tác dụng (ô hiện dấu </w:t>
-            </w:r>
-            <w:r>
-              <w:rPr>
-                <w:rFonts w:ascii="Consolas" w:hAnsi="Consolas"/>
-                <w:b w:val="0"/>
-                <w:i w:val="0"/>
-                <w:color w:val="083336"/>
-                <w:sz w:val="20"/>
-              </w:rPr>
-              <w:t>-</w:t>
-            </w:r>
-            <w:r>
-              <w:rPr>
-                <w:b w:val="0"/>
-                <w:i w:val="0"/>
-              </w:rPr>
-              <w:t xml:space="preserve"> và bị mờ). Xem lại bảng ở mục 4.1.</w:t>
+              <w:t>Máy khởi động lại là đúng quy trình. Nối điện thoại vào mạng mới rồi mở lại trang.</w:t>
             </w:r>
           </w:p>
         </w:tc>
@@ -11047,7 +10590,28 @@
                 <w:b w:val="0"/>
                 <w:i w:val="0"/>
               </w:rPr>
-              <w:t>Lưu WiFi xong máy mất kết nối</w:t>
+              <w:t xml:space="preserve">Kênh báo </w:t>
+            </w:r>
+            <w:r>
+              <w:rPr>
+                <w:b/>
+                <w:i w:val="0"/>
+              </w:rPr>
+              <w:t>E</w:t>
+            </w:r>
+            <w:r>
+              <w:rPr>
+                <w:b w:val="0"/>
+                <w:i w:val="0"/>
+              </w:rPr>
+              <w:t xml:space="preserve"> hoặc </w:t>
+            </w:r>
+            <w:r>
+              <w:rPr>
+                <w:b/>
+                <w:i w:val="0"/>
+              </w:rPr>
+              <w:t>B</w:t>
             </w:r>
           </w:p>
         </w:tc>
@@ -11062,74 +10626,21 @@
                 <w:b w:val="0"/>
                 <w:i w:val="0"/>
               </w:rPr>
-              <w:t>Máy khởi động lại là đúng quy trình. Nối điện thoại vào mạng mới rồi mở lại trang.</w:t>
-            </w:r>
-          </w:p>
-        </w:tc>
-      </w:tr>
-      <w:tr>
-        <w:tc>
-          <w:tcPr>
-            <w:tcW w:type="dxa" w:w="4824"/>
-          </w:tcPr>
-          <w:p>
-            <w:r/>
+              <w:t xml:space="preserve">Kênh đo lỗi hoặc phép đo bị gián đoạn. </w:t>
+            </w:r>
+            <w:r>
+              <w:rPr>
+                <w:b/>
+                <w:i w:val="0"/>
+              </w:rPr>
+              <w:t>Không đọc là âm tính</w:t>
+            </w:r>
             <w:r>
               <w:rPr>
                 <w:b w:val="0"/>
                 <w:i w:val="0"/>
               </w:rPr>
-              <w:t xml:space="preserve">Giếng báo </w:t>
-            </w:r>
-            <w:r>
-              <w:rPr>
-                <w:b/>
-                <w:i w:val="0"/>
-              </w:rPr>
-              <w:t>E</w:t>
-            </w:r>
-            <w:r>
-              <w:rPr>
-                <w:b w:val="0"/>
-                <w:i w:val="0"/>
-              </w:rPr>
-              <w:t xml:space="preserve"> hoặc </w:t>
-            </w:r>
-            <w:r>
-              <w:rPr>
-                <w:b/>
-                <w:i w:val="0"/>
-              </w:rPr>
-              <w:t>B</w:t>
-            </w:r>
-          </w:p>
-        </w:tc>
-        <w:tc>
-          <w:tcPr>
-            <w:tcW w:type="dxa" w:w="4824"/>
-          </w:tcPr>
-          <w:p>
-            <w:r/>
-            <w:r>
-              <w:rPr>
-                <w:b w:val="0"/>
-                <w:i w:val="0"/>
-              </w:rPr>
-              <w:t xml:space="preserve">Kênh đo lỗi hoặc phép đo bị gián đoạn. </w:t>
-            </w:r>
-            <w:r>
-              <w:rPr>
-                <w:b/>
-                <w:i w:val="0"/>
-              </w:rPr>
-              <w:t>Không đọc là âm tính</w:t>
-            </w:r>
-            <w:r>
-              <w:rPr>
-                <w:b w:val="0"/>
-                <w:i w:val="0"/>
-              </w:rPr>
-              <w:t xml:space="preserve"> — phải chạy lại giếng đó.</w:t>
+              <w:t xml:space="preserve"> — phải chạy lại kênh đó.</w:t>
             </w:r>
           </w:p>
         </w:tc>
@@ -11155,7 +10666,7 @@
         <w:pStyle w:val="Heading1"/>
       </w:pPr>
       <w:r>
-        <w:t>10. Phụ lục — thông số mặc định</w:t>
+        <w:t>9. Phụ lục — thông số mặc định</w:t>
       </w:r>
     </w:p>
     <w:tbl>
@@ -11220,7 +10731,7 @@
                 <w:b w:val="0"/>
                 <w:i w:val="0"/>
               </w:rPr>
-              <w:t>Nhiệt độ buồng lysis</w:t>
+              <w:t>Nhiệt độ khối ly giải</w:t>
             </w:r>
           </w:p>
         </w:tc>
@@ -11252,7 +10763,7 @@
                 <w:b w:val="0"/>
                 <w:i w:val="0"/>
               </w:rPr>
-              <w:t>Thời gian ủ lysis</w:t>
+              <w:t>Thời gian ly giải</w:t>
             </w:r>
           </w:p>
         </w:tc>
@@ -11476,7 +10987,7 @@
                 <w:b w:val="0"/>
                 <w:i w:val="0"/>
               </w:rPr>
-              <w:t>Số giếng</w:t>
+              <w:t>Số kênh</w:t>
             </w:r>
           </w:p>
         </w:tc>
@@ -11572,7 +11083,7 @@
                 <w:b w:val="0"/>
                 <w:i w:val="0"/>
               </w:rPr>
-              <w:t>Số mẻ lưu trong máy</w:t>
+              <w:t>Số lần chạy lưu trong máy</w:t>
             </w:r>
           </w:p>
         </w:tc>
@@ -11587,53 +11098,7 @@
                 <w:b w:val="0"/>
                 <w:i w:val="0"/>
               </w:rPr>
-              <w:t>1 (mẻ gần nhất)</w:t>
-            </w:r>
-          </w:p>
-        </w:tc>
-      </w:tr>
-      <w:tr>
-        <w:tc>
-          <w:tcPr>
-            <w:tcW w:type="dxa" w:w="4824"/>
-          </w:tcPr>
-          <w:p>
-            <w:r/>
-            <w:r>
-              <w:rPr>
-                <w:b w:val="0"/>
-                <w:i w:val="0"/>
-              </w:rPr>
-              <w:t>Ngưỡng đổi sang giao diện hai cột</w:t>
-            </w:r>
-          </w:p>
-        </w:tc>
-        <w:tc>
-          <w:tcPr>
-            <w:tcW w:type="dxa" w:w="4824"/>
-          </w:tcPr>
-          <w:p>
-            <w:r/>
-            <w:r>
-              <w:rPr>
-                <w:b w:val="0"/>
-                <w:i w:val="0"/>
-              </w:rPr>
-              <w:t xml:space="preserve">rộng ≥ 820 px </w:t>
-            </w:r>
-            <w:r>
-              <w:rPr>
-                <w:b/>
-                <w:i w:val="0"/>
-              </w:rPr>
-              <w:t>và</w:t>
-            </w:r>
-            <w:r>
-              <w:rPr>
-                <w:b w:val="0"/>
-                <w:i w:val="0"/>
-              </w:rPr>
-              <w:t xml:space="preserve"> cao ≥ 600 px</w:t>
+              <w:t>1 (lần chạy gần nhất)</w:t>
             </w:r>
           </w:p>
         </w:tc>
@@ -11649,7 +11114,7 @@
         <w:pStyle w:val="Heading2"/>
       </w:pPr>
       <w:r>
-        <w:t>Danh mục bệnh chọn được cho từng giếng</w:t>
+        <w:t>Danh mục bệnh chọn được cho từng kênh</w:t>
       </w:r>
     </w:p>
     <w:p>
@@ -11671,7 +11136,7 @@
       </w:r>
     </w:p>
     <w:sectPr>
-      <w:footerReference w:type="default" r:id="rId35"/>
+      <w:footerReference w:type="default" r:id="rId38"/>
       <w:pgSz w:w="12240" w:h="15840"/>
       <w:pgMar w:top="1152" w:right="1296" w:bottom="1152" w:left="1296" w:header="720" w:footer="720" w:gutter="0"/>
       <w:cols w:space="720"/>
